--- a/2026otopark/PROJE.docx
+++ b/2026otopark/PROJE.docx
@@ -21,7 +21,7 @@
           <w:sz w:val="24"/>
           <w:szCs w:val="24"/>
         </w:rPr>
-        <w:t>PROJE_MASTER_BELGESI_V1</w:t>
+        <w:t>PROJE_MASTER_BELGESI</w:t>
       </w:r>
       <w:r>
         <w:rPr>
@@ -178,7 +178,6 @@
         <w:t xml:space="preserve">- </w:t>
       </w:r>
       <w:proofErr w:type="spellStart"/>
-      <w:proofErr w:type="gramStart"/>
       <w:r>
         <w:rPr>
           <w:b w:val="0"/>
@@ -189,7 +188,6 @@
         <w:t>uygulama,web</w:t>
       </w:r>
       <w:proofErr w:type="spellEnd"/>
-      <w:proofErr w:type="gramEnd"/>
       <w:r>
         <w:rPr>
           <w:b w:val="0"/>
@@ -257,9 +255,8 @@
           <w:sz w:val="24"/>
           <w:szCs w:val="24"/>
         </w:rPr>
-        <w:t xml:space="preserve">RPI </w:t>
-      </w:r>
-      <w:proofErr w:type="gramStart"/>
+        <w:t xml:space="preserve">RPI Kamera  </w:t>
+      </w:r>
       <w:r>
         <w:rPr>
           <w:b w:val="0"/>
@@ -267,8 +264,10 @@
           <w:sz w:val="24"/>
           <w:szCs w:val="24"/>
         </w:rPr>
-        <w:t xml:space="preserve">Kamera  </w:t>
-      </w:r>
+        <w:tab/>
+        <w:t xml:space="preserve">- Kamera Modül 3 Geniş Açı </w:t>
+      </w:r>
+      <w:proofErr w:type="spellStart"/>
       <w:r>
         <w:rPr>
           <w:b w:val="0"/>
@@ -276,19 +275,22 @@
           <w:sz w:val="24"/>
           <w:szCs w:val="24"/>
         </w:rPr>
-        <w:tab/>
-      </w:r>
-      <w:proofErr w:type="gramEnd"/>
-      <w:r>
+        <w:t>NoIR</w:t>
+      </w:r>
+      <w:proofErr w:type="spellEnd"/>
+    </w:p>
+    <w:p>
+      <w:pPr>
+        <w:pStyle w:val="Balk2"/>
+        <w:spacing w:before="0" w:beforeAutospacing="0" w:after="0" w:afterAutospacing="0"/>
+        <w:ind w:left="360"/>
         <w:rPr>
           <w:b w:val="0"/>
           <w:bCs w:val="0"/>
           <w:sz w:val="24"/>
           <w:szCs w:val="24"/>
         </w:rPr>
-        <w:t xml:space="preserve">- Kamera Modül 3 Geniş Açı </w:t>
-      </w:r>
-      <w:proofErr w:type="spellStart"/>
+      </w:pPr>
       <w:r>
         <w:rPr>
           <w:b w:val="0"/>
@@ -296,9 +298,18 @@
           <w:sz w:val="24"/>
           <w:szCs w:val="24"/>
         </w:rPr>
-        <w:t>NoIR</w:t>
-      </w:r>
-      <w:proofErr w:type="spellEnd"/>
+        <w:t>USB Kamera</w:t>
+      </w:r>
+      <w:r>
+        <w:rPr>
+          <w:b w:val="0"/>
+          <w:bCs w:val="0"/>
+          <w:sz w:val="24"/>
+          <w:szCs w:val="24"/>
+        </w:rPr>
+        <w:tab/>
+        <w:t>- saha kontrol</w:t>
+      </w:r>
     </w:p>
     <w:p>
       <w:pPr>
@@ -319,7 +330,7 @@
           <w:sz w:val="24"/>
           <w:szCs w:val="24"/>
         </w:rPr>
-        <w:t>USB Kamera</w:t>
+        <w:t>Motor1</w:t>
       </w:r>
       <w:r>
         <w:rPr>
@@ -329,7 +340,36 @@
           <w:szCs w:val="24"/>
         </w:rPr>
         <w:tab/>
-        <w:t>- saha kontrol</w:t>
+      </w:r>
+      <w:r>
+        <w:rPr>
+          <w:b w:val="0"/>
+          <w:bCs w:val="0"/>
+          <w:sz w:val="24"/>
+          <w:szCs w:val="24"/>
+        </w:rPr>
+        <w:tab/>
+        <w:t xml:space="preserve">- RPI </w:t>
+      </w:r>
+      <w:proofErr w:type="spellStart"/>
+      <w:r>
+        <w:rPr>
+          <w:b w:val="0"/>
+          <w:bCs w:val="0"/>
+          <w:sz w:val="24"/>
+          <w:szCs w:val="24"/>
+        </w:rPr>
+        <w:t>output</w:t>
+      </w:r>
+      <w:proofErr w:type="spellEnd"/>
+      <w:r>
+        <w:rPr>
+          <w:b w:val="0"/>
+          <w:bCs w:val="0"/>
+          <w:sz w:val="24"/>
+          <w:szCs w:val="24"/>
+        </w:rPr>
+        <w:t xml:space="preserve"> ile kontrol</w:t>
       </w:r>
     </w:p>
     <w:p>
@@ -338,60 +378,10 @@
         <w:spacing w:before="0" w:beforeAutospacing="0" w:after="0" w:afterAutospacing="0"/>
         <w:ind w:left="360"/>
         <w:rPr>
-          <w:b w:val="0"/>
-          <w:bCs w:val="0"/>
-          <w:sz w:val="24"/>
-          <w:szCs w:val="24"/>
-        </w:rPr>
-      </w:pPr>
-      <w:r>
-        <w:rPr>
-          <w:b w:val="0"/>
-          <w:bCs w:val="0"/>
-          <w:sz w:val="24"/>
-          <w:szCs w:val="24"/>
-        </w:rPr>
-        <w:t>Motor1</w:t>
-      </w:r>
-      <w:r>
-        <w:rPr>
-          <w:b w:val="0"/>
-          <w:bCs w:val="0"/>
-          <w:sz w:val="24"/>
-          <w:szCs w:val="24"/>
-        </w:rPr>
-        <w:tab/>
-      </w:r>
-      <w:r>
-        <w:rPr>
-          <w:b w:val="0"/>
-          <w:bCs w:val="0"/>
-          <w:sz w:val="24"/>
-          <w:szCs w:val="24"/>
-        </w:rPr>
-        <w:tab/>
-        <w:t xml:space="preserve">- RPI </w:t>
-      </w:r>
-      <w:proofErr w:type="spellStart"/>
-      <w:r>
-        <w:rPr>
-          <w:b w:val="0"/>
-          <w:bCs w:val="0"/>
-          <w:sz w:val="24"/>
-          <w:szCs w:val="24"/>
-        </w:rPr>
-        <w:t>output</w:t>
-      </w:r>
-      <w:proofErr w:type="spellEnd"/>
-      <w:r>
-        <w:rPr>
-          <w:b w:val="0"/>
-          <w:bCs w:val="0"/>
-          <w:sz w:val="24"/>
-          <w:szCs w:val="24"/>
-        </w:rPr>
-        <w:t xml:space="preserve"> ile kontrol</w:t>
-      </w:r>
+          <w:sz w:val="24"/>
+          <w:szCs w:val="24"/>
+        </w:rPr>
+      </w:pPr>
     </w:p>
     <w:p>
       <w:pPr>
@@ -403,6 +393,150 @@
           <w:szCs w:val="24"/>
         </w:rPr>
       </w:pPr>
+      <w:r>
+        <w:rPr>
+          <w:sz w:val="24"/>
+          <w:szCs w:val="24"/>
+        </w:rPr>
+        <w:br/>
+        <w:t>AKIS SENARYOSU:</w:t>
+      </w:r>
+    </w:p>
+    <w:p>
+      <w:pPr>
+        <w:pStyle w:val="Balk2"/>
+        <w:spacing w:after="0"/>
+        <w:ind w:left="360"/>
+        <w:rPr>
+          <w:sz w:val="24"/>
+          <w:szCs w:val="24"/>
+        </w:rPr>
+      </w:pPr>
+      <w:r>
+        <w:rPr>
+          <w:sz w:val="24"/>
+          <w:szCs w:val="24"/>
+        </w:rPr>
+        <w:t>Adım Adım Çalışma Örneği (Otopark Senaryosu)</w:t>
+      </w:r>
+    </w:p>
+    <w:p>
+      <w:pPr>
+        <w:pStyle w:val="Balk2"/>
+        <w:spacing w:after="0"/>
+        <w:ind w:left="360"/>
+        <w:rPr>
+          <w:sz w:val="24"/>
+          <w:szCs w:val="24"/>
+        </w:rPr>
+      </w:pPr>
+      <w:r>
+        <w:rPr>
+          <w:sz w:val="24"/>
+          <w:szCs w:val="24"/>
+        </w:rPr>
+        <w:t xml:space="preserve">​İlk Durum: Kullanıcı QR kodu okutur veya </w:t>
+      </w:r>
+      <w:proofErr w:type="spellStart"/>
+      <w:r>
+        <w:rPr>
+          <w:sz w:val="24"/>
+          <w:szCs w:val="24"/>
+        </w:rPr>
+        <w:t>WiFi</w:t>
+      </w:r>
+      <w:proofErr w:type="spellEnd"/>
+      <w:r>
+        <w:rPr>
+          <w:sz w:val="24"/>
+          <w:szCs w:val="24"/>
+        </w:rPr>
+        <w:t xml:space="preserve"> ağına bağlanır.</w:t>
+      </w:r>
+    </w:p>
+    <w:p>
+      <w:pPr>
+        <w:pStyle w:val="Balk2"/>
+        <w:spacing w:after="0"/>
+        <w:ind w:left="360"/>
+        <w:rPr>
+          <w:sz w:val="24"/>
+          <w:szCs w:val="24"/>
+        </w:rPr>
+      </w:pPr>
+      <w:r>
+        <w:rPr>
+          <w:sz w:val="24"/>
+          <w:szCs w:val="24"/>
+        </w:rPr>
+        <w:t xml:space="preserve">​Yönlendirme: </w:t>
+      </w:r>
+      <w:proofErr w:type="spellStart"/>
+      <w:r>
+        <w:rPr>
+          <w:sz w:val="24"/>
+          <w:szCs w:val="24"/>
+        </w:rPr>
+        <w:t>Django'nun</w:t>
+      </w:r>
+      <w:proofErr w:type="spellEnd"/>
+      <w:r>
+        <w:rPr>
+          <w:sz w:val="24"/>
+          <w:szCs w:val="24"/>
+        </w:rPr>
+        <w:t xml:space="preserve"> ana urls.py dosyası isteği yakalar ve </w:t>
+      </w:r>
+      <w:proofErr w:type="spellStart"/>
+      <w:r>
+        <w:rPr>
+          <w:sz w:val="24"/>
+          <w:szCs w:val="24"/>
+        </w:rPr>
+        <w:t>hello</w:t>
+      </w:r>
+      <w:proofErr w:type="spellEnd"/>
+      <w:r>
+        <w:rPr>
+          <w:sz w:val="24"/>
+          <w:szCs w:val="24"/>
+        </w:rPr>
+        <w:t xml:space="preserve"> uygulamasına yönlendirir.</w:t>
+      </w:r>
+    </w:p>
+    <w:p>
+      <w:pPr>
+        <w:pStyle w:val="Balk2"/>
+        <w:spacing w:after="0"/>
+        <w:ind w:left="360"/>
+        <w:rPr>
+          <w:sz w:val="24"/>
+          <w:szCs w:val="24"/>
+        </w:rPr>
+      </w:pPr>
+      <w:r>
+        <w:rPr>
+          <w:sz w:val="24"/>
+          <w:szCs w:val="24"/>
+        </w:rPr>
+        <w:t xml:space="preserve">​İşlem: views.py çalışır. "Bu kullanıcıda </w:t>
+      </w:r>
+      <w:proofErr w:type="spellStart"/>
+      <w:r>
+        <w:rPr>
+          <w:sz w:val="24"/>
+          <w:szCs w:val="24"/>
+        </w:rPr>
+        <w:t>cookie</w:t>
+      </w:r>
+      <w:proofErr w:type="spellEnd"/>
+      <w:r>
+        <w:rPr>
+          <w:sz w:val="24"/>
+          <w:szCs w:val="24"/>
+        </w:rPr>
+        <w:t xml:space="preserve"> var mı?" diye bakar.</w:t>
+      </w:r>
     </w:p>
     <w:p>
       <w:pPr>
@@ -419,15 +553,141 @@
           <w:sz w:val="24"/>
           <w:szCs w:val="24"/>
         </w:rPr>
+        <w:t xml:space="preserve">​Karar: Varsa direkt ödeme seçeneklerini, yoksa kayıt formunu (parking_form.html) </w:t>
+      </w:r>
+      <w:proofErr w:type="spellStart"/>
+      <w:r>
+        <w:rPr>
+          <w:sz w:val="24"/>
+          <w:szCs w:val="24"/>
+        </w:rPr>
+        <w:t>render</w:t>
+      </w:r>
+      <w:proofErr w:type="spellEnd"/>
+      <w:r>
+        <w:rPr>
+          <w:sz w:val="24"/>
+          <w:szCs w:val="24"/>
+        </w:rPr>
+        <w:t xml:space="preserve"> eder.</w:t>
+      </w:r>
+    </w:p>
+    <w:p>
+      <w:pPr>
+        <w:pStyle w:val="Balk2"/>
+        <w:spacing w:before="0" w:beforeAutospacing="0" w:after="0" w:afterAutospacing="0"/>
+        <w:ind w:left="360"/>
+        <w:rPr>
+          <w:sz w:val="24"/>
+          <w:szCs w:val="24"/>
+        </w:rPr>
+      </w:pPr>
+      <w:r>
+        <w:rPr>
+          <w:sz w:val="24"/>
+          <w:szCs w:val="24"/>
+        </w:rPr>
+        <w:t xml:space="preserve">​Sonuç: Kullanıcı formu doldurup gönderdiğinde akış tekrar başa döner ama bu sefer "POST" yöntemiyle veriler </w:t>
+      </w:r>
+      <w:proofErr w:type="spellStart"/>
+      <w:r>
+        <w:rPr>
+          <w:sz w:val="24"/>
+          <w:szCs w:val="24"/>
+        </w:rPr>
+        <w:t>views.py'ye</w:t>
+      </w:r>
+      <w:proofErr w:type="spellEnd"/>
+      <w:r>
+        <w:rPr>
+          <w:sz w:val="24"/>
+          <w:szCs w:val="24"/>
+        </w:rPr>
+        <w:t xml:space="preserve"> akar.</w:t>
+      </w:r>
+    </w:p>
+    <w:p>
+      <w:pPr>
+        <w:pStyle w:val="Balk2"/>
+        <w:spacing w:before="0" w:beforeAutospacing="0" w:after="0" w:afterAutospacing="0"/>
+        <w:ind w:left="360"/>
+        <w:rPr>
+          <w:sz w:val="24"/>
+          <w:szCs w:val="24"/>
+        </w:rPr>
+      </w:pPr>
+    </w:p>
+    <w:p>
+      <w:pPr>
+        <w:pStyle w:val="Balk2"/>
+        <w:spacing w:before="0" w:beforeAutospacing="0" w:after="0" w:afterAutospacing="0"/>
+        <w:ind w:left="360"/>
+        <w:rPr>
+          <w:sz w:val="24"/>
+          <w:szCs w:val="24"/>
+        </w:rPr>
+      </w:pPr>
+    </w:p>
+    <w:p>
+      <w:pPr>
+        <w:pStyle w:val="Balk2"/>
+        <w:spacing w:before="0" w:beforeAutospacing="0" w:after="0" w:afterAutospacing="0"/>
+        <w:ind w:left="360"/>
+        <w:rPr>
+          <w:sz w:val="24"/>
+          <w:szCs w:val="24"/>
+        </w:rPr>
+      </w:pPr>
+    </w:p>
+    <w:p>
+      <w:pPr>
+        <w:pStyle w:val="Balk2"/>
+        <w:spacing w:before="0" w:beforeAutospacing="0" w:after="0" w:afterAutospacing="0"/>
+        <w:ind w:left="360"/>
+        <w:rPr>
+          <w:sz w:val="24"/>
+          <w:szCs w:val="24"/>
+        </w:rPr>
+      </w:pPr>
+    </w:p>
+    <w:p>
+      <w:pPr>
+        <w:pStyle w:val="Balk2"/>
+        <w:spacing w:before="0" w:beforeAutospacing="0" w:after="0" w:afterAutospacing="0"/>
+        <w:ind w:left="360"/>
+        <w:rPr>
+          <w:sz w:val="24"/>
+          <w:szCs w:val="24"/>
+        </w:rPr>
+      </w:pPr>
+    </w:p>
+    <w:p>
+      <w:pPr>
+        <w:pStyle w:val="Balk2"/>
+        <w:spacing w:before="0" w:beforeAutospacing="0" w:after="0" w:afterAutospacing="0"/>
+        <w:ind w:left="360"/>
+        <w:rPr>
+          <w:sz w:val="24"/>
+          <w:szCs w:val="24"/>
+        </w:rPr>
+      </w:pPr>
+    </w:p>
+    <w:p>
+      <w:pPr>
+        <w:pStyle w:val="Balk2"/>
+        <w:spacing w:before="0" w:beforeAutospacing="0" w:after="0" w:afterAutospacing="0"/>
+        <w:ind w:left="360"/>
+        <w:rPr>
+          <w:sz w:val="24"/>
+          <w:szCs w:val="24"/>
+        </w:rPr>
+      </w:pPr>
+      <w:r>
+        <w:rPr>
+          <w:sz w:val="24"/>
+          <w:szCs w:val="24"/>
+        </w:rPr>
         <w:br/>
-        <w:t>AKIS SENARYOSU:</w:t>
-      </w:r>
-      <w:r>
-        <w:rPr>
-          <w:sz w:val="24"/>
-          <w:szCs w:val="24"/>
-        </w:rPr>
-        <w:br/>
       </w:r>
       <w:r>
         <w:rPr>
@@ -451,7 +711,6 @@
         <w:t xml:space="preserve"> </w:t>
       </w:r>
       <w:proofErr w:type="spellStart"/>
-      <w:proofErr w:type="gramStart"/>
       <w:r>
         <w:rPr>
           <w:sz w:val="24"/>
@@ -472,15 +731,7 @@
           <w:sz w:val="24"/>
           <w:szCs w:val="24"/>
         </w:rPr>
-        <w:t>;</w:t>
-      </w:r>
-      <w:proofErr w:type="gramEnd"/>
-      <w:r>
-        <w:rPr>
-          <w:sz w:val="24"/>
-          <w:szCs w:val="24"/>
-        </w:rPr>
-        <w:t xml:space="preserve"> </w:t>
+        <w:t xml:space="preserve">; </w:t>
       </w:r>
     </w:p>
     <w:p>
@@ -626,23 +877,7 @@
           <w:sz w:val="24"/>
           <w:szCs w:val="24"/>
         </w:rPr>
-        <w:t xml:space="preserve">bağlantı </w:t>
-      </w:r>
-      <w:proofErr w:type="gramStart"/>
-      <w:r>
-        <w:rPr>
-          <w:sz w:val="24"/>
-          <w:szCs w:val="24"/>
-        </w:rPr>
-        <w:t>imkanı</w:t>
-      </w:r>
-      <w:proofErr w:type="gramEnd"/>
-      <w:r>
-        <w:rPr>
-          <w:sz w:val="24"/>
-          <w:szCs w:val="24"/>
-        </w:rPr>
-        <w:t xml:space="preserve"> verecek. </w:t>
+        <w:t xml:space="preserve">bağlantı imkanı verecek. </w:t>
       </w:r>
     </w:p>
     <w:p>
@@ -802,21 +1037,12 @@
           <w:szCs w:val="24"/>
         </w:rPr>
       </w:pPr>
-      <w:proofErr w:type="gramStart"/>
-      <w:r>
-        <w:rPr>
-          <w:sz w:val="24"/>
-          <w:szCs w:val="24"/>
-        </w:rPr>
-        <w:t>ana</w:t>
-      </w:r>
-      <w:proofErr w:type="gramEnd"/>
-      <w:r>
-        <w:rPr>
-          <w:sz w:val="24"/>
-          <w:szCs w:val="24"/>
-        </w:rPr>
-        <w:t xml:space="preserve"> sayfada</w:t>
+      <w:r>
+        <w:rPr>
+          <w:sz w:val="24"/>
+          <w:szCs w:val="24"/>
+        </w:rPr>
+        <w:t>ana sayfada</w:t>
       </w:r>
       <w:r>
         <w:rPr>
@@ -900,7 +1126,15 @@
           <w:sz w:val="24"/>
           <w:szCs w:val="24"/>
         </w:rPr>
-        <w:t xml:space="preserve"> butonları olacak ve bu butonların her biri bir web sayfasını açacak.</w:t>
+        <w:t xml:space="preserve"> butonları olacak ve bu </w:t>
+      </w:r>
+      <w:r>
+        <w:rPr>
+          <w:sz w:val="24"/>
+          <w:szCs w:val="24"/>
+        </w:rPr>
+        <w:lastRenderedPageBreak/>
+        <w:t>butonların her biri bir web sayfasını açacak.</w:t>
       </w:r>
       <w:r>
         <w:rPr>
@@ -1192,15 +1426,7 @@
           <w:sz w:val="24"/>
           <w:szCs w:val="24"/>
         </w:rPr>
-        <w:t xml:space="preserve">, </w:t>
-      </w:r>
-      <w:proofErr w:type="gramStart"/>
-      <w:r>
-        <w:rPr>
-          <w:sz w:val="24"/>
-          <w:szCs w:val="24"/>
-        </w:rPr>
-        <w:t>abone ”bekleme</w:t>
+        <w:t>, abone ”bekleme</w:t>
       </w:r>
       <w:r>
         <w:rPr>
@@ -1209,7 +1435,6 @@
         </w:rPr>
         <w:t>de</w:t>
       </w:r>
-      <w:proofErr w:type="gramEnd"/>
       <w:r>
         <w:rPr>
           <w:sz w:val="24"/>
@@ -1457,17 +1682,98 @@
           <w:sz w:val="24"/>
           <w:szCs w:val="24"/>
         </w:rPr>
-        <w:t xml:space="preserve"> </w:t>
-      </w:r>
-      <w:proofErr w:type="gramStart"/>
-      <w:r>
-        <w:rPr>
-          <w:sz w:val="24"/>
-          <w:szCs w:val="24"/>
-        </w:rPr>
-        <w:t>kullanıcı</w:t>
-      </w:r>
-      <w:proofErr w:type="gramEnd"/>
+        <w:t xml:space="preserve"> kullanıcı “</w:t>
+      </w:r>
+      <w:proofErr w:type="spellStart"/>
+      <w:r>
+        <w:rPr>
+          <w:sz w:val="24"/>
+          <w:szCs w:val="24"/>
+        </w:rPr>
+        <w:t>orders</w:t>
+      </w:r>
+      <w:proofErr w:type="spellEnd"/>
+      <w:r>
+        <w:rPr>
+          <w:sz w:val="24"/>
+          <w:szCs w:val="24"/>
+        </w:rPr>
+        <w:t>” formunda “gün sayısını” girecek ve girdiği gün sayısına göre yapacağı ödeme kullanıcıya gösterilecek.  Gerekli bilgilerin girişini yapan kullanıcı bu sayfanın sonunda bulunan “Kayıt” butonuna basınca bilgileri “</w:t>
+      </w:r>
+      <w:proofErr w:type="spellStart"/>
+      <w:r>
+        <w:rPr>
+          <w:sz w:val="24"/>
+          <w:szCs w:val="24"/>
+        </w:rPr>
+        <w:t>user</w:t>
+      </w:r>
+      <w:proofErr w:type="spellEnd"/>
+      <w:r>
+        <w:rPr>
+          <w:sz w:val="24"/>
+          <w:szCs w:val="24"/>
+        </w:rPr>
+        <w:t>” tablosuna kayıt edilecek, “</w:t>
+      </w:r>
+      <w:proofErr w:type="spellStart"/>
+      <w:r>
+        <w:rPr>
+          <w:sz w:val="24"/>
+          <w:szCs w:val="24"/>
+        </w:rPr>
+        <w:t>orders</w:t>
+      </w:r>
+      <w:proofErr w:type="spellEnd"/>
+      <w:r>
+        <w:rPr>
+          <w:sz w:val="24"/>
+          <w:szCs w:val="24"/>
+        </w:rPr>
+        <w:t xml:space="preserve">” tablosunda bu kullanıcıya ait yeni bir kayıt açılacak, otopark kullanım başlangıç tarihi kayıt edilecek, belirlenen gün sayısı </w:t>
+      </w:r>
+      <w:r>
+        <w:rPr>
+          <w:sz w:val="24"/>
+          <w:szCs w:val="24"/>
+        </w:rPr>
+        <w:t>“0”</w:t>
+      </w:r>
+      <w:r>
+        <w:rPr>
+          <w:sz w:val="24"/>
+          <w:szCs w:val="24"/>
+        </w:rPr>
+        <w:t xml:space="preserve"> eklene</w:t>
+      </w:r>
+      <w:r>
+        <w:rPr>
+          <w:sz w:val="24"/>
+          <w:szCs w:val="24"/>
+        </w:rPr>
+        <w:t>cek</w:t>
+      </w:r>
+      <w:r>
+        <w:rPr>
+          <w:sz w:val="24"/>
+          <w:szCs w:val="24"/>
+        </w:rPr>
+        <w:t xml:space="preserve"> otopark kullanım bitiş tarihi </w:t>
+      </w:r>
+      <w:r>
+        <w:rPr>
+          <w:sz w:val="24"/>
+          <w:szCs w:val="24"/>
+        </w:rPr>
+        <w:t>boş kayıt</w:t>
+      </w:r>
+      <w:r>
+        <w:rPr>
+          <w:sz w:val="24"/>
+          <w:szCs w:val="24"/>
+        </w:rPr>
+        <w:t xml:space="preserve"> edilecek, aynı zamanda</w:t>
+      </w:r>
       <w:r>
         <w:rPr>
           <w:sz w:val="24"/>
@@ -1489,111 +1795,6 @@
           <w:sz w:val="24"/>
           <w:szCs w:val="24"/>
         </w:rPr>
-        <w:t>” formunda “gün sayısını” girecek ve girdiği gün sayısına göre yapacağı ödeme kullanıcıya gösterilecek.  Gerekli bilgilerin girişini yapan kullanıcı bu sayfanın sonunda bulunan “Kayıt” butonuna basınca bilgileri “</w:t>
-      </w:r>
-      <w:proofErr w:type="spellStart"/>
-      <w:r>
-        <w:rPr>
-          <w:sz w:val="24"/>
-          <w:szCs w:val="24"/>
-        </w:rPr>
-        <w:t>user</w:t>
-      </w:r>
-      <w:proofErr w:type="spellEnd"/>
-      <w:r>
-        <w:rPr>
-          <w:sz w:val="24"/>
-          <w:szCs w:val="24"/>
-        </w:rPr>
-        <w:t xml:space="preserve">” tablosuna kayıt </w:t>
-      </w:r>
-      <w:r>
-        <w:rPr>
-          <w:sz w:val="24"/>
-          <w:szCs w:val="24"/>
-        </w:rPr>
-        <w:lastRenderedPageBreak/>
-        <w:t>edilecek, “</w:t>
-      </w:r>
-      <w:proofErr w:type="spellStart"/>
-      <w:r>
-        <w:rPr>
-          <w:sz w:val="24"/>
-          <w:szCs w:val="24"/>
-        </w:rPr>
-        <w:t>orders</w:t>
-      </w:r>
-      <w:proofErr w:type="spellEnd"/>
-      <w:r>
-        <w:rPr>
-          <w:sz w:val="24"/>
-          <w:szCs w:val="24"/>
-        </w:rPr>
-        <w:t xml:space="preserve">” tablosunda bu kullanıcıya ait yeni bir kayıt açılacak, otopark kullanım başlangıç tarihi kayıt edilecek, belirlenen gün sayısı </w:t>
-      </w:r>
-      <w:r>
-        <w:rPr>
-          <w:sz w:val="24"/>
-          <w:szCs w:val="24"/>
-        </w:rPr>
-        <w:t>“0”</w:t>
-      </w:r>
-      <w:r>
-        <w:rPr>
-          <w:sz w:val="24"/>
-          <w:szCs w:val="24"/>
-        </w:rPr>
-        <w:t xml:space="preserve"> eklene</w:t>
-      </w:r>
-      <w:r>
-        <w:rPr>
-          <w:sz w:val="24"/>
-          <w:szCs w:val="24"/>
-        </w:rPr>
-        <w:t>cek</w:t>
-      </w:r>
-      <w:r>
-        <w:rPr>
-          <w:sz w:val="24"/>
-          <w:szCs w:val="24"/>
-        </w:rPr>
-        <w:t xml:space="preserve"> otopark kullanım bitiş tarihi </w:t>
-      </w:r>
-      <w:r>
-        <w:rPr>
-          <w:sz w:val="24"/>
-          <w:szCs w:val="24"/>
-        </w:rPr>
-        <w:t>boş kayıt</w:t>
-      </w:r>
-      <w:r>
-        <w:rPr>
-          <w:sz w:val="24"/>
-          <w:szCs w:val="24"/>
-        </w:rPr>
-        <w:t xml:space="preserve"> edilecek, aynı zamanda</w:t>
-      </w:r>
-      <w:r>
-        <w:rPr>
-          <w:sz w:val="24"/>
-          <w:szCs w:val="24"/>
-        </w:rPr>
-        <w:t xml:space="preserve"> “</w:t>
-      </w:r>
-      <w:proofErr w:type="spellStart"/>
-      <w:r>
-        <w:rPr>
-          <w:sz w:val="24"/>
-          <w:szCs w:val="24"/>
-        </w:rPr>
-        <w:t>orders</w:t>
-      </w:r>
-      <w:proofErr w:type="spellEnd"/>
-      <w:r>
-        <w:rPr>
-          <w:sz w:val="24"/>
-          <w:szCs w:val="24"/>
-        </w:rPr>
         <w:t xml:space="preserve">” tablosunda “durum” sahası </w:t>
       </w:r>
       <w:r>
@@ -1629,23 +1830,7 @@
           <w:sz w:val="24"/>
           <w:szCs w:val="24"/>
         </w:rPr>
-        <w:t xml:space="preserve">. Kullanıcıya durum </w:t>
-      </w:r>
-      <w:proofErr w:type="gramStart"/>
-      <w:r>
-        <w:rPr>
-          <w:sz w:val="24"/>
-          <w:szCs w:val="24"/>
-        </w:rPr>
-        <w:t>çubuğunda ”Ödeme</w:t>
-      </w:r>
-      <w:proofErr w:type="gramEnd"/>
-      <w:r>
-        <w:rPr>
-          <w:sz w:val="24"/>
-          <w:szCs w:val="24"/>
-        </w:rPr>
-        <w:t xml:space="preserve"> Yapınız” mesajı gösterilecek, “ödeme” sayfasına yönlendirilecek</w:t>
+        <w:t>. Kullanıcıya durum çubuğunda ”Ödeme Yapınız” mesajı gösterilecek, “ödeme” sayfasına yönlendirilecek</w:t>
       </w:r>
       <w:r>
         <w:rPr>
@@ -1824,7 +2009,6 @@
         <w:t>“</w:t>
       </w:r>
       <w:proofErr w:type="spellStart"/>
-      <w:proofErr w:type="gramStart"/>
       <w:r>
         <w:rPr>
           <w:sz w:val="24"/>
@@ -1833,7 +2017,6 @@
         <w:t>user</w:t>
       </w:r>
       <w:proofErr w:type="spellEnd"/>
-      <w:proofErr w:type="gramEnd"/>
       <w:r>
         <w:rPr>
           <w:sz w:val="24"/>
@@ -2198,7 +2381,6 @@
         <w:t xml:space="preserve"> mesajıyla birlikte “</w:t>
       </w:r>
       <w:proofErr w:type="spellStart"/>
-      <w:proofErr w:type="gramStart"/>
       <w:r>
         <w:rPr>
           <w:sz w:val="24"/>
@@ -2212,15 +2394,7 @@
           <w:sz w:val="24"/>
           <w:szCs w:val="24"/>
         </w:rPr>
-        <w:t>”  tablosunda</w:t>
-      </w:r>
-      <w:proofErr w:type="gramEnd"/>
-      <w:r>
-        <w:rPr>
-          <w:sz w:val="24"/>
-          <w:szCs w:val="24"/>
-        </w:rPr>
-        <w:t xml:space="preserve"> bulunan </w:t>
+        <w:t xml:space="preserve">”  tablosunda bulunan </w:t>
       </w:r>
       <w:r>
         <w:rPr>
@@ -2343,24 +2517,132 @@
           <w:sz w:val="24"/>
           <w:szCs w:val="24"/>
         </w:rPr>
+        <w:t>“otopark kullanımı” başlıklı, içeriği “</w:t>
+      </w:r>
+      <w:proofErr w:type="spellStart"/>
+      <w:r>
+        <w:rPr>
+          <w:sz w:val="24"/>
+          <w:szCs w:val="24"/>
+        </w:rPr>
+        <w:t>using</w:t>
+      </w:r>
+      <w:proofErr w:type="spellEnd"/>
+      <w:r>
+        <w:rPr>
+          <w:sz w:val="24"/>
+          <w:szCs w:val="24"/>
+        </w:rPr>
+        <w:t>” tablosundaki</w:t>
+      </w:r>
+      <w:r>
+        <w:rPr>
+          <w:sz w:val="24"/>
+          <w:szCs w:val="24"/>
+        </w:rPr>
+        <w:t xml:space="preserve"> “ku</w:t>
+      </w:r>
+      <w:r>
+        <w:rPr>
+          <w:sz w:val="24"/>
+          <w:szCs w:val="24"/>
+        </w:rPr>
+        <w:t>l</w:t>
+      </w:r>
+      <w:r>
+        <w:rPr>
+          <w:sz w:val="24"/>
+          <w:szCs w:val="24"/>
+        </w:rPr>
+        <w:t>lanım”</w:t>
+      </w:r>
+      <w:r>
+        <w:rPr>
+          <w:sz w:val="24"/>
+          <w:szCs w:val="24"/>
+        </w:rPr>
+        <w:t xml:space="preserve"> bilgiler</w:t>
+      </w:r>
+      <w:r>
+        <w:rPr>
+          <w:sz w:val="24"/>
+          <w:szCs w:val="24"/>
+        </w:rPr>
+        <w:t>i</w:t>
+      </w:r>
+      <w:r>
+        <w:rPr>
+          <w:sz w:val="24"/>
+          <w:szCs w:val="24"/>
+        </w:rPr>
+        <w:t xml:space="preserve"> olan bir sayfayı açan buton olacak. “Otopark kullanımı” butonuna tıklayan kullanıcı açılan sayfada “</w:t>
+      </w:r>
+      <w:proofErr w:type="spellStart"/>
+      <w:r>
+        <w:rPr>
+          <w:sz w:val="24"/>
+          <w:szCs w:val="24"/>
+        </w:rPr>
+        <w:t>using</w:t>
+      </w:r>
+      <w:proofErr w:type="spellEnd"/>
+      <w:r>
+        <w:rPr>
+          <w:sz w:val="24"/>
+          <w:szCs w:val="24"/>
+        </w:rPr>
+        <w:t xml:space="preserve">” tablosundaki </w:t>
+      </w:r>
+      <w:r>
+        <w:rPr>
+          <w:sz w:val="24"/>
+          <w:szCs w:val="24"/>
+        </w:rPr>
+        <w:t xml:space="preserve">“konu” su “kullanım” olan </w:t>
+      </w:r>
+      <w:r>
+        <w:rPr>
+          <w:sz w:val="24"/>
+          <w:szCs w:val="24"/>
+        </w:rPr>
+        <w:t xml:space="preserve">bilgilerin hepsini aynı anda görebilecek ve bu sayfada ana sayfaya dönüş için bir </w:t>
+      </w:r>
+      <w:r>
+        <w:rPr>
+          <w:sz w:val="24"/>
+          <w:szCs w:val="24"/>
+        </w:rPr>
+        <w:lastRenderedPageBreak/>
+        <w:t>“geri ok” butonu bulunacak</w:t>
+      </w:r>
+      <w:r>
+        <w:rPr>
+          <w:sz w:val="24"/>
+          <w:szCs w:val="24"/>
+        </w:rPr>
+        <w:t>.</w:t>
+      </w:r>
+      <w:r>
+        <w:rPr>
+          <w:sz w:val="24"/>
+          <w:szCs w:val="24"/>
+        </w:rPr>
+        <w:t xml:space="preserve"> </w:t>
+      </w:r>
+      <w:r>
+        <w:rPr>
+          <w:sz w:val="24"/>
+          <w:szCs w:val="24"/>
+        </w:rPr>
+        <w:t xml:space="preserve"> </w:t>
+      </w:r>
+      <w:r>
+        <w:rPr>
+          <w:sz w:val="24"/>
+          <w:szCs w:val="24"/>
+        </w:rPr>
         <w:t>“</w:t>
       </w:r>
-      <w:proofErr w:type="gramStart"/>
-      <w:r>
-        <w:rPr>
-          <w:sz w:val="24"/>
-          <w:szCs w:val="24"/>
-        </w:rPr>
-        <w:t>otopark</w:t>
-      </w:r>
-      <w:proofErr w:type="gramEnd"/>
-      <w:r>
-        <w:rPr>
-          <w:sz w:val="24"/>
-          <w:szCs w:val="24"/>
-        </w:rPr>
-        <w:t xml:space="preserve"> kullanımı” başlıklı, içeriği “</w:t>
-      </w:r>
       <w:proofErr w:type="spellStart"/>
       <w:r>
         <w:rPr>
@@ -2370,124 +2652,6 @@
         <w:t>using</w:t>
       </w:r>
       <w:proofErr w:type="spellEnd"/>
-      <w:r>
-        <w:rPr>
-          <w:sz w:val="24"/>
-          <w:szCs w:val="24"/>
-        </w:rPr>
-        <w:t>” tablosundaki</w:t>
-      </w:r>
-      <w:r>
-        <w:rPr>
-          <w:sz w:val="24"/>
-          <w:szCs w:val="24"/>
-        </w:rPr>
-        <w:t xml:space="preserve"> “ku</w:t>
-      </w:r>
-      <w:r>
-        <w:rPr>
-          <w:sz w:val="24"/>
-          <w:szCs w:val="24"/>
-        </w:rPr>
-        <w:t>l</w:t>
-      </w:r>
-      <w:r>
-        <w:rPr>
-          <w:sz w:val="24"/>
-          <w:szCs w:val="24"/>
-        </w:rPr>
-        <w:t>lanım”</w:t>
-      </w:r>
-      <w:r>
-        <w:rPr>
-          <w:sz w:val="24"/>
-          <w:szCs w:val="24"/>
-        </w:rPr>
-        <w:t xml:space="preserve"> bilgiler</w:t>
-      </w:r>
-      <w:r>
-        <w:rPr>
-          <w:sz w:val="24"/>
-          <w:szCs w:val="24"/>
-        </w:rPr>
-        <w:t>i</w:t>
-      </w:r>
-      <w:r>
-        <w:rPr>
-          <w:sz w:val="24"/>
-          <w:szCs w:val="24"/>
-        </w:rPr>
-        <w:t xml:space="preserve"> olan bir sayfayı açan buton olacak. “Otopark kullanımı” butonuna tıklayan kullanıcı açılan sayfada “</w:t>
-      </w:r>
-      <w:proofErr w:type="spellStart"/>
-      <w:r>
-        <w:rPr>
-          <w:sz w:val="24"/>
-          <w:szCs w:val="24"/>
-        </w:rPr>
-        <w:t>using</w:t>
-      </w:r>
-      <w:proofErr w:type="spellEnd"/>
-      <w:r>
-        <w:rPr>
-          <w:sz w:val="24"/>
-          <w:szCs w:val="24"/>
-        </w:rPr>
-        <w:t xml:space="preserve">” tablosundaki </w:t>
-      </w:r>
-      <w:r>
-        <w:rPr>
-          <w:sz w:val="24"/>
-          <w:szCs w:val="24"/>
-        </w:rPr>
-        <w:t xml:space="preserve">“konu” su “kullanım” olan </w:t>
-      </w:r>
-      <w:r>
-        <w:rPr>
-          <w:sz w:val="24"/>
-          <w:szCs w:val="24"/>
-        </w:rPr>
-        <w:t>bilgilerin hepsini aynı anda görebilecek ve bu sayfada ana sayfaya dönüş için bir “geri ok” butonu bulunacak</w:t>
-      </w:r>
-      <w:r>
-        <w:rPr>
-          <w:sz w:val="24"/>
-          <w:szCs w:val="24"/>
-        </w:rPr>
-        <w:t>.</w:t>
-      </w:r>
-      <w:r>
-        <w:rPr>
-          <w:sz w:val="24"/>
-          <w:szCs w:val="24"/>
-        </w:rPr>
-        <w:t xml:space="preserve"> </w:t>
-      </w:r>
-      <w:r>
-        <w:rPr>
-          <w:sz w:val="24"/>
-          <w:szCs w:val="24"/>
-        </w:rPr>
-        <w:t xml:space="preserve"> </w:t>
-      </w:r>
-      <w:r>
-        <w:rPr>
-          <w:sz w:val="24"/>
-          <w:szCs w:val="24"/>
-        </w:rPr>
-        <w:t>“</w:t>
-      </w:r>
-      <w:proofErr w:type="spellStart"/>
-      <w:proofErr w:type="gramStart"/>
-      <w:r>
-        <w:rPr>
-          <w:sz w:val="24"/>
-          <w:szCs w:val="24"/>
-        </w:rPr>
-        <w:t>using</w:t>
-      </w:r>
-      <w:proofErr w:type="spellEnd"/>
-      <w:proofErr w:type="gramEnd"/>
       <w:r>
         <w:rPr>
           <w:sz w:val="24"/>
@@ -2576,21 +2740,12 @@
           <w:szCs w:val="24"/>
         </w:rPr>
       </w:pPr>
-      <w:proofErr w:type="gramStart"/>
-      <w:r>
-        <w:rPr>
-          <w:sz w:val="24"/>
-          <w:szCs w:val="24"/>
-        </w:rPr>
-        <w:t>otoparkı</w:t>
-      </w:r>
-      <w:proofErr w:type="gramEnd"/>
-      <w:r>
-        <w:rPr>
-          <w:sz w:val="24"/>
-          <w:szCs w:val="24"/>
-        </w:rPr>
-        <w:t xml:space="preserve"> kullanmak </w:t>
+      <w:r>
+        <w:rPr>
+          <w:sz w:val="24"/>
+          <w:szCs w:val="24"/>
+        </w:rPr>
+        <w:t xml:space="preserve">otoparkı kullanmak </w:t>
       </w:r>
       <w:r>
         <w:rPr>
@@ -2843,7 +2998,6 @@
           <w:szCs w:val="24"/>
         </w:rPr>
       </w:pPr>
-      <w:proofErr w:type="gramStart"/>
       <w:r>
         <w:rPr>
           <w:sz w:val="24"/>
@@ -2856,15 +3010,7 @@
           <w:sz w:val="24"/>
           <w:szCs w:val="24"/>
         </w:rPr>
-        <w:t>önetici</w:t>
-      </w:r>
-      <w:proofErr w:type="gramEnd"/>
-      <w:r>
-        <w:rPr>
-          <w:sz w:val="24"/>
-          <w:szCs w:val="24"/>
-        </w:rPr>
-        <w:t xml:space="preserve"> </w:t>
+        <w:t xml:space="preserve">önetici </w:t>
       </w:r>
       <w:proofErr w:type="spellStart"/>
       <w:r>
@@ -2931,21 +3077,12 @@
           <w:szCs w:val="24"/>
         </w:rPr>
       </w:pPr>
-      <w:proofErr w:type="gramStart"/>
-      <w:r>
-        <w:rPr>
-          <w:sz w:val="24"/>
-          <w:szCs w:val="24"/>
-        </w:rPr>
-        <w:t>yönetici</w:t>
-      </w:r>
-      <w:proofErr w:type="gramEnd"/>
-      <w:r>
-        <w:rPr>
-          <w:sz w:val="24"/>
-          <w:szCs w:val="24"/>
-        </w:rPr>
-        <w:t xml:space="preserve"> parolası </w:t>
+      <w:r>
+        <w:rPr>
+          <w:sz w:val="24"/>
+          <w:szCs w:val="24"/>
+        </w:rPr>
+        <w:t xml:space="preserve">yönetici parolası </w:t>
       </w:r>
       <w:proofErr w:type="spellStart"/>
       <w:r>
@@ -2993,21 +3130,12 @@
           <w:szCs w:val="24"/>
         </w:rPr>
       </w:pPr>
-      <w:proofErr w:type="gramStart"/>
-      <w:r>
-        <w:rPr>
-          <w:sz w:val="24"/>
-          <w:szCs w:val="24"/>
-        </w:rPr>
-        <w:t>yönetici</w:t>
-      </w:r>
-      <w:proofErr w:type="gramEnd"/>
-      <w:r>
-        <w:rPr>
-          <w:sz w:val="24"/>
-          <w:szCs w:val="24"/>
-        </w:rPr>
-        <w:t xml:space="preserve"> bu sayfa aracılığı ile veri tabanında istediği bilgileri </w:t>
+      <w:r>
+        <w:rPr>
+          <w:sz w:val="24"/>
+          <w:szCs w:val="24"/>
+        </w:rPr>
+        <w:t xml:space="preserve">yönetici bu sayfa aracılığı ile veri tabanında istediği bilgileri </w:t>
       </w:r>
       <w:r>
         <w:rPr>
@@ -3059,21 +3187,12 @@
           <w:szCs w:val="24"/>
         </w:rPr>
       </w:pPr>
-      <w:proofErr w:type="gramStart"/>
-      <w:r>
-        <w:rPr>
-          <w:sz w:val="24"/>
-          <w:szCs w:val="24"/>
-        </w:rPr>
-        <w:t>yönetici</w:t>
-      </w:r>
-      <w:proofErr w:type="gramEnd"/>
-      <w:r>
-        <w:rPr>
-          <w:sz w:val="24"/>
-          <w:szCs w:val="24"/>
-        </w:rPr>
-        <w:t xml:space="preserve"> bu sayfada otopark kullanım koşullarını </w:t>
+      <w:r>
+        <w:rPr>
+          <w:sz w:val="24"/>
+          <w:szCs w:val="24"/>
+        </w:rPr>
+        <w:t xml:space="preserve">yönetici bu sayfada otopark kullanım koşullarını </w:t>
       </w:r>
       <w:proofErr w:type="spellStart"/>
       <w:r>
@@ -3160,31 +3279,14 @@
           <w:sz w:val="24"/>
           <w:szCs w:val="24"/>
         </w:rPr>
-        <w:lastRenderedPageBreak/>
-        <w:t xml:space="preserve">VERİ </w:t>
-      </w:r>
-      <w:proofErr w:type="gramStart"/>
-      <w:r>
-        <w:rPr>
-          <w:sz w:val="24"/>
-          <w:szCs w:val="24"/>
-        </w:rPr>
-        <w:t xml:space="preserve">TABANI </w:t>
-      </w:r>
-      <w:r>
-        <w:rPr>
-          <w:sz w:val="24"/>
-          <w:szCs w:val="24"/>
-        </w:rPr>
-        <w:t>-</w:t>
-      </w:r>
-      <w:proofErr w:type="gramEnd"/>
-      <w:r>
-        <w:rPr>
-          <w:sz w:val="24"/>
-          <w:szCs w:val="24"/>
-        </w:rPr>
-        <w:t xml:space="preserve"> </w:t>
+        <w:t xml:space="preserve">VERİ TABANI </w:t>
+      </w:r>
+      <w:r>
+        <w:rPr>
+          <w:sz w:val="24"/>
+          <w:szCs w:val="24"/>
+        </w:rPr>
+        <w:t xml:space="preserve">- </w:t>
       </w:r>
       <w:r>
         <w:rPr>
@@ -3256,23 +3358,7 @@
           <w:sz w:val="24"/>
           <w:szCs w:val="24"/>
         </w:rPr>
-        <w:t xml:space="preserve"> </w:t>
-      </w:r>
-      <w:proofErr w:type="gramStart"/>
-      <w:r>
-        <w:rPr>
-          <w:sz w:val="24"/>
-          <w:szCs w:val="24"/>
-        </w:rPr>
-        <w:t>tablosu(</w:t>
-      </w:r>
-      <w:proofErr w:type="gramEnd"/>
-      <w:r>
-        <w:rPr>
-          <w:sz w:val="24"/>
-          <w:szCs w:val="24"/>
-        </w:rPr>
-        <w:t xml:space="preserve">kod </w:t>
+        <w:t xml:space="preserve"> tablosu(kod </w:t>
       </w:r>
       <w:proofErr w:type="spellStart"/>
       <w:r>
@@ -3367,7 +3453,6 @@
         <w:t>“</w:t>
       </w:r>
       <w:proofErr w:type="spellStart"/>
-      <w:proofErr w:type="gramStart"/>
       <w:r>
         <w:rPr>
           <w:sz w:val="24"/>
@@ -3376,7 +3461,6 @@
         <w:t>user</w:t>
       </w:r>
       <w:proofErr w:type="spellEnd"/>
-      <w:proofErr w:type="gramEnd"/>
       <w:r>
         <w:rPr>
           <w:sz w:val="24"/>
@@ -3798,7 +3882,6 @@
         <w:t>“</w:t>
       </w:r>
       <w:proofErr w:type="spellStart"/>
-      <w:proofErr w:type="gramStart"/>
       <w:r>
         <w:rPr>
           <w:sz w:val="24"/>
@@ -3807,7 +3890,6 @@
         <w:t>rights</w:t>
       </w:r>
       <w:proofErr w:type="spellEnd"/>
-      <w:proofErr w:type="gramEnd"/>
       <w:r>
         <w:rPr>
           <w:sz w:val="24"/>
@@ -4070,37 +4152,136 @@
           <w:sz w:val="24"/>
           <w:szCs w:val="24"/>
         </w:rPr>
+        <w:t xml:space="preserve">“durum” sahası, {“BEKLEMEDE”,”AKTİF”,”BİTTİ”,”BORÇLU”} olarak değiştirilebilir olmalı, “beklemede” kullanıcının web üzerinden istek yaptığını ödemenin beklendiği, “aktif” ödemenin yapıldığı ve kayıtta belirtilen tarihlerde (bu tarihler dahil) otoparka giriş-çıkış yapılabileceği, “bitti” ise daha önceden yapılan ödemelere ait sürelerin bittiğini belirtmek üzere kullanılacak. Aktif kayıtlar her </w:t>
+      </w:r>
+      <w:r>
+        <w:rPr>
+          <w:sz w:val="24"/>
+          <w:szCs w:val="24"/>
+        </w:rPr>
+        <w:t>saat</w:t>
+      </w:r>
+      <w:r>
+        <w:rPr>
+          <w:sz w:val="24"/>
+          <w:szCs w:val="24"/>
+        </w:rPr>
+        <w:t xml:space="preserve"> başlangıcında kontrol edilecek ve </w:t>
+      </w:r>
+      <w:r>
+        <w:rPr>
+          <w:sz w:val="24"/>
+          <w:szCs w:val="24"/>
+        </w:rPr>
         <w:t>“</w:t>
       </w:r>
-      <w:proofErr w:type="gramStart"/>
-      <w:r>
-        <w:rPr>
-          <w:sz w:val="24"/>
-          <w:szCs w:val="24"/>
-        </w:rPr>
-        <w:t>durum</w:t>
-      </w:r>
-      <w:proofErr w:type="gramEnd"/>
-      <w:r>
-        <w:rPr>
-          <w:sz w:val="24"/>
-          <w:szCs w:val="24"/>
-        </w:rPr>
-        <w:t xml:space="preserve">” sahası, {“BEKLEMEDE”,”AKTİF”,”BİTTİ”,”BORÇLU”} olarak değiştirilebilir olmalı, “beklemede” kullanıcının web üzerinden istek yaptığını ödemenin beklendiği, “aktif” ödemenin yapıldığı ve kayıtta belirtilen tarihlerde (bu tarihler dahil) otoparka giriş-çıkış yapılabileceği, “bitti” ise daha önceden yapılan ödemelere ait sürelerin bittiğini belirtmek üzere kullanılacak. Aktif kayıtlar her </w:t>
-      </w:r>
-      <w:r>
-        <w:rPr>
-          <w:sz w:val="24"/>
-          <w:szCs w:val="24"/>
-        </w:rPr>
-        <w:t>saat</w:t>
-      </w:r>
-      <w:r>
-        <w:rPr>
-          <w:sz w:val="24"/>
-          <w:szCs w:val="24"/>
-        </w:rPr>
-        <w:t xml:space="preserve"> başlangıcında kontrol edilecek ve </w:t>
+      <w:proofErr w:type="spellStart"/>
+      <w:r>
+        <w:rPr>
+          <w:sz w:val="24"/>
+          <w:szCs w:val="24"/>
+        </w:rPr>
+        <w:t>start_clock</w:t>
+      </w:r>
+      <w:proofErr w:type="spellEnd"/>
+      <w:r>
+        <w:rPr>
+          <w:sz w:val="24"/>
+          <w:szCs w:val="24"/>
+        </w:rPr>
+        <w:t xml:space="preserve">” sahası zaman olarak geçti ve </w:t>
+      </w:r>
+      <w:proofErr w:type="spellStart"/>
+      <w:r>
+        <w:rPr>
+          <w:sz w:val="24"/>
+          <w:szCs w:val="24"/>
+        </w:rPr>
+        <w:t>finish_date</w:t>
+      </w:r>
+      <w:proofErr w:type="spellEnd"/>
+      <w:r>
+        <w:rPr>
+          <w:sz w:val="24"/>
+          <w:szCs w:val="24"/>
+        </w:rPr>
+        <w:t xml:space="preserve"> günün tarihinde veya daha sonraki bir tarihte ise</w:t>
+      </w:r>
+      <w:r>
+        <w:rPr>
+          <w:sz w:val="24"/>
+          <w:szCs w:val="24"/>
+        </w:rPr>
+        <w:t xml:space="preserve"> “durum” sahası “bitti” olarak değiştirilecek. </w:t>
+      </w:r>
+      <w:proofErr w:type="spellStart"/>
+      <w:r>
+        <w:rPr>
+          <w:sz w:val="24"/>
+          <w:szCs w:val="24"/>
+        </w:rPr>
+        <w:t>RPi</w:t>
+      </w:r>
+      <w:proofErr w:type="spellEnd"/>
+      <w:r>
+        <w:rPr>
+          <w:sz w:val="24"/>
+          <w:szCs w:val="24"/>
+        </w:rPr>
+        <w:t xml:space="preserve"> sürekli açık kalacağı için, </w:t>
+      </w:r>
+      <w:proofErr w:type="spellStart"/>
+      <w:r>
+        <w:rPr>
+          <w:sz w:val="24"/>
+          <w:szCs w:val="24"/>
+        </w:rPr>
+        <w:t>Python</w:t>
+      </w:r>
+      <w:proofErr w:type="spellEnd"/>
+      <w:r>
+        <w:rPr>
+          <w:sz w:val="24"/>
+          <w:szCs w:val="24"/>
+        </w:rPr>
+        <w:t xml:space="preserve"> içinde arka planda çalışan bir </w:t>
+      </w:r>
+      <w:proofErr w:type="spellStart"/>
+      <w:r>
+        <w:rPr>
+          <w:sz w:val="24"/>
+          <w:szCs w:val="24"/>
+        </w:rPr>
+        <w:t>APScheduler</w:t>
+      </w:r>
+      <w:proofErr w:type="spellEnd"/>
+      <w:r>
+        <w:rPr>
+          <w:sz w:val="24"/>
+          <w:szCs w:val="24"/>
+        </w:rPr>
+        <w:t xml:space="preserve"> (zamanlanmış görev) ekleyerek her </w:t>
+      </w:r>
+      <w:r>
+        <w:rPr>
+          <w:sz w:val="24"/>
+          <w:szCs w:val="24"/>
+        </w:rPr>
+        <w:t xml:space="preserve">saat başı </w:t>
+      </w:r>
+      <w:r>
+        <w:rPr>
+          <w:sz w:val="24"/>
+          <w:szCs w:val="24"/>
+        </w:rPr>
+        <w:t>"durum" güncellemelerini otomatik yapabiliriz.</w:t>
+      </w:r>
+      <w:r>
+        <w:rPr>
+          <w:sz w:val="24"/>
+          <w:szCs w:val="24"/>
+        </w:rPr>
+        <w:t xml:space="preserve">  plakaya ait “aktif” kayıt yoksa otopark kapısı kullanıcıya açılmayacak. Kullanıcı ve plaka aynı anlamda kullanılmıştır. bir plakaya ait birden fazla “aktif” kayıt olabilir. </w:t>
       </w:r>
       <w:r>
         <w:rPr>
@@ -4115,158 +4296,9 @@
           <w:sz w:val="24"/>
           <w:szCs w:val="24"/>
         </w:rPr>
-        <w:t>start_clock</w:t>
-      </w:r>
-      <w:proofErr w:type="spellEnd"/>
-      <w:r>
-        <w:rPr>
-          <w:sz w:val="24"/>
-          <w:szCs w:val="24"/>
-        </w:rPr>
-        <w:t xml:space="preserve">” sahası zaman olarak geçti ve </w:t>
-      </w:r>
-      <w:proofErr w:type="spellStart"/>
-      <w:r>
-        <w:rPr>
-          <w:sz w:val="24"/>
-          <w:szCs w:val="24"/>
-        </w:rPr>
-        <w:t>finish_date</w:t>
-      </w:r>
-      <w:proofErr w:type="spellEnd"/>
-      <w:r>
-        <w:rPr>
-          <w:sz w:val="24"/>
-          <w:szCs w:val="24"/>
-        </w:rPr>
-        <w:t xml:space="preserve"> günün tarihinde veya daha sonraki bir tarihte ise</w:t>
-      </w:r>
-      <w:r>
-        <w:rPr>
-          <w:sz w:val="24"/>
-          <w:szCs w:val="24"/>
-        </w:rPr>
-        <w:t xml:space="preserve"> “durum” sahası “bitti” olarak değiştirilecek. </w:t>
-      </w:r>
-      <w:proofErr w:type="spellStart"/>
-      <w:r>
-        <w:rPr>
-          <w:sz w:val="24"/>
-          <w:szCs w:val="24"/>
-        </w:rPr>
-        <w:t>RPi</w:t>
-      </w:r>
-      <w:proofErr w:type="spellEnd"/>
-      <w:r>
-        <w:rPr>
-          <w:sz w:val="24"/>
-          <w:szCs w:val="24"/>
-        </w:rPr>
-        <w:t xml:space="preserve"> sürekli açık kalacağı için, </w:t>
-      </w:r>
-      <w:proofErr w:type="spellStart"/>
-      <w:r>
-        <w:rPr>
-          <w:sz w:val="24"/>
-          <w:szCs w:val="24"/>
-        </w:rPr>
-        <w:t>Python</w:t>
-      </w:r>
-      <w:proofErr w:type="spellEnd"/>
-      <w:r>
-        <w:rPr>
-          <w:sz w:val="24"/>
-          <w:szCs w:val="24"/>
-        </w:rPr>
-        <w:t xml:space="preserve"> içinde arka planda çalışan bir </w:t>
-      </w:r>
-      <w:proofErr w:type="spellStart"/>
-      <w:r>
-        <w:rPr>
-          <w:sz w:val="24"/>
-          <w:szCs w:val="24"/>
-        </w:rPr>
-        <w:t>APScheduler</w:t>
-      </w:r>
-      <w:proofErr w:type="spellEnd"/>
-      <w:r>
-        <w:rPr>
-          <w:sz w:val="24"/>
-          <w:szCs w:val="24"/>
-        </w:rPr>
-        <w:t xml:space="preserve"> (zamanlanmış görev) ekleyerek her </w:t>
-      </w:r>
-      <w:r>
-        <w:rPr>
-          <w:sz w:val="24"/>
-          <w:szCs w:val="24"/>
-        </w:rPr>
-        <w:t xml:space="preserve">saat başı </w:t>
-      </w:r>
-      <w:r>
-        <w:rPr>
-          <w:sz w:val="24"/>
-          <w:szCs w:val="24"/>
-        </w:rPr>
-        <w:t>"durum" güncellemelerini otomatik yapabiliriz.</w:t>
-      </w:r>
-      <w:r>
-        <w:rPr>
-          <w:sz w:val="24"/>
-          <w:szCs w:val="24"/>
-        </w:rPr>
-        <w:t xml:space="preserve">  </w:t>
-      </w:r>
-      <w:proofErr w:type="gramStart"/>
-      <w:r>
-        <w:rPr>
-          <w:sz w:val="24"/>
-          <w:szCs w:val="24"/>
-        </w:rPr>
-        <w:t>plakaya</w:t>
-      </w:r>
-      <w:proofErr w:type="gramEnd"/>
-      <w:r>
-        <w:rPr>
-          <w:sz w:val="24"/>
-          <w:szCs w:val="24"/>
-        </w:rPr>
-        <w:t xml:space="preserve"> ait “aktif” kayıt yoksa otopark kapısı kullanıcıya açılmayacak. Kullanıcı ve plaka aynı anlamda kullanılmıştır. </w:t>
-      </w:r>
-      <w:proofErr w:type="gramStart"/>
-      <w:r>
-        <w:rPr>
-          <w:sz w:val="24"/>
-          <w:szCs w:val="24"/>
-        </w:rPr>
-        <w:t>bir</w:t>
-      </w:r>
-      <w:proofErr w:type="gramEnd"/>
-      <w:r>
-        <w:rPr>
-          <w:sz w:val="24"/>
-          <w:szCs w:val="24"/>
-        </w:rPr>
-        <w:t xml:space="preserve"> plakaya ait birden fazla “aktif” kayıt olabilir. </w:t>
-      </w:r>
-      <w:r>
-        <w:rPr>
-          <w:sz w:val="24"/>
-          <w:szCs w:val="24"/>
-        </w:rPr>
-        <w:t>“</w:t>
-      </w:r>
-      <w:proofErr w:type="spellStart"/>
-      <w:proofErr w:type="gramStart"/>
-      <w:r>
-        <w:rPr>
-          <w:sz w:val="24"/>
-          <w:szCs w:val="24"/>
-        </w:rPr>
         <w:t>user</w:t>
       </w:r>
       <w:proofErr w:type="spellEnd"/>
-      <w:proofErr w:type="gramEnd"/>
       <w:r>
         <w:rPr>
           <w:sz w:val="24"/>
@@ -4325,7 +4357,15 @@
           <w:sz w:val="24"/>
           <w:szCs w:val="24"/>
         </w:rPr>
-        <w:t>” sahası çıkış tarihi ile ve “durum” sahası ise “borçlu” olarak değiştirilecektir</w:t>
+        <w:t xml:space="preserve">” </w:t>
+      </w:r>
+      <w:r>
+        <w:rPr>
+          <w:sz w:val="24"/>
+          <w:szCs w:val="24"/>
+        </w:rPr>
+        <w:lastRenderedPageBreak/>
+        <w:t>sahası çıkış tarihi ile ve “durum” sahası ise “borçlu” olarak değiştirilecektir</w:t>
       </w:r>
     </w:p>
     <w:p>
@@ -4349,7 +4389,6 @@
         <w:t>“</w:t>
       </w:r>
       <w:proofErr w:type="spellStart"/>
-      <w:proofErr w:type="gramStart"/>
       <w:r>
         <w:rPr>
           <w:sz w:val="24"/>
@@ -4358,7 +4397,6 @@
         <w:t>user</w:t>
       </w:r>
       <w:proofErr w:type="spellEnd"/>
-      <w:proofErr w:type="gramEnd"/>
       <w:r>
         <w:rPr>
           <w:sz w:val="24"/>
@@ -4810,21 +4848,12 @@
           <w:szCs w:val="24"/>
         </w:rPr>
       </w:pPr>
-      <w:proofErr w:type="gramStart"/>
-      <w:r>
-        <w:rPr>
-          <w:sz w:val="24"/>
-          <w:szCs w:val="24"/>
-        </w:rPr>
-        <w:t>kamera</w:t>
-      </w:r>
-      <w:proofErr w:type="gramEnd"/>
-      <w:r>
-        <w:rPr>
-          <w:sz w:val="24"/>
-          <w:szCs w:val="24"/>
-        </w:rPr>
-        <w:t xml:space="preserve"> kapıya </w:t>
+      <w:r>
+        <w:rPr>
+          <w:sz w:val="24"/>
+          <w:szCs w:val="24"/>
+        </w:rPr>
+        <w:t xml:space="preserve">kamera kapıya </w:t>
       </w:r>
       <w:r>
         <w:rPr>
@@ -4854,21 +4883,12 @@
           <w:szCs w:val="24"/>
         </w:rPr>
       </w:pPr>
-      <w:proofErr w:type="gramStart"/>
-      <w:r>
-        <w:rPr>
-          <w:sz w:val="24"/>
-          <w:szCs w:val="24"/>
-        </w:rPr>
-        <w:t>kamera</w:t>
-      </w:r>
-      <w:proofErr w:type="gramEnd"/>
-      <w:r>
-        <w:rPr>
-          <w:sz w:val="24"/>
-          <w:szCs w:val="24"/>
-        </w:rPr>
-        <w:t xml:space="preserve"> plaka tanıma işlemini yapacak</w:t>
+      <w:r>
+        <w:rPr>
+          <w:sz w:val="24"/>
+          <w:szCs w:val="24"/>
+        </w:rPr>
+        <w:t>kamera plaka tanıma işlemini yapacak</w:t>
       </w:r>
     </w:p>
     <w:p>
@@ -4952,7 +4972,6 @@
           <w:sz w:val="24"/>
           <w:szCs w:val="24"/>
         </w:rPr>
-        <w:lastRenderedPageBreak/>
         <w:t>Otoparktaki tüm belirlenen alanları takip ederek araçlara ait yerlerin dolu boş olduğunu takip edecek ve sisteme boş dolu bilgisi verebilecek</w:t>
       </w:r>
     </w:p>
@@ -5269,7 +5288,6 @@
         <w:t xml:space="preserve">orar. </w:t>
       </w:r>
       <w:proofErr w:type="spellStart"/>
-      <w:proofErr w:type="gramStart"/>
       <w:r>
         <w:rPr>
           <w:sz w:val="24"/>
@@ -5278,7 +5296,6 @@
         <w:t>django</w:t>
       </w:r>
       <w:proofErr w:type="spellEnd"/>
-      <w:proofErr w:type="gramEnd"/>
       <w:r>
         <w:rPr>
           <w:sz w:val="24"/>
@@ -5462,23 +5479,7 @@
           <w:sz w:val="24"/>
           <w:szCs w:val="24"/>
         </w:rPr>
-        <w:t xml:space="preserve">): * </w:t>
-      </w:r>
-      <w:proofErr w:type="gramStart"/>
-      <w:r>
-        <w:rPr>
-          <w:sz w:val="24"/>
-          <w:szCs w:val="24"/>
-        </w:rPr>
-        <w:t>/ :</w:t>
-      </w:r>
-      <w:proofErr w:type="gramEnd"/>
-      <w:r>
-        <w:rPr>
-          <w:sz w:val="24"/>
-          <w:szCs w:val="24"/>
-        </w:rPr>
-        <w:t xml:space="preserve"> Mobil uyumlu kullanıcı plaka/</w:t>
+        <w:t>): * / : Mobil uyumlu kullanıcı plaka/</w:t>
       </w:r>
       <w:proofErr w:type="spellStart"/>
       <w:r>
@@ -5497,7 +5498,6 @@
         <w:t xml:space="preserve"> formu ve canlı yayın.  /</w:t>
       </w:r>
       <w:proofErr w:type="spellStart"/>
-      <w:proofErr w:type="gramStart"/>
       <w:r>
         <w:rPr>
           <w:sz w:val="24"/>
@@ -5511,15 +5511,7 @@
           <w:sz w:val="24"/>
           <w:szCs w:val="24"/>
         </w:rPr>
-        <w:t xml:space="preserve"> :</w:t>
-      </w:r>
-      <w:proofErr w:type="gramEnd"/>
-      <w:r>
-        <w:rPr>
-          <w:sz w:val="24"/>
-          <w:szCs w:val="24"/>
-        </w:rPr>
-        <w:t xml:space="preserve"> Yönetici paneli, tablo yönetimi ve koşul güncelleme.</w:t>
+        <w:t xml:space="preserve"> : Yönetici paneli, tablo yönetimi ve koşul güncelleme.</w:t>
       </w:r>
     </w:p>
     <w:p>
@@ -5870,6 +5862,13 @@
           <w:szCs w:val="24"/>
         </w:rPr>
         <w:br/>
+      </w:r>
+      <w:r>
+        <w:rPr>
+          <w:sz w:val="24"/>
+          <w:szCs w:val="24"/>
+        </w:rPr>
+        <w:lastRenderedPageBreak/>
         <w:t xml:space="preserve">- </w:t>
       </w:r>
       <w:proofErr w:type="spellStart"/>
@@ -6124,21 +6123,12 @@
           <w:szCs w:val="24"/>
         </w:rPr>
       </w:pPr>
-      <w:proofErr w:type="gramStart"/>
-      <w:r>
-        <w:rPr>
-          <w:sz w:val="24"/>
-          <w:szCs w:val="24"/>
-        </w:rPr>
-        <w:t>izleyeceğimiz</w:t>
-      </w:r>
-      <w:proofErr w:type="gramEnd"/>
-      <w:r>
-        <w:rPr>
-          <w:sz w:val="24"/>
-          <w:szCs w:val="24"/>
-        </w:rPr>
-        <w:t xml:space="preserve"> rota:</w:t>
+      <w:r>
+        <w:rPr>
+          <w:sz w:val="24"/>
+          <w:szCs w:val="24"/>
+        </w:rPr>
+        <w:t>izleyeceğimiz rota:</w:t>
       </w:r>
     </w:p>
     <w:p>
@@ -6354,7 +6344,6 @@
           <w:sz w:val="24"/>
           <w:szCs w:val="24"/>
         </w:rPr>
-        <w:lastRenderedPageBreak/>
         <w:t>​Picamera2 entegrasyonu ile plaka okuma mantığını ve USB kamera üzerinden MJPEG canlı yayın akışını kodlayacağız.</w:t>
       </w:r>
     </w:p>

--- a/2026otopark/PROJE.docx
+++ b/2026otopark/PROJE.docx
@@ -30,6 +30,15 @@
           <w:sz w:val="24"/>
           <w:szCs w:val="24"/>
         </w:rPr>
+        <w:t>vhbn</w:t>
+      </w:r>
+      <w:r>
+        <w:rPr>
+          <w:b w:val="0"/>
+          <w:bCs w:val="0"/>
+          <w:sz w:val="24"/>
+          <w:szCs w:val="24"/>
+        </w:rPr>
         <w:br/>
         <w:t>--------------------------------------------------</w:t>
       </w:r>
@@ -69,9 +78,8 @@
           <w:sz w:val="24"/>
           <w:szCs w:val="24"/>
         </w:rPr>
-        <w:t xml:space="preserve">gb, </w:t>
-      </w:r>
-      <w:proofErr w:type="spellStart"/>
+        <w:t>gb, Raspberry Pi Kamera, USB CAM, SERVO</w:t>
+      </w:r>
       <w:r>
         <w:rPr>
           <w:b w:val="0"/>
@@ -79,9 +87,9 @@
           <w:sz w:val="24"/>
           <w:szCs w:val="24"/>
         </w:rPr>
-        <w:t>Raspberry</w:t>
-      </w:r>
-      <w:proofErr w:type="spellEnd"/>
+        <w:br/>
+        <w:t xml:space="preserve">YAZILIM: PYTHON, FLASK, SQLITE3, OPENCV, SMTP </w:t>
+      </w:r>
       <w:r>
         <w:rPr>
           <w:b w:val="0"/>
@@ -89,40 +97,43 @@
           <w:sz w:val="24"/>
           <w:szCs w:val="24"/>
         </w:rPr>
-        <w:t xml:space="preserve"> Pi Kamera, USB CAM, SERVO</w:t>
-      </w:r>
-      <w:r>
+        <w:br/>
+      </w:r>
+    </w:p>
+    <w:p>
+      <w:pPr>
+        <w:pStyle w:val="Balk2"/>
+        <w:spacing w:before="0" w:beforeAutospacing="0" w:after="0" w:afterAutospacing="0"/>
+        <w:ind w:left="360"/>
         <w:rPr>
           <w:b w:val="0"/>
           <w:bCs w:val="0"/>
           <w:sz w:val="24"/>
           <w:szCs w:val="24"/>
         </w:rPr>
-        <w:br/>
-        <w:t xml:space="preserve">YAZILIM: PYTHON, FLASK, SQLITE3, OPENCV, SMTP </w:t>
-      </w:r>
-      <w:r>
+      </w:pPr>
+    </w:p>
+    <w:p>
+      <w:pPr>
+        <w:pStyle w:val="Balk2"/>
+        <w:spacing w:before="0" w:beforeAutospacing="0" w:after="0" w:afterAutospacing="0"/>
+        <w:ind w:left="360"/>
         <w:rPr>
           <w:b w:val="0"/>
           <w:bCs w:val="0"/>
           <w:sz w:val="24"/>
           <w:szCs w:val="24"/>
         </w:rPr>
-        <w:br/>
-      </w:r>
-    </w:p>
-    <w:p>
-      <w:pPr>
-        <w:pStyle w:val="Balk2"/>
-        <w:spacing w:before="0" w:beforeAutospacing="0" w:after="0" w:afterAutospacing="0"/>
-        <w:ind w:left="360"/>
+      </w:pPr>
+      <w:r>
         <w:rPr>
           <w:b w:val="0"/>
           <w:bCs w:val="0"/>
           <w:sz w:val="24"/>
           <w:szCs w:val="24"/>
         </w:rPr>
-      </w:pPr>
+        <w:t xml:space="preserve">Donanım: </w:t>
+      </w:r>
     </w:p>
     <w:p>
       <w:pPr>
@@ -143,21 +154,18 @@
           <w:sz w:val="24"/>
           <w:szCs w:val="24"/>
         </w:rPr>
-        <w:t xml:space="preserve">Donanım: </w:t>
-      </w:r>
-    </w:p>
-    <w:p>
-      <w:pPr>
-        <w:pStyle w:val="Balk2"/>
-        <w:spacing w:before="0" w:beforeAutospacing="0" w:after="0" w:afterAutospacing="0"/>
-        <w:ind w:left="360"/>
+        <w:t>RPI 5 16gb</w:t>
+      </w:r>
+      <w:r>
         <w:rPr>
           <w:b w:val="0"/>
           <w:bCs w:val="0"/>
           <w:sz w:val="24"/>
           <w:szCs w:val="24"/>
         </w:rPr>
-      </w:pPr>
+        <w:tab/>
+        <w:t>- uygulama,web server,</w:t>
+      </w:r>
       <w:r>
         <w:rPr>
           <w:b w:val="0"/>
@@ -165,7 +173,7 @@
           <w:sz w:val="24"/>
           <w:szCs w:val="24"/>
         </w:rPr>
-        <w:t>RPI 5 16gb</w:t>
+        <w:t xml:space="preserve"> veritabanı,</w:t>
       </w:r>
       <w:r>
         <w:rPr>
@@ -174,20 +182,21 @@
           <w:sz w:val="24"/>
           <w:szCs w:val="24"/>
         </w:rPr>
-        <w:tab/>
-        <w:t xml:space="preserve">- </w:t>
-      </w:r>
-      <w:proofErr w:type="spellStart"/>
-      <w:r>
+        <w:t xml:space="preserve"> motor kontrolü</w:t>
+      </w:r>
+    </w:p>
+    <w:p>
+      <w:pPr>
+        <w:pStyle w:val="Balk2"/>
+        <w:spacing w:before="0" w:beforeAutospacing="0" w:after="0" w:afterAutospacing="0"/>
+        <w:ind w:left="360"/>
         <w:rPr>
           <w:b w:val="0"/>
           <w:bCs w:val="0"/>
           <w:sz w:val="24"/>
           <w:szCs w:val="24"/>
         </w:rPr>
-        <w:t>uygulama,web</w:t>
-      </w:r>
-      <w:proofErr w:type="spellEnd"/>
+      </w:pPr>
       <w:r>
         <w:rPr>
           <w:b w:val="0"/>
@@ -195,7 +204,7 @@
           <w:sz w:val="24"/>
           <w:szCs w:val="24"/>
         </w:rPr>
-        <w:t xml:space="preserve"> server,</w:t>
+        <w:t xml:space="preserve">RPI Kamera  </w:t>
       </w:r>
       <w:r>
         <w:rPr>
@@ -204,19 +213,22 @@
           <w:sz w:val="24"/>
           <w:szCs w:val="24"/>
         </w:rPr>
-        <w:t xml:space="preserve"> </w:t>
-      </w:r>
-      <w:proofErr w:type="spellStart"/>
-      <w:r>
+        <w:tab/>
+        <w:t>- Kamera Modül 3 Geniş Açı NoIR</w:t>
+      </w:r>
+    </w:p>
+    <w:p>
+      <w:pPr>
+        <w:pStyle w:val="Balk2"/>
+        <w:spacing w:before="0" w:beforeAutospacing="0" w:after="0" w:afterAutospacing="0"/>
+        <w:ind w:left="360"/>
         <w:rPr>
           <w:b w:val="0"/>
           <w:bCs w:val="0"/>
           <w:sz w:val="24"/>
           <w:szCs w:val="24"/>
         </w:rPr>
-        <w:t>veritabanı</w:t>
-      </w:r>
-      <w:proofErr w:type="spellEnd"/>
+      </w:pPr>
       <w:r>
         <w:rPr>
           <w:b w:val="0"/>
@@ -224,7 +236,7 @@
           <w:sz w:val="24"/>
           <w:szCs w:val="24"/>
         </w:rPr>
-        <w:t>,</w:t>
+        <w:t>USB Kamera</w:t>
       </w:r>
       <w:r>
         <w:rPr>
@@ -233,7 +245,8 @@
           <w:sz w:val="24"/>
           <w:szCs w:val="24"/>
         </w:rPr>
-        <w:t xml:space="preserve"> motor kontrolü</w:t>
+        <w:tab/>
+        <w:t>- saha kontrol</w:t>
       </w:r>
     </w:p>
     <w:p>
@@ -255,7 +268,7 @@
           <w:sz w:val="24"/>
           <w:szCs w:val="24"/>
         </w:rPr>
-        <w:t xml:space="preserve">RPI Kamera  </w:t>
+        <w:t>Motor1</w:t>
       </w:r>
       <w:r>
         <w:rPr>
@@ -265,9 +278,7 @@
           <w:szCs w:val="24"/>
         </w:rPr>
         <w:tab/>
-        <w:t xml:space="preserve">- Kamera Modül 3 Geniş Açı </w:t>
-      </w:r>
-      <w:proofErr w:type="spellStart"/>
+      </w:r>
       <w:r>
         <w:rPr>
           <w:b w:val="0"/>
@@ -275,101 +286,8 @@
           <w:sz w:val="24"/>
           <w:szCs w:val="24"/>
         </w:rPr>
-        <w:t>NoIR</w:t>
-      </w:r>
-      <w:proofErr w:type="spellEnd"/>
-    </w:p>
-    <w:p>
-      <w:pPr>
-        <w:pStyle w:val="Balk2"/>
-        <w:spacing w:before="0" w:beforeAutospacing="0" w:after="0" w:afterAutospacing="0"/>
-        <w:ind w:left="360"/>
-        <w:rPr>
-          <w:b w:val="0"/>
-          <w:bCs w:val="0"/>
-          <w:sz w:val="24"/>
-          <w:szCs w:val="24"/>
-        </w:rPr>
-      </w:pPr>
-      <w:r>
-        <w:rPr>
-          <w:b w:val="0"/>
-          <w:bCs w:val="0"/>
-          <w:sz w:val="24"/>
-          <w:szCs w:val="24"/>
-        </w:rPr>
-        <w:t>USB Kamera</w:t>
-      </w:r>
-      <w:r>
-        <w:rPr>
-          <w:b w:val="0"/>
-          <w:bCs w:val="0"/>
-          <w:sz w:val="24"/>
-          <w:szCs w:val="24"/>
-        </w:rPr>
         <w:tab/>
-        <w:t>- saha kontrol</w:t>
-      </w:r>
-    </w:p>
-    <w:p>
-      <w:pPr>
-        <w:pStyle w:val="Balk2"/>
-        <w:spacing w:before="0" w:beforeAutospacing="0" w:after="0" w:afterAutospacing="0"/>
-        <w:ind w:left="360"/>
-        <w:rPr>
-          <w:b w:val="0"/>
-          <w:bCs w:val="0"/>
-          <w:sz w:val="24"/>
-          <w:szCs w:val="24"/>
-        </w:rPr>
-      </w:pPr>
-      <w:r>
-        <w:rPr>
-          <w:b w:val="0"/>
-          <w:bCs w:val="0"/>
-          <w:sz w:val="24"/>
-          <w:szCs w:val="24"/>
-        </w:rPr>
-        <w:t>Motor1</w:t>
-      </w:r>
-      <w:r>
-        <w:rPr>
-          <w:b w:val="0"/>
-          <w:bCs w:val="0"/>
-          <w:sz w:val="24"/>
-          <w:szCs w:val="24"/>
-        </w:rPr>
-        <w:tab/>
-      </w:r>
-      <w:r>
-        <w:rPr>
-          <w:b w:val="0"/>
-          <w:bCs w:val="0"/>
-          <w:sz w:val="24"/>
-          <w:szCs w:val="24"/>
-        </w:rPr>
-        <w:tab/>
-        <w:t xml:space="preserve">- RPI </w:t>
-      </w:r>
-      <w:proofErr w:type="spellStart"/>
-      <w:r>
-        <w:rPr>
-          <w:b w:val="0"/>
-          <w:bCs w:val="0"/>
-          <w:sz w:val="24"/>
-          <w:szCs w:val="24"/>
-        </w:rPr>
-        <w:t>output</w:t>
-      </w:r>
-      <w:proofErr w:type="spellEnd"/>
-      <w:r>
-        <w:rPr>
-          <w:b w:val="0"/>
-          <w:bCs w:val="0"/>
-          <w:sz w:val="24"/>
-          <w:szCs w:val="24"/>
-        </w:rPr>
-        <w:t xml:space="preserve"> ile kontrol</w:t>
+        <w:t>- RPI output ile kontrol</w:t>
       </w:r>
     </w:p>
     <w:p>
@@ -435,23 +353,7 @@
           <w:sz w:val="24"/>
           <w:szCs w:val="24"/>
         </w:rPr>
-        <w:t xml:space="preserve">​İlk Durum: Kullanıcı QR kodu okutur veya </w:t>
-      </w:r>
-      <w:proofErr w:type="spellStart"/>
-      <w:r>
-        <w:rPr>
-          <w:sz w:val="24"/>
-          <w:szCs w:val="24"/>
-        </w:rPr>
-        <w:t>WiFi</w:t>
-      </w:r>
-      <w:proofErr w:type="spellEnd"/>
-      <w:r>
-        <w:rPr>
-          <w:sz w:val="24"/>
-          <w:szCs w:val="24"/>
-        </w:rPr>
-        <w:t xml:space="preserve"> ağına bağlanır.</w:t>
+        <w:t>​İlk Durum: Kullanıcı QR kodu okutur veya WiFi ağına bağlanır.</w:t>
       </w:r>
     </w:p>
     <w:p>
@@ -469,39 +371,7 @@
           <w:sz w:val="24"/>
           <w:szCs w:val="24"/>
         </w:rPr>
-        <w:t xml:space="preserve">​Yönlendirme: </w:t>
-      </w:r>
-      <w:proofErr w:type="spellStart"/>
-      <w:r>
-        <w:rPr>
-          <w:sz w:val="24"/>
-          <w:szCs w:val="24"/>
-        </w:rPr>
-        <w:t>Django'nun</w:t>
-      </w:r>
-      <w:proofErr w:type="spellEnd"/>
-      <w:r>
-        <w:rPr>
-          <w:sz w:val="24"/>
-          <w:szCs w:val="24"/>
-        </w:rPr>
-        <w:t xml:space="preserve"> ana urls.py dosyası isteği yakalar ve </w:t>
-      </w:r>
-      <w:proofErr w:type="spellStart"/>
-      <w:r>
-        <w:rPr>
-          <w:sz w:val="24"/>
-          <w:szCs w:val="24"/>
-        </w:rPr>
-        <w:t>hello</w:t>
-      </w:r>
-      <w:proofErr w:type="spellEnd"/>
-      <w:r>
-        <w:rPr>
-          <w:sz w:val="24"/>
-          <w:szCs w:val="24"/>
-        </w:rPr>
-        <w:t xml:space="preserve"> uygulamasına yönlendirir.</w:t>
+        <w:t>​Yönlendirme: Django'nun ana urls.py dosyası isteği yakalar ve hello uygulamasına yönlendirir.</w:t>
       </w:r>
     </w:p>
     <w:p>
@@ -519,23 +389,7 @@
           <w:sz w:val="24"/>
           <w:szCs w:val="24"/>
         </w:rPr>
-        <w:t xml:space="preserve">​İşlem: views.py çalışır. "Bu kullanıcıda </w:t>
-      </w:r>
-      <w:proofErr w:type="spellStart"/>
-      <w:r>
-        <w:rPr>
-          <w:sz w:val="24"/>
-          <w:szCs w:val="24"/>
-        </w:rPr>
-        <w:t>cookie</w:t>
-      </w:r>
-      <w:proofErr w:type="spellEnd"/>
-      <w:r>
-        <w:rPr>
-          <w:sz w:val="24"/>
-          <w:szCs w:val="24"/>
-        </w:rPr>
-        <w:t xml:space="preserve"> var mı?" diye bakar.</w:t>
+        <w:t>​İşlem: views.py çalışır. "Bu kullanıcıda cookie var mı?" diye bakar.</w:t>
       </w:r>
     </w:p>
     <w:p>
@@ -553,23 +407,7 @@
           <w:sz w:val="24"/>
           <w:szCs w:val="24"/>
         </w:rPr>
-        <w:t xml:space="preserve">​Karar: Varsa direkt ödeme seçeneklerini, yoksa kayıt formunu (parking_form.html) </w:t>
-      </w:r>
-      <w:proofErr w:type="spellStart"/>
-      <w:r>
-        <w:rPr>
-          <w:sz w:val="24"/>
-          <w:szCs w:val="24"/>
-        </w:rPr>
-        <w:t>render</w:t>
-      </w:r>
-      <w:proofErr w:type="spellEnd"/>
-      <w:r>
-        <w:rPr>
-          <w:sz w:val="24"/>
-          <w:szCs w:val="24"/>
-        </w:rPr>
-        <w:t xml:space="preserve"> eder.</w:t>
+        <w:t>​Karar: Varsa direkt ödeme seçeneklerini, yoksa kayıt formunu (parking_form.html) render eder.</w:t>
       </w:r>
     </w:p>
     <w:p>
@@ -587,23 +425,7 @@
           <w:sz w:val="24"/>
           <w:szCs w:val="24"/>
         </w:rPr>
-        <w:t xml:space="preserve">​Sonuç: Kullanıcı formu doldurup gönderdiğinde akış tekrar başa döner ama bu sefer "POST" yöntemiyle veriler </w:t>
-      </w:r>
-      <w:proofErr w:type="spellStart"/>
-      <w:r>
-        <w:rPr>
-          <w:sz w:val="24"/>
-          <w:szCs w:val="24"/>
-        </w:rPr>
-        <w:t>views.py'ye</w:t>
-      </w:r>
-      <w:proofErr w:type="spellEnd"/>
-      <w:r>
-        <w:rPr>
-          <w:sz w:val="24"/>
-          <w:szCs w:val="24"/>
-        </w:rPr>
-        <w:t xml:space="preserve"> akar.</w:t>
+        <w:t>​Sonuç: Kullanıcı formu doldurup gönderdiğinde akış tekrar başa döner ama bu sefer "POST" yöntemiyle veriler views.py'ye akar.</w:t>
       </w:r>
     </w:p>
     <w:p>
@@ -708,23 +530,7 @@
           <w:sz w:val="24"/>
           <w:szCs w:val="24"/>
         </w:rPr>
-        <w:t xml:space="preserve"> </w:t>
-      </w:r>
-      <w:proofErr w:type="spellStart"/>
-      <w:r>
-        <w:rPr>
-          <w:sz w:val="24"/>
-          <w:szCs w:val="24"/>
-        </w:rPr>
-        <w:t>RPi</w:t>
-      </w:r>
-      <w:proofErr w:type="spellEnd"/>
-      <w:r>
-        <w:rPr>
-          <w:sz w:val="24"/>
-          <w:szCs w:val="24"/>
-        </w:rPr>
-        <w:t xml:space="preserve"> </w:t>
+        <w:t xml:space="preserve"> RPi </w:t>
       </w:r>
       <w:r>
         <w:rPr>
@@ -747,21 +553,12 @@
           <w:szCs w:val="24"/>
         </w:rPr>
       </w:pPr>
-      <w:proofErr w:type="spellStart"/>
-      <w:r>
-        <w:rPr>
-          <w:sz w:val="24"/>
-          <w:szCs w:val="24"/>
-        </w:rPr>
-        <w:t>RPi</w:t>
-      </w:r>
-      <w:proofErr w:type="spellEnd"/>
-      <w:r>
-        <w:rPr>
-          <w:sz w:val="24"/>
-          <w:szCs w:val="24"/>
-        </w:rPr>
-        <w:t>;</w:t>
+      <w:r>
+        <w:rPr>
+          <w:sz w:val="24"/>
+          <w:szCs w:val="24"/>
+        </w:rPr>
+        <w:t>RPi;</w:t>
       </w:r>
     </w:p>
     <w:p>
@@ -803,39 +600,7 @@
           <w:sz w:val="24"/>
           <w:szCs w:val="24"/>
         </w:rPr>
-        <w:t xml:space="preserve">Aynı zamanda Access </w:t>
-      </w:r>
-      <w:proofErr w:type="spellStart"/>
-      <w:r>
-        <w:rPr>
-          <w:sz w:val="24"/>
-          <w:szCs w:val="24"/>
-        </w:rPr>
-        <w:t>point</w:t>
-      </w:r>
-      <w:proofErr w:type="spellEnd"/>
-      <w:r>
-        <w:rPr>
-          <w:sz w:val="24"/>
-          <w:szCs w:val="24"/>
-        </w:rPr>
-        <w:t xml:space="preserve"> olarak </w:t>
-      </w:r>
-      <w:proofErr w:type="spellStart"/>
-      <w:r>
-        <w:rPr>
-          <w:sz w:val="24"/>
-          <w:szCs w:val="24"/>
-        </w:rPr>
-        <w:t>wifi</w:t>
-      </w:r>
-      <w:proofErr w:type="spellEnd"/>
-      <w:r>
-        <w:rPr>
-          <w:sz w:val="24"/>
-          <w:szCs w:val="24"/>
-        </w:rPr>
-        <w:t xml:space="preserve"> ağı oluşturacak ve internet bağlantısı olmayan mobil telefon</w:t>
+        <w:t>Aynı zamanda Access point olarak wifi ağı oluşturacak ve internet bağlantısı olmayan mobil telefon</w:t>
       </w:r>
       <w:r>
         <w:rPr>
@@ -898,23 +663,7 @@
           <w:sz w:val="24"/>
           <w:szCs w:val="24"/>
         </w:rPr>
-        <w:t xml:space="preserve">Access </w:t>
-      </w:r>
-      <w:proofErr w:type="spellStart"/>
-      <w:r>
-        <w:rPr>
-          <w:sz w:val="24"/>
-          <w:szCs w:val="24"/>
-        </w:rPr>
-        <w:t>point</w:t>
-      </w:r>
-      <w:proofErr w:type="spellEnd"/>
-      <w:r>
-        <w:rPr>
-          <w:sz w:val="24"/>
-          <w:szCs w:val="24"/>
-        </w:rPr>
-        <w:t xml:space="preserve"> bağlantı noktası – 192.168.4.</w:t>
+        <w:t>Access point bağlantı noktası – 192.168.4.</w:t>
       </w:r>
       <w:r>
         <w:rPr>
@@ -963,23 +712,7 @@
           <w:sz w:val="24"/>
           <w:szCs w:val="24"/>
         </w:rPr>
-        <w:t xml:space="preserve">Web sayfası üzerindeki </w:t>
-      </w:r>
-      <w:proofErr w:type="spellStart"/>
-      <w:r>
-        <w:rPr>
-          <w:sz w:val="24"/>
-          <w:szCs w:val="24"/>
-        </w:rPr>
-        <w:t>buttonlar</w:t>
-      </w:r>
-      <w:proofErr w:type="spellEnd"/>
-      <w:r>
-        <w:rPr>
-          <w:sz w:val="24"/>
-          <w:szCs w:val="24"/>
-        </w:rPr>
-        <w:t xml:space="preserve"> aracılığı ile çıkış GPIO kontrolü ile otopark kapısını açacak motor vb., ışıklandırma gibi işlemler çalıştırılacak</w:t>
+        <w:t>Web sayfası üzerindeki buttonlar aracılığı ile çıkış GPIO kontrolü ile otopark kapısını açacak motor vb., ışıklandırma gibi işlemler çalıştırılacak</w:t>
       </w:r>
     </w:p>
     <w:p>
@@ -1183,23 +916,7 @@
           <w:sz w:val="24"/>
           <w:szCs w:val="24"/>
         </w:rPr>
-        <w:t xml:space="preserve">sol üst köşede (menüde ilk </w:t>
-      </w:r>
-      <w:proofErr w:type="spellStart"/>
-      <w:r>
-        <w:rPr>
-          <w:sz w:val="24"/>
-          <w:szCs w:val="24"/>
-        </w:rPr>
-        <w:t>button</w:t>
-      </w:r>
-      <w:proofErr w:type="spellEnd"/>
-      <w:r>
-        <w:rPr>
-          <w:sz w:val="24"/>
-          <w:szCs w:val="24"/>
-        </w:rPr>
-        <w:t xml:space="preserve">) </w:t>
+        <w:t xml:space="preserve">sol üst köşede (menüde ilk button) </w:t>
       </w:r>
       <w:r>
         <w:rPr>
@@ -1271,7 +988,6 @@
         </w:rPr>
         <w:t xml:space="preserve"> kullanıcıdan bir plaka istenecek ve plaka kontrol edilerek; plaka yoksa yeni abone sayfasına yönlendirilecek. Kaydı varsa, bulunan abone için, abonenin önceden belirlediği “</w:t>
       </w:r>
-      <w:proofErr w:type="spellStart"/>
       <w:r>
         <w:rPr>
           <w:sz w:val="24"/>
@@ -1293,31 +1009,13 @@
         </w:rPr>
         <w:t>ord</w:t>
       </w:r>
-      <w:proofErr w:type="spellEnd"/>
-      <w:r>
-        <w:rPr>
-          <w:sz w:val="24"/>
-          <w:szCs w:val="24"/>
-        </w:rPr>
-        <w:t>” kontrol edilecek, şifre doğruysa sayfa açılacak ve “</w:t>
-      </w:r>
-      <w:proofErr w:type="spellStart"/>
-      <w:r>
-        <w:rPr>
-          <w:sz w:val="24"/>
-          <w:szCs w:val="24"/>
-        </w:rPr>
-        <w:t>user</w:t>
-      </w:r>
-      <w:proofErr w:type="spellEnd"/>
-      <w:r>
-        <w:rPr>
-          <w:sz w:val="24"/>
-          <w:szCs w:val="24"/>
-        </w:rPr>
-        <w:t>” tablosundaki abone bilgileri ve bu aboneye ait “</w:t>
-      </w:r>
-      <w:proofErr w:type="spellStart"/>
+      <w:r>
+        <w:rPr>
+          <w:sz w:val="24"/>
+          <w:szCs w:val="24"/>
+        </w:rPr>
+        <w:t>” kontrol edilecek, şifre doğruysa sayfa açılacak ve “user” tablosundaki abone bilgileri ve bu aboneye ait “</w:t>
+      </w:r>
       <w:r>
         <w:rPr>
           <w:sz w:val="24"/>
@@ -1325,7 +1023,6 @@
         </w:rPr>
         <w:t>orders</w:t>
       </w:r>
-      <w:proofErr w:type="spellEnd"/>
       <w:r>
         <w:rPr>
           <w:sz w:val="24"/>
@@ -1359,15 +1056,7 @@
           <w:sz w:val="24"/>
           <w:szCs w:val="24"/>
         </w:rPr>
-        <w:t xml:space="preserve">yeşil </w:t>
-      </w:r>
-      <w:proofErr w:type="spellStart"/>
-      <w:r>
-        <w:rPr>
-          <w:sz w:val="24"/>
-          <w:szCs w:val="24"/>
-        </w:rPr>
-        <w:t>arkaplan</w:t>
+        <w:t>yeşil arkaplan</w:t>
       </w:r>
       <w:r>
         <w:rPr>
@@ -1376,7 +1065,6 @@
         </w:rPr>
         <w:t>lı</w:t>
       </w:r>
-      <w:proofErr w:type="spellEnd"/>
       <w:r>
         <w:rPr>
           <w:sz w:val="24"/>
@@ -1396,30 +1084,14 @@
           <w:sz w:val="24"/>
           <w:szCs w:val="24"/>
         </w:rPr>
-        <w:t xml:space="preserve">sayısı belirtilecek. Abone “pasif” se kırmızı </w:t>
-      </w:r>
-      <w:proofErr w:type="spellStart"/>
-      <w:r>
-        <w:rPr>
-          <w:sz w:val="24"/>
-          <w:szCs w:val="24"/>
-        </w:rPr>
-        <w:t>arkaplanl</w:t>
-      </w:r>
-      <w:r>
-        <w:rPr>
-          <w:sz w:val="24"/>
-          <w:szCs w:val="24"/>
-        </w:rPr>
-        <w:t>ı</w:t>
-      </w:r>
-      <w:proofErr w:type="spellEnd"/>
-      <w:r>
-        <w:rPr>
-          <w:sz w:val="24"/>
-          <w:szCs w:val="24"/>
-        </w:rPr>
-        <w:t xml:space="preserve"> ve “ödeme yapınız” mesajlı</w:t>
+        <w:t>sayısı belirtilecek. Abone “pasif” se kırmızı arkaplanl</w:t>
+      </w:r>
+      <w:r>
+        <w:rPr>
+          <w:sz w:val="24"/>
+          <w:szCs w:val="24"/>
+        </w:rPr>
+        <w:t>ı ve “ödeme yapınız” mesajlı</w:t>
       </w:r>
       <w:r>
         <w:rPr>
@@ -1440,23 +1112,7 @@
           <w:sz w:val="24"/>
           <w:szCs w:val="24"/>
         </w:rPr>
-        <w:t xml:space="preserve">” de ise sarı </w:t>
-      </w:r>
-      <w:proofErr w:type="spellStart"/>
-      <w:r>
-        <w:rPr>
-          <w:sz w:val="24"/>
-          <w:szCs w:val="24"/>
-        </w:rPr>
-        <w:t>arkaplanlı</w:t>
-      </w:r>
-      <w:proofErr w:type="spellEnd"/>
-      <w:r>
-        <w:rPr>
-          <w:sz w:val="24"/>
-          <w:szCs w:val="24"/>
-        </w:rPr>
-        <w:t xml:space="preserve"> “ödeme</w:t>
+        <w:t>” de ise sarı arkaplanlı “ödeme</w:t>
       </w:r>
       <w:r>
         <w:rPr>
@@ -1484,46 +1140,14 @@
           <w:sz w:val="24"/>
           <w:szCs w:val="24"/>
         </w:rPr>
-        <w:t xml:space="preserve">“ödeme sayfası” </w:t>
-      </w:r>
-      <w:proofErr w:type="spellStart"/>
-      <w:r>
-        <w:rPr>
-          <w:sz w:val="24"/>
-          <w:szCs w:val="24"/>
-        </w:rPr>
-        <w:t>na</w:t>
-      </w:r>
-      <w:proofErr w:type="spellEnd"/>
-      <w:r>
-        <w:rPr>
-          <w:sz w:val="24"/>
-          <w:szCs w:val="24"/>
-        </w:rPr>
-        <w:t xml:space="preserve"> yönlendirilecek.</w:t>
-      </w:r>
-      <w:r>
-        <w:rPr>
-          <w:sz w:val="24"/>
-          <w:szCs w:val="24"/>
-        </w:rPr>
-        <w:t xml:space="preserve"> Bu sayfada “</w:t>
-      </w:r>
-      <w:proofErr w:type="spellStart"/>
-      <w:r>
-        <w:rPr>
-          <w:sz w:val="24"/>
-          <w:szCs w:val="24"/>
-        </w:rPr>
-        <w:t>orders</w:t>
-      </w:r>
-      <w:proofErr w:type="spellEnd"/>
-      <w:r>
-        <w:rPr>
-          <w:sz w:val="24"/>
-          <w:szCs w:val="24"/>
-        </w:rPr>
-        <w:t xml:space="preserve">” tablosuna bilgi girişi için alanlar ve CRUD kontrolleri olacak. </w:t>
+        <w:t>“ödeme sayfası” na yönlendirilecek.</w:t>
+      </w:r>
+      <w:r>
+        <w:rPr>
+          <w:sz w:val="24"/>
+          <w:szCs w:val="24"/>
+        </w:rPr>
+        <w:t xml:space="preserve"> Bu sayfada “orders” tablosuna bilgi girişi için alanlar ve CRUD kontrolleri olacak. </w:t>
       </w:r>
     </w:p>
     <w:p>
@@ -1615,23 +1239,7 @@
           <w:sz w:val="24"/>
           <w:szCs w:val="24"/>
         </w:rPr>
-        <w:t>içeriği “</w:t>
-      </w:r>
-      <w:proofErr w:type="spellStart"/>
-      <w:r>
-        <w:rPr>
-          <w:sz w:val="24"/>
-          <w:szCs w:val="24"/>
-        </w:rPr>
-        <w:t>user</w:t>
-      </w:r>
-      <w:proofErr w:type="spellEnd"/>
-      <w:r>
-        <w:rPr>
-          <w:sz w:val="24"/>
-          <w:szCs w:val="24"/>
-        </w:rPr>
-        <w:t xml:space="preserve">” </w:t>
+        <w:t xml:space="preserve">içeriği “user” </w:t>
       </w:r>
       <w:r>
         <w:rPr>
@@ -1654,7 +1262,6 @@
         </w:rPr>
         <w:t xml:space="preserve"> ve “</w:t>
       </w:r>
-      <w:proofErr w:type="spellStart"/>
       <w:r>
         <w:rPr>
           <w:sz w:val="24"/>
@@ -1662,7 +1269,6 @@
         </w:rPr>
         <w:t>orders</w:t>
       </w:r>
-      <w:proofErr w:type="spellEnd"/>
       <w:r>
         <w:rPr>
           <w:sz w:val="24"/>
@@ -1684,7 +1290,6 @@
         </w:rPr>
         <w:t xml:space="preserve"> kullanıcı “</w:t>
       </w:r>
-      <w:proofErr w:type="spellStart"/>
       <w:r>
         <w:rPr>
           <w:sz w:val="24"/>
@@ -1692,31 +1297,13 @@
         </w:rPr>
         <w:t>orders</w:t>
       </w:r>
-      <w:proofErr w:type="spellEnd"/>
-      <w:r>
-        <w:rPr>
-          <w:sz w:val="24"/>
-          <w:szCs w:val="24"/>
-        </w:rPr>
-        <w:t>” formunda “gün sayısını” girecek ve girdiği gün sayısına göre yapacağı ödeme kullanıcıya gösterilecek.  Gerekli bilgilerin girişini yapan kullanıcı bu sayfanın sonunda bulunan “Kayıt” butonuna basınca bilgileri “</w:t>
-      </w:r>
-      <w:proofErr w:type="spellStart"/>
-      <w:r>
-        <w:rPr>
-          <w:sz w:val="24"/>
-          <w:szCs w:val="24"/>
-        </w:rPr>
-        <w:t>user</w:t>
-      </w:r>
-      <w:proofErr w:type="spellEnd"/>
-      <w:r>
-        <w:rPr>
-          <w:sz w:val="24"/>
-          <w:szCs w:val="24"/>
-        </w:rPr>
-        <w:t>” tablosuna kayıt edilecek, “</w:t>
-      </w:r>
-      <w:proofErr w:type="spellStart"/>
+      <w:r>
+        <w:rPr>
+          <w:sz w:val="24"/>
+          <w:szCs w:val="24"/>
+        </w:rPr>
+        <w:t>” formunda “gün sayısını” girecek ve girdiği gün sayısına göre yapacağı ödeme kullanıcıya gösterilecek.  Gerekli bilgilerin girişini yapan kullanıcı bu sayfanın sonunda bulunan “Kayıt” butonuna basınca bilgileri “user” tablosuna kayıt edilecek, “</w:t>
+      </w:r>
       <w:r>
         <w:rPr>
           <w:sz w:val="24"/>
@@ -1724,7 +1311,6 @@
         </w:rPr>
         <w:t>orders</w:t>
       </w:r>
-      <w:proofErr w:type="spellEnd"/>
       <w:r>
         <w:rPr>
           <w:sz w:val="24"/>
@@ -1781,7 +1367,6 @@
         </w:rPr>
         <w:t xml:space="preserve"> “</w:t>
       </w:r>
-      <w:proofErr w:type="spellStart"/>
       <w:r>
         <w:rPr>
           <w:sz w:val="24"/>
@@ -1789,7 +1374,6 @@
         </w:rPr>
         <w:t>orders</w:t>
       </w:r>
-      <w:proofErr w:type="spellEnd"/>
       <w:r>
         <w:rPr>
           <w:sz w:val="24"/>
@@ -1837,46 +1421,14 @@
           <w:sz w:val="24"/>
           <w:szCs w:val="24"/>
         </w:rPr>
-        <w:t xml:space="preserve"> ve tüm bu bilgiler </w:t>
-      </w:r>
-      <w:proofErr w:type="spellStart"/>
-      <w:r>
-        <w:rPr>
-          <w:sz w:val="24"/>
-          <w:szCs w:val="24"/>
-        </w:rPr>
-        <w:t>superuser</w:t>
-      </w:r>
-      <w:proofErr w:type="spellEnd"/>
-      <w:r>
-        <w:rPr>
-          <w:sz w:val="24"/>
-          <w:szCs w:val="24"/>
-        </w:rPr>
-        <w:t xml:space="preserve"> </w:t>
-      </w:r>
-      <w:r>
-        <w:rPr>
-          <w:sz w:val="24"/>
-          <w:szCs w:val="24"/>
-        </w:rPr>
-        <w:t xml:space="preserve">telefonuna </w:t>
-      </w:r>
-      <w:proofErr w:type="spellStart"/>
-      <w:r>
-        <w:rPr>
-          <w:sz w:val="24"/>
-          <w:szCs w:val="24"/>
-        </w:rPr>
-        <w:t>pushbullet</w:t>
-      </w:r>
-      <w:proofErr w:type="spellEnd"/>
-      <w:r>
-        <w:rPr>
-          <w:sz w:val="24"/>
-          <w:szCs w:val="24"/>
-        </w:rPr>
-        <w:t xml:space="preserve"> ile gönderilecek</w:t>
+        <w:t xml:space="preserve"> ve tüm bu bilgiler superuser </w:t>
+      </w:r>
+      <w:r>
+        <w:rPr>
+          <w:sz w:val="24"/>
+          <w:szCs w:val="24"/>
+        </w:rPr>
+        <w:t>telefonuna pushbullet ile gönderilecek</w:t>
       </w:r>
       <w:r>
         <w:rPr>
@@ -1890,23 +1442,7 @@
           <w:sz w:val="24"/>
           <w:szCs w:val="24"/>
         </w:rPr>
-        <w:t xml:space="preserve"> Süper </w:t>
-      </w:r>
-      <w:proofErr w:type="spellStart"/>
-      <w:r>
-        <w:rPr>
-          <w:sz w:val="24"/>
-          <w:szCs w:val="24"/>
-        </w:rPr>
-        <w:t>user</w:t>
-      </w:r>
-      <w:proofErr w:type="spellEnd"/>
-      <w:r>
-        <w:rPr>
-          <w:sz w:val="24"/>
-          <w:szCs w:val="24"/>
-        </w:rPr>
-        <w:t xml:space="preserve"> </w:t>
+        <w:t xml:space="preserve"> Süper user </w:t>
       </w:r>
       <w:r>
         <w:rPr>
@@ -1927,23 +1463,7 @@
           <w:sz w:val="24"/>
           <w:szCs w:val="24"/>
         </w:rPr>
-        <w:t>“</w:t>
-      </w:r>
-      <w:proofErr w:type="spellStart"/>
-      <w:r>
-        <w:rPr>
-          <w:sz w:val="24"/>
-          <w:szCs w:val="24"/>
-        </w:rPr>
-        <w:t>orders</w:t>
-      </w:r>
-      <w:proofErr w:type="spellEnd"/>
-      <w:r>
-        <w:rPr>
-          <w:sz w:val="24"/>
-          <w:szCs w:val="24"/>
-        </w:rPr>
-        <w:t xml:space="preserve">” dosyasında </w:t>
+        <w:t xml:space="preserve">“orders” dosyasında </w:t>
       </w:r>
       <w:r>
         <w:rPr>
@@ -2006,23 +1526,7 @@
           <w:sz w:val="24"/>
           <w:szCs w:val="24"/>
         </w:rPr>
-        <w:t>“</w:t>
-      </w:r>
-      <w:proofErr w:type="spellStart"/>
-      <w:r>
-        <w:rPr>
-          <w:sz w:val="24"/>
-          <w:szCs w:val="24"/>
-        </w:rPr>
-        <w:t>user</w:t>
-      </w:r>
-      <w:proofErr w:type="spellEnd"/>
-      <w:r>
-        <w:rPr>
-          <w:sz w:val="24"/>
-          <w:szCs w:val="24"/>
-        </w:rPr>
-        <w:t>” tablosuna ilk kaydı yapılan kullanıcının mobil telefonunda</w:t>
+        <w:t>“user” tablosuna ilk kaydı yapılan kullanıcının mobil telefonunda</w:t>
       </w:r>
       <w:r>
         <w:rPr>
@@ -2043,39 +1547,7 @@
           <w:sz w:val="24"/>
           <w:szCs w:val="24"/>
         </w:rPr>
-        <w:t xml:space="preserve">kendi telefon </w:t>
-      </w:r>
-      <w:proofErr w:type="spellStart"/>
-      <w:r>
-        <w:rPr>
-          <w:sz w:val="24"/>
-          <w:szCs w:val="24"/>
-        </w:rPr>
-        <w:t>nosunun</w:t>
-      </w:r>
-      <w:proofErr w:type="spellEnd"/>
-      <w:r>
-        <w:rPr>
-          <w:sz w:val="24"/>
-          <w:szCs w:val="24"/>
-        </w:rPr>
-        <w:t xml:space="preserve"> kayıtlı olduğu “</w:t>
-      </w:r>
-      <w:proofErr w:type="spellStart"/>
-      <w:r>
-        <w:rPr>
-          <w:sz w:val="24"/>
-          <w:szCs w:val="24"/>
-        </w:rPr>
-        <w:t>kendinparket</w:t>
-      </w:r>
-      <w:proofErr w:type="spellEnd"/>
-      <w:r>
-        <w:rPr>
-          <w:sz w:val="24"/>
-          <w:szCs w:val="24"/>
-        </w:rPr>
-        <w:t xml:space="preserve">” adıyla </w:t>
+        <w:t xml:space="preserve">kendi telefon nosunun kayıtlı olduğu “kendinparket” adıyla </w:t>
       </w:r>
       <w:r>
         <w:rPr>
@@ -2096,23 +1568,7 @@
           <w:sz w:val="24"/>
           <w:szCs w:val="24"/>
         </w:rPr>
-        <w:t>plaka bilgisini kaydeden gizli bir anahtar bırakılır ve sonraki girişlerde “</w:t>
-      </w:r>
-      <w:proofErr w:type="spellStart"/>
-      <w:r>
-        <w:rPr>
-          <w:sz w:val="24"/>
-          <w:szCs w:val="24"/>
-        </w:rPr>
-        <w:t>user</w:t>
-      </w:r>
-      <w:proofErr w:type="spellEnd"/>
-      <w:r>
-        <w:rPr>
-          <w:sz w:val="24"/>
-          <w:szCs w:val="24"/>
-        </w:rPr>
-        <w:t>” tablosunda bu çerez kaydı aranır. ​Kullanıcı</w:t>
+        <w:t>plaka bilgisini kaydeden gizli bir anahtar bırakılır ve sonraki girişlerde “user” tablosunda bu çerez kaydı aranır. ​Kullanıcı</w:t>
       </w:r>
       <w:r>
         <w:rPr>
@@ -2126,87 +1582,14 @@
           <w:sz w:val="24"/>
           <w:szCs w:val="24"/>
         </w:rPr>
-        <w:t xml:space="preserve"> ilk bağlandığında plaka ile eşleşen bir </w:t>
-      </w:r>
-      <w:proofErr w:type="spellStart"/>
-      <w:r>
-        <w:rPr>
-          <w:sz w:val="24"/>
-          <w:szCs w:val="24"/>
-        </w:rPr>
-        <w:t>Session</w:t>
-      </w:r>
-      <w:proofErr w:type="spellEnd"/>
-      <w:r>
-        <w:rPr>
-          <w:sz w:val="24"/>
-          <w:szCs w:val="24"/>
-        </w:rPr>
-        <w:t xml:space="preserve"> </w:t>
-      </w:r>
-      <w:proofErr w:type="spellStart"/>
-      <w:r>
-        <w:rPr>
-          <w:sz w:val="24"/>
-          <w:szCs w:val="24"/>
-        </w:rPr>
-        <w:t>Token</w:t>
-      </w:r>
-      <w:proofErr w:type="spellEnd"/>
-      <w:r>
-        <w:rPr>
-          <w:sz w:val="24"/>
-          <w:szCs w:val="24"/>
-        </w:rPr>
-        <w:t xml:space="preserve"> oluşturulur. Bu </w:t>
-      </w:r>
-      <w:proofErr w:type="spellStart"/>
-      <w:r>
-        <w:rPr>
-          <w:sz w:val="24"/>
-          <w:szCs w:val="24"/>
-        </w:rPr>
-        <w:t>token</w:t>
-      </w:r>
-      <w:proofErr w:type="spellEnd"/>
-      <w:r>
-        <w:rPr>
-          <w:sz w:val="24"/>
-          <w:szCs w:val="24"/>
-        </w:rPr>
-        <w:t xml:space="preserve"> hem </w:t>
-      </w:r>
-      <w:proofErr w:type="spellStart"/>
-      <w:r>
-        <w:rPr>
-          <w:sz w:val="24"/>
-          <w:szCs w:val="24"/>
-        </w:rPr>
-        <w:t>veritabanına</w:t>
-      </w:r>
-      <w:proofErr w:type="spellEnd"/>
-      <w:r>
-        <w:rPr>
-          <w:sz w:val="24"/>
-          <w:szCs w:val="24"/>
-        </w:rPr>
-        <w:t xml:space="preserve"> (</w:t>
-      </w:r>
-      <w:proofErr w:type="spellStart"/>
-      <w:r>
-        <w:rPr>
-          <w:sz w:val="24"/>
-          <w:szCs w:val="24"/>
-        </w:rPr>
-        <w:t>user</w:t>
-      </w:r>
-      <w:proofErr w:type="spellEnd"/>
-      <w:r>
-        <w:rPr>
-          <w:sz w:val="24"/>
-          <w:szCs w:val="24"/>
-        </w:rPr>
-        <w:t xml:space="preserve"> dosyasındaki plaka)</w:t>
+        <w:t xml:space="preserve"> ilk bağlandığında plaka ile eşleşen bir Session Token oluşturulur. Bu token hem veritabanına</w:t>
+      </w:r>
+      <w:r>
+        <w:rPr>
+          <w:sz w:val="24"/>
+          <w:szCs w:val="24"/>
+        </w:rPr>
+        <w:t xml:space="preserve"> (user dosyasındaki plaka)</w:t>
       </w:r>
       <w:r>
         <w:rPr>
@@ -2227,23 +1610,7 @@
           <w:sz w:val="24"/>
           <w:szCs w:val="24"/>
         </w:rPr>
-        <w:t xml:space="preserve"> kaydedilir. Böylece kullanıcı Access </w:t>
-      </w:r>
-      <w:proofErr w:type="spellStart"/>
-      <w:r>
-        <w:rPr>
-          <w:sz w:val="24"/>
-          <w:szCs w:val="24"/>
-        </w:rPr>
-        <w:t>Point'e</w:t>
-      </w:r>
-      <w:proofErr w:type="spellEnd"/>
-      <w:r>
-        <w:rPr>
-          <w:sz w:val="24"/>
-          <w:szCs w:val="24"/>
-        </w:rPr>
-        <w:t xml:space="preserve"> bağlandığı anda, plaka girmesine gerek kalmadan </w:t>
+        <w:t xml:space="preserve"> kaydedilir. Böylece kullanıcı Access Point'e bağlandığı anda, plaka girmesine gerek kalmadan </w:t>
       </w:r>
       <w:r>
         <w:rPr>
@@ -2323,64 +1690,22 @@
           <w:sz w:val="24"/>
           <w:szCs w:val="24"/>
         </w:rPr>
-        <w:t xml:space="preserve">Bu çerez kullanıcının her </w:t>
-      </w:r>
-      <w:proofErr w:type="spellStart"/>
-      <w:r>
-        <w:rPr>
-          <w:sz w:val="24"/>
-          <w:szCs w:val="24"/>
-        </w:rPr>
-        <w:t>wifi</w:t>
-      </w:r>
-      <w:proofErr w:type="spellEnd"/>
-      <w:r>
-        <w:rPr>
-          <w:sz w:val="24"/>
-          <w:szCs w:val="24"/>
-        </w:rPr>
-        <w:t xml:space="preserve"> ağına bağlantısında kontrol edilerek, eğer çerez varsa </w:t>
-      </w:r>
-      <w:proofErr w:type="spellStart"/>
-      <w:r>
-        <w:rPr>
-          <w:sz w:val="24"/>
-          <w:szCs w:val="24"/>
-        </w:rPr>
-        <w:t>user-known</w:t>
-      </w:r>
-      <w:proofErr w:type="spellEnd"/>
-      <w:r>
-        <w:rPr>
-          <w:sz w:val="24"/>
-          <w:szCs w:val="24"/>
-        </w:rPr>
-        <w:t xml:space="preserve"> sayfası açılacak</w:t>
-      </w:r>
-      <w:r>
-        <w:rPr>
-          <w:sz w:val="24"/>
-          <w:szCs w:val="24"/>
-        </w:rPr>
-        <w:t xml:space="preserve">, bir </w:t>
-      </w:r>
-      <w:proofErr w:type="spellStart"/>
-      <w:r>
-        <w:rPr>
-          <w:sz w:val="24"/>
-          <w:szCs w:val="24"/>
-        </w:rPr>
-        <w:t>hoşgeldiniz</w:t>
-      </w:r>
-      <w:proofErr w:type="spellEnd"/>
-      <w:r>
-        <w:rPr>
-          <w:sz w:val="24"/>
-          <w:szCs w:val="24"/>
-        </w:rPr>
-        <w:t xml:space="preserve"> mesajıyla birlikte “</w:t>
-      </w:r>
-      <w:proofErr w:type="spellStart"/>
+        <w:t xml:space="preserve">Bu çerez kullanıcının her wifi ağına bağlantısında kontrol edilerek, eğer çerez varsa </w:t>
+      </w:r>
+      <w:r>
+        <w:rPr>
+          <w:sz w:val="24"/>
+          <w:szCs w:val="24"/>
+        </w:rPr>
+        <w:t>user-known sayfası açılacak</w:t>
+      </w:r>
+      <w:r>
+        <w:rPr>
+          <w:sz w:val="24"/>
+          <w:szCs w:val="24"/>
+        </w:rPr>
+        <w:t>, bir hoşgeldiniz mesajıyla birlikte “</w:t>
+      </w:r>
       <w:r>
         <w:rPr>
           <w:sz w:val="24"/>
@@ -2388,7 +1713,6 @@
         </w:rPr>
         <w:t>orders</w:t>
       </w:r>
-      <w:proofErr w:type="spellEnd"/>
       <w:r>
         <w:rPr>
           <w:sz w:val="24"/>
@@ -2408,23 +1732,7 @@
           <w:sz w:val="24"/>
           <w:szCs w:val="24"/>
         </w:rPr>
-        <w:t xml:space="preserve"> kayıtları </w:t>
-      </w:r>
-      <w:proofErr w:type="spellStart"/>
-      <w:r>
-        <w:rPr>
-          <w:sz w:val="24"/>
-          <w:szCs w:val="24"/>
-        </w:rPr>
-        <w:t>listenecek</w:t>
-      </w:r>
-      <w:proofErr w:type="spellEnd"/>
-      <w:r>
-        <w:rPr>
-          <w:sz w:val="24"/>
-          <w:szCs w:val="24"/>
-        </w:rPr>
-        <w:t xml:space="preserve"> ve aktif kullanım kaydı varsa otopark kapısını açacak bir buton gösterilecek. Eğer </w:t>
+        <w:t xml:space="preserve"> kayıtları listenecek ve aktif kullanım kaydı varsa otopark kapısını açacak bir buton gösterilecek. Eğer </w:t>
       </w:r>
       <w:r>
         <w:rPr>
@@ -2466,15 +1774,7 @@
           <w:sz w:val="24"/>
           <w:szCs w:val="24"/>
         </w:rPr>
-        <w:t xml:space="preserve">durum </w:t>
-      </w:r>
-      <w:proofErr w:type="spellStart"/>
-      <w:r>
-        <w:rPr>
-          <w:sz w:val="24"/>
-          <w:szCs w:val="24"/>
-        </w:rPr>
-        <w:t>çubuğu</w:t>
+        <w:t>durum çubuğu</w:t>
       </w:r>
       <w:r>
         <w:rPr>
@@ -2488,15 +1788,7 @@
           <w:sz w:val="24"/>
           <w:szCs w:val="24"/>
         </w:rPr>
-        <w:t>nda</w:t>
-      </w:r>
-      <w:proofErr w:type="spellEnd"/>
-      <w:r>
-        <w:rPr>
-          <w:sz w:val="24"/>
-          <w:szCs w:val="24"/>
-        </w:rPr>
-        <w:t xml:space="preserve"> gösterilecek.</w:t>
+        <w:t>nda gösterilecek.</w:t>
       </w:r>
     </w:p>
     <w:p>
@@ -2517,23 +1809,7 @@
           <w:sz w:val="24"/>
           <w:szCs w:val="24"/>
         </w:rPr>
-        <w:t>“otopark kullanımı” başlıklı, içeriği “</w:t>
-      </w:r>
-      <w:proofErr w:type="spellStart"/>
-      <w:r>
-        <w:rPr>
-          <w:sz w:val="24"/>
-          <w:szCs w:val="24"/>
-        </w:rPr>
-        <w:t>using</w:t>
-      </w:r>
-      <w:proofErr w:type="spellEnd"/>
-      <w:r>
-        <w:rPr>
-          <w:sz w:val="24"/>
-          <w:szCs w:val="24"/>
-        </w:rPr>
-        <w:t>” tablosundaki</w:t>
+        <w:t>“otopark kullanımı” başlıklı, içeriği “using” tablosundaki</w:t>
       </w:r>
       <w:r>
         <w:rPr>
@@ -2575,23 +1851,7 @@
           <w:sz w:val="24"/>
           <w:szCs w:val="24"/>
         </w:rPr>
-        <w:t xml:space="preserve"> olan bir sayfayı açan buton olacak. “Otopark kullanımı” butonuna tıklayan kullanıcı açılan sayfada “</w:t>
-      </w:r>
-      <w:proofErr w:type="spellStart"/>
-      <w:r>
-        <w:rPr>
-          <w:sz w:val="24"/>
-          <w:szCs w:val="24"/>
-        </w:rPr>
-        <w:t>using</w:t>
-      </w:r>
-      <w:proofErr w:type="spellEnd"/>
-      <w:r>
-        <w:rPr>
-          <w:sz w:val="24"/>
-          <w:szCs w:val="24"/>
-        </w:rPr>
-        <w:t xml:space="preserve">” tablosundaki </w:t>
+        <w:t xml:space="preserve"> olan bir sayfayı açan buton olacak. “Otopark kullanımı” butonuna tıklayan kullanıcı açılan sayfada “using” tablosundaki </w:t>
       </w:r>
       <w:r>
         <w:rPr>
@@ -2634,97 +1894,7 @@
           <w:sz w:val="24"/>
           <w:szCs w:val="24"/>
         </w:rPr>
-        <w:t xml:space="preserve"> </w:t>
-      </w:r>
-      <w:r>
-        <w:rPr>
-          <w:sz w:val="24"/>
-          <w:szCs w:val="24"/>
-        </w:rPr>
-        <w:t>“</w:t>
-      </w:r>
-      <w:proofErr w:type="spellStart"/>
-      <w:r>
-        <w:rPr>
-          <w:sz w:val="24"/>
-          <w:szCs w:val="24"/>
-        </w:rPr>
-        <w:t>using</w:t>
-      </w:r>
-      <w:proofErr w:type="spellEnd"/>
-      <w:r>
-        <w:rPr>
-          <w:sz w:val="24"/>
-          <w:szCs w:val="24"/>
-        </w:rPr>
-        <w:t>” tablosunda</w:t>
-      </w:r>
-      <w:r>
-        <w:rPr>
-          <w:sz w:val="24"/>
-          <w:szCs w:val="24"/>
-        </w:rPr>
-        <w:t xml:space="preserve"> ilk </w:t>
-      </w:r>
-      <w:proofErr w:type="spellStart"/>
-      <w:r>
-        <w:rPr>
-          <w:sz w:val="24"/>
-          <w:szCs w:val="24"/>
-        </w:rPr>
-        <w:t>oluşturuluken</w:t>
-      </w:r>
-      <w:proofErr w:type="spellEnd"/>
-      <w:r>
-        <w:rPr>
-          <w:sz w:val="24"/>
-          <w:szCs w:val="24"/>
-        </w:rPr>
-        <w:t xml:space="preserve"> içeriği </w:t>
-      </w:r>
-      <w:r>
-        <w:rPr>
-          <w:sz w:val="24"/>
-          <w:szCs w:val="24"/>
-        </w:rPr>
-        <w:t xml:space="preserve"> “konu”</w:t>
-      </w:r>
-      <w:r>
-        <w:rPr>
-          <w:sz w:val="24"/>
-          <w:szCs w:val="24"/>
-        </w:rPr>
-        <w:t xml:space="preserve"> =</w:t>
-      </w:r>
-      <w:r>
-        <w:rPr>
-          <w:sz w:val="24"/>
-          <w:szCs w:val="24"/>
-        </w:rPr>
-        <w:t xml:space="preserve"> “kullanım”</w:t>
-      </w:r>
-      <w:r>
-        <w:rPr>
-          <w:sz w:val="24"/>
-          <w:szCs w:val="24"/>
-        </w:rPr>
-        <w:t xml:space="preserve"> ve “not” =  “ Otopark kullanım </w:t>
-      </w:r>
-      <w:proofErr w:type="spellStart"/>
-      <w:r>
-        <w:rPr>
-          <w:sz w:val="24"/>
-          <w:szCs w:val="24"/>
-        </w:rPr>
-        <w:t>klavuzu</w:t>
-      </w:r>
-      <w:proofErr w:type="spellEnd"/>
-      <w:r>
-        <w:rPr>
-          <w:sz w:val="24"/>
-          <w:szCs w:val="24"/>
-        </w:rPr>
-        <w:t>” olan yeni bir kayıt eklenecek</w:t>
+        <w:t xml:space="preserve"> “using” tablosunda ilk oluşturuluken içeriği  “konu” = “kullanım” ve “not” =  “ Otopark kullanım klavuzu” olan yeni bir kayıt eklenecek</w:t>
       </w:r>
     </w:p>
     <w:p>
@@ -2766,91 +1936,49 @@
           <w:sz w:val="24"/>
           <w:szCs w:val="24"/>
         </w:rPr>
+        <w:t xml:space="preserve"> wifi ağına bağlandığında çerez kontrolü yapılacak ve</w:t>
+      </w:r>
+      <w:r>
+        <w:rPr>
+          <w:sz w:val="24"/>
+          <w:szCs w:val="24"/>
+        </w:rPr>
+        <w:t xml:space="preserve"> “</w:t>
+      </w:r>
+      <w:r>
+        <w:rPr>
+          <w:sz w:val="24"/>
+          <w:szCs w:val="24"/>
+        </w:rPr>
+        <w:t>orders</w:t>
+      </w:r>
+      <w:r>
+        <w:rPr>
+          <w:sz w:val="24"/>
+          <w:szCs w:val="24"/>
+        </w:rPr>
+        <w:t>” tablosunda “aktif</w:t>
+      </w:r>
+      <w:r>
+        <w:rPr>
+          <w:sz w:val="24"/>
+          <w:szCs w:val="24"/>
+        </w:rPr>
+        <w:t>” kaydı olup olmadığı kontrol edilecek.</w:t>
+      </w:r>
+      <w:r>
+        <w:rPr>
+          <w:sz w:val="24"/>
+          <w:szCs w:val="24"/>
+        </w:rPr>
         <w:t xml:space="preserve"> </w:t>
       </w:r>
-      <w:proofErr w:type="spellStart"/>
-      <w:r>
-        <w:rPr>
-          <w:sz w:val="24"/>
-          <w:szCs w:val="24"/>
-        </w:rPr>
-        <w:t>wifi</w:t>
-      </w:r>
-      <w:proofErr w:type="spellEnd"/>
-      <w:r>
-        <w:rPr>
-          <w:sz w:val="24"/>
-          <w:szCs w:val="24"/>
-        </w:rPr>
-        <w:t xml:space="preserve"> ağına bağlandığında çerez kontrolü yapılacak ve</w:t>
-      </w:r>
-      <w:r>
-        <w:rPr>
-          <w:sz w:val="24"/>
-          <w:szCs w:val="24"/>
-        </w:rPr>
-        <w:t xml:space="preserve"> “</w:t>
-      </w:r>
-      <w:proofErr w:type="spellStart"/>
-      <w:r>
-        <w:rPr>
-          <w:sz w:val="24"/>
-          <w:szCs w:val="24"/>
-        </w:rPr>
-        <w:t>orders</w:t>
-      </w:r>
-      <w:proofErr w:type="spellEnd"/>
-      <w:r>
-        <w:rPr>
-          <w:sz w:val="24"/>
-          <w:szCs w:val="24"/>
-        </w:rPr>
-        <w:t>” tablosunda “aktif</w:t>
-      </w:r>
-      <w:r>
-        <w:rPr>
-          <w:sz w:val="24"/>
-          <w:szCs w:val="24"/>
-        </w:rPr>
-        <w:t>” kaydı olup olmadığı kontrol edilecek.</w:t>
-      </w:r>
-      <w:r>
-        <w:rPr>
-          <w:sz w:val="24"/>
-          <w:szCs w:val="24"/>
-        </w:rPr>
-        <w:t xml:space="preserve"> </w:t>
-      </w:r>
-      <w:r>
-        <w:rPr>
-          <w:sz w:val="24"/>
-          <w:szCs w:val="24"/>
-        </w:rPr>
-        <w:t>User-</w:t>
-      </w:r>
-      <w:proofErr w:type="spellStart"/>
-      <w:r>
-        <w:rPr>
-          <w:sz w:val="24"/>
-          <w:szCs w:val="24"/>
-        </w:rPr>
-        <w:t>known</w:t>
-      </w:r>
-      <w:proofErr w:type="spellEnd"/>
-      <w:r>
-        <w:rPr>
-          <w:sz w:val="24"/>
-          <w:szCs w:val="24"/>
-        </w:rPr>
-        <w:t xml:space="preserve">” </w:t>
-      </w:r>
-      <w:proofErr w:type="spellStart"/>
-      <w:r>
-        <w:rPr>
-          <w:sz w:val="24"/>
-          <w:szCs w:val="24"/>
-        </w:rPr>
-        <w:t>s</w:t>
+      <w:r>
+        <w:rPr>
+          <w:sz w:val="24"/>
+          <w:szCs w:val="24"/>
+        </w:rPr>
+        <w:t>User-known” s</w:t>
       </w:r>
       <w:r>
         <w:rPr>
@@ -2873,7 +2001,6 @@
         </w:rPr>
         <w:t>da</w:t>
       </w:r>
-      <w:proofErr w:type="spellEnd"/>
       <w:r>
         <w:rPr>
           <w:sz w:val="24"/>
@@ -2886,103 +2013,7 @@
           <w:sz w:val="24"/>
           <w:szCs w:val="24"/>
         </w:rPr>
-        <w:t xml:space="preserve"> “AÇ” butonu ile otopark kapısını açabilecek. “AÇ” butonu RPI </w:t>
-      </w:r>
-      <w:proofErr w:type="spellStart"/>
-      <w:r>
-        <w:rPr>
-          <w:sz w:val="24"/>
-          <w:szCs w:val="24"/>
-        </w:rPr>
-        <w:t>ın</w:t>
-      </w:r>
-      <w:proofErr w:type="spellEnd"/>
-      <w:r>
-        <w:rPr>
-          <w:sz w:val="24"/>
-          <w:szCs w:val="24"/>
-        </w:rPr>
-        <w:t xml:space="preserve"> ilgili GPIO suna “kapıyı aç” çıkışı verecek. Kapının kapanması yine GPIO un giriş </w:t>
-      </w:r>
-      <w:proofErr w:type="spellStart"/>
-      <w:r>
-        <w:rPr>
-          <w:sz w:val="24"/>
-          <w:szCs w:val="24"/>
-        </w:rPr>
-        <w:t>pinlerinden</w:t>
-      </w:r>
-      <w:proofErr w:type="spellEnd"/>
-      <w:r>
-        <w:rPr>
-          <w:sz w:val="24"/>
-          <w:szCs w:val="24"/>
-        </w:rPr>
-        <w:t xml:space="preserve"> birine bağlanan bir giriş </w:t>
-      </w:r>
-      <w:proofErr w:type="spellStart"/>
-      <w:r>
-        <w:rPr>
-          <w:sz w:val="24"/>
-          <w:szCs w:val="24"/>
-        </w:rPr>
-        <w:t>sensorü</w:t>
-      </w:r>
-      <w:proofErr w:type="spellEnd"/>
-      <w:r>
-        <w:rPr>
-          <w:sz w:val="24"/>
-          <w:szCs w:val="24"/>
-        </w:rPr>
-        <w:t xml:space="preserve"> aracılığı (bu </w:t>
-      </w:r>
-      <w:proofErr w:type="spellStart"/>
-      <w:r>
-        <w:rPr>
-          <w:sz w:val="24"/>
-          <w:szCs w:val="24"/>
-        </w:rPr>
-        <w:t>sensör</w:t>
-      </w:r>
-      <w:proofErr w:type="spellEnd"/>
-      <w:r>
-        <w:rPr>
-          <w:sz w:val="24"/>
-          <w:szCs w:val="24"/>
-        </w:rPr>
-        <w:t xml:space="preserve"> aracın kapıdan geçtiğini kontrol edecek) ile yapılacak. Giriş </w:t>
-      </w:r>
-      <w:proofErr w:type="spellStart"/>
-      <w:r>
-        <w:rPr>
-          <w:sz w:val="24"/>
-          <w:szCs w:val="24"/>
-        </w:rPr>
-        <w:t>sensörü</w:t>
-      </w:r>
-      <w:proofErr w:type="spellEnd"/>
-      <w:r>
-        <w:rPr>
-          <w:sz w:val="24"/>
-          <w:szCs w:val="24"/>
-        </w:rPr>
-        <w:t xml:space="preserve"> dışında 2. Bir sensor de otopark kapısının kapanma güzergahında, herhangi bir engel olup olmadığını kontrol edecek 2. Bir </w:t>
-      </w:r>
-      <w:proofErr w:type="spellStart"/>
-      <w:r>
-        <w:rPr>
-          <w:sz w:val="24"/>
-          <w:szCs w:val="24"/>
-        </w:rPr>
-        <w:t>sensörün</w:t>
-      </w:r>
-      <w:proofErr w:type="spellEnd"/>
-      <w:r>
-        <w:rPr>
-          <w:sz w:val="24"/>
-          <w:szCs w:val="24"/>
-        </w:rPr>
-        <w:t xml:space="preserve"> de açık olduğu durumda</w:t>
+        <w:t xml:space="preserve"> “AÇ” butonu ile otopark kapısını açabilecek. “AÇ” butonu RPI ın ilgili GPIO suna “kapıyı aç” çıkışı verecek. Kapının kapanması yine GPIO un giriş pinlerinden birine bağlanan bir giriş sensorü aracılığı (bu sensör aracın kapıdan geçtiğini kontrol edecek) ile yapılacak. Giriş sensörü dışında 2. Bir sensor de otopark kapısının kapanma güzergahında, herhangi bir engel olup olmadığını kontrol edecek 2. Bir sensörün de açık olduğu durumda</w:t>
       </w:r>
     </w:p>
     <w:p>
@@ -3012,21 +2043,12 @@
         </w:rPr>
         <w:t xml:space="preserve">önetici </w:t>
       </w:r>
-      <w:proofErr w:type="spellStart"/>
-      <w:r>
-        <w:rPr>
-          <w:sz w:val="24"/>
-          <w:szCs w:val="24"/>
-        </w:rPr>
-        <w:t>RPi</w:t>
-      </w:r>
-      <w:proofErr w:type="spellEnd"/>
-      <w:r>
-        <w:rPr>
-          <w:sz w:val="24"/>
-          <w:szCs w:val="24"/>
-        </w:rPr>
-        <w:t xml:space="preserve"> ya uzaktan </w:t>
+      <w:r>
+        <w:rPr>
+          <w:sz w:val="24"/>
+          <w:szCs w:val="24"/>
+        </w:rPr>
+        <w:t xml:space="preserve">RPi ya uzaktan </w:t>
       </w:r>
       <w:r>
         <w:rPr>
@@ -3082,39 +2104,7 @@
           <w:sz w:val="24"/>
           <w:szCs w:val="24"/>
         </w:rPr>
-        <w:t xml:space="preserve">yönetici parolası </w:t>
-      </w:r>
-      <w:proofErr w:type="spellStart"/>
-      <w:r>
-        <w:rPr>
-          <w:sz w:val="24"/>
-          <w:szCs w:val="24"/>
-        </w:rPr>
-        <w:t>veritabanında</w:t>
-      </w:r>
-      <w:proofErr w:type="spellEnd"/>
-      <w:r>
-        <w:rPr>
-          <w:sz w:val="24"/>
-          <w:szCs w:val="24"/>
-        </w:rPr>
-        <w:t xml:space="preserve"> “</w:t>
-      </w:r>
-      <w:proofErr w:type="spellStart"/>
-      <w:r>
-        <w:rPr>
-          <w:sz w:val="24"/>
-          <w:szCs w:val="24"/>
-        </w:rPr>
-        <w:t>password</w:t>
-      </w:r>
-      <w:proofErr w:type="spellEnd"/>
-      <w:r>
-        <w:rPr>
-          <w:sz w:val="24"/>
-          <w:szCs w:val="24"/>
-        </w:rPr>
-        <w:t>” tablosunda saklanabilmeli</w:t>
+        <w:t>yönetici parolası veritabanında “password” tablosunda saklanabilmeli</w:t>
       </w:r>
     </w:p>
     <w:p>
@@ -3192,55 +2182,7 @@
           <w:sz w:val="24"/>
           <w:szCs w:val="24"/>
         </w:rPr>
-        <w:t xml:space="preserve">yönetici bu sayfada otopark kullanım koşullarını </w:t>
-      </w:r>
-      <w:proofErr w:type="spellStart"/>
-      <w:r>
-        <w:rPr>
-          <w:sz w:val="24"/>
-          <w:szCs w:val="24"/>
-        </w:rPr>
-        <w:t>veritabanında</w:t>
-      </w:r>
-      <w:proofErr w:type="spellEnd"/>
-      <w:r>
-        <w:rPr>
-          <w:sz w:val="24"/>
-          <w:szCs w:val="24"/>
-        </w:rPr>
-        <w:t xml:space="preserve"> kaydedilebilecek şekilde girebilmeli (</w:t>
-      </w:r>
-      <w:proofErr w:type="spellStart"/>
-      <w:r>
-        <w:rPr>
-          <w:sz w:val="24"/>
-          <w:szCs w:val="24"/>
-        </w:rPr>
-        <w:t>veritabanında</w:t>
-      </w:r>
-      <w:proofErr w:type="spellEnd"/>
-      <w:r>
-        <w:rPr>
-          <w:sz w:val="24"/>
-          <w:szCs w:val="24"/>
-        </w:rPr>
-        <w:t xml:space="preserve"> “</w:t>
-      </w:r>
-      <w:proofErr w:type="spellStart"/>
-      <w:r>
-        <w:rPr>
-          <w:sz w:val="24"/>
-          <w:szCs w:val="24"/>
-        </w:rPr>
-        <w:t>kosullar</w:t>
-      </w:r>
-      <w:proofErr w:type="spellEnd"/>
-      <w:r>
-        <w:rPr>
-          <w:sz w:val="24"/>
-          <w:szCs w:val="24"/>
-        </w:rPr>
-        <w:t>” tablosu)</w:t>
+        <w:t>yönetici bu sayfada otopark kullanım koşullarını veritabanında kaydedilebilecek şekilde girebilmeli (veritabanında “kosullar” tablosu)</w:t>
       </w:r>
     </w:p>
     <w:p>
@@ -3314,23 +2256,7 @@
           <w:sz w:val="24"/>
           <w:szCs w:val="24"/>
         </w:rPr>
-        <w:t xml:space="preserve">barındıran bir </w:t>
-      </w:r>
-      <w:proofErr w:type="spellStart"/>
-      <w:r>
-        <w:rPr>
-          <w:sz w:val="24"/>
-          <w:szCs w:val="24"/>
-        </w:rPr>
-        <w:t>sqlite</w:t>
-      </w:r>
-      <w:proofErr w:type="spellEnd"/>
-      <w:r>
-        <w:rPr>
-          <w:sz w:val="24"/>
-          <w:szCs w:val="24"/>
-        </w:rPr>
-        <w:t xml:space="preserve"> veri tabanına ev sahipliği yapmalı </w:t>
+        <w:t xml:space="preserve">barındıran bir sqlite veri tabanına ev sahipliği yapmalı </w:t>
       </w:r>
     </w:p>
     <w:p>
@@ -3358,78 +2284,21 @@
           <w:sz w:val="24"/>
           <w:szCs w:val="24"/>
         </w:rPr>
-        <w:t xml:space="preserve"> tablosu(kod </w:t>
-      </w:r>
-      <w:proofErr w:type="spellStart"/>
-      <w:r>
-        <w:rPr>
-          <w:sz w:val="24"/>
-          <w:szCs w:val="24"/>
-        </w:rPr>
-        <w:t>numeric</w:t>
-      </w:r>
-      <w:proofErr w:type="spellEnd"/>
-      <w:r>
-        <w:rPr>
-          <w:sz w:val="24"/>
-          <w:szCs w:val="24"/>
-        </w:rPr>
-        <w:t xml:space="preserve">, </w:t>
-      </w:r>
-      <w:r>
-        <w:rPr>
-          <w:sz w:val="24"/>
-          <w:szCs w:val="24"/>
-        </w:rPr>
-        <w:t xml:space="preserve">alan </w:t>
-      </w:r>
-      <w:proofErr w:type="spellStart"/>
-      <w:r>
-        <w:rPr>
-          <w:sz w:val="24"/>
-          <w:szCs w:val="24"/>
-        </w:rPr>
-        <w:t>string</w:t>
-      </w:r>
-      <w:proofErr w:type="spellEnd"/>
-      <w:r>
-        <w:rPr>
-          <w:sz w:val="24"/>
-          <w:szCs w:val="24"/>
-        </w:rPr>
-        <w:t xml:space="preserve">, </w:t>
-      </w:r>
-      <w:proofErr w:type="spellStart"/>
-      <w:r>
-        <w:rPr>
-          <w:sz w:val="24"/>
-          <w:szCs w:val="24"/>
-        </w:rPr>
-        <w:t>text</w:t>
-      </w:r>
-      <w:proofErr w:type="spellEnd"/>
-      <w:r>
-        <w:rPr>
-          <w:sz w:val="24"/>
-          <w:szCs w:val="24"/>
-        </w:rPr>
-        <w:t xml:space="preserve"> </w:t>
-      </w:r>
-      <w:proofErr w:type="spellStart"/>
-      <w:r>
-        <w:rPr>
-          <w:sz w:val="24"/>
-          <w:szCs w:val="24"/>
-        </w:rPr>
-        <w:t>string</w:t>
-      </w:r>
-      <w:proofErr w:type="spellEnd"/>
-      <w:r>
-        <w:rPr>
-          <w:sz w:val="24"/>
-          <w:szCs w:val="24"/>
-        </w:rPr>
-        <w:t>)</w:t>
+        <w:t xml:space="preserve"> tablosu(kod numeric, </w:t>
+      </w:r>
+      <w:r>
+        <w:rPr>
+          <w:sz w:val="24"/>
+          <w:szCs w:val="24"/>
+        </w:rPr>
+        <w:t xml:space="preserve">alan string, </w:t>
+      </w:r>
+      <w:r>
+        <w:rPr>
+          <w:sz w:val="24"/>
+          <w:szCs w:val="24"/>
+        </w:rPr>
+        <w:t>text string)</w:t>
       </w:r>
     </w:p>
     <w:p>
@@ -3450,92 +2319,56 @@
           <w:sz w:val="24"/>
           <w:szCs w:val="24"/>
         </w:rPr>
-        <w:t>“</w:t>
-      </w:r>
-      <w:proofErr w:type="spellStart"/>
-      <w:r>
-        <w:rPr>
-          <w:sz w:val="24"/>
-          <w:szCs w:val="24"/>
-        </w:rPr>
-        <w:t>user</w:t>
-      </w:r>
-      <w:proofErr w:type="spellEnd"/>
-      <w:r>
-        <w:rPr>
-          <w:sz w:val="24"/>
-          <w:szCs w:val="24"/>
-        </w:rPr>
-        <w:t>”</w:t>
-      </w:r>
-      <w:r>
-        <w:rPr>
-          <w:sz w:val="24"/>
-          <w:szCs w:val="24"/>
-        </w:rPr>
-        <w:t xml:space="preserve"> tablosu (kod </w:t>
-      </w:r>
-      <w:proofErr w:type="spellStart"/>
-      <w:r>
-        <w:rPr>
-          <w:sz w:val="24"/>
-          <w:szCs w:val="24"/>
-        </w:rPr>
-        <w:t>numeric</w:t>
-      </w:r>
-      <w:proofErr w:type="spellEnd"/>
-      <w:r>
-        <w:rPr>
-          <w:sz w:val="24"/>
-          <w:szCs w:val="24"/>
-        </w:rPr>
-        <w:t xml:space="preserve">, </w:t>
-      </w:r>
-      <w:r>
-        <w:rPr>
-          <w:sz w:val="24"/>
-          <w:szCs w:val="24"/>
-        </w:rPr>
-        <w:t xml:space="preserve">plaka </w:t>
-      </w:r>
-      <w:proofErr w:type="spellStart"/>
-      <w:r>
-        <w:rPr>
-          <w:sz w:val="24"/>
-          <w:szCs w:val="24"/>
-        </w:rPr>
-        <w:t>string</w:t>
-      </w:r>
-      <w:proofErr w:type="spellEnd"/>
-      <w:r>
-        <w:rPr>
-          <w:sz w:val="24"/>
-          <w:szCs w:val="24"/>
-        </w:rPr>
-        <w:t xml:space="preserve">, </w:t>
-      </w:r>
-      <w:r>
-        <w:rPr>
-          <w:sz w:val="24"/>
-          <w:szCs w:val="24"/>
-        </w:rPr>
-        <w:t xml:space="preserve">name </w:t>
-      </w:r>
-      <w:proofErr w:type="spellStart"/>
-      <w:r>
-        <w:rPr>
-          <w:sz w:val="24"/>
-          <w:szCs w:val="24"/>
-        </w:rPr>
-        <w:t>string</w:t>
-      </w:r>
-      <w:proofErr w:type="spellEnd"/>
-      <w:r>
-        <w:rPr>
-          <w:sz w:val="24"/>
-          <w:szCs w:val="24"/>
-        </w:rPr>
-        <w:t>,</w:t>
+        <w:t>“user”</w:t>
+      </w:r>
+      <w:r>
+        <w:rPr>
+          <w:sz w:val="24"/>
+          <w:szCs w:val="24"/>
+        </w:rPr>
+        <w:t xml:space="preserve"> tablosu (kod numeric, </w:t>
+      </w:r>
+      <w:r>
+        <w:rPr>
+          <w:sz w:val="24"/>
+          <w:szCs w:val="24"/>
+        </w:rPr>
+        <w:t xml:space="preserve">plaka string, </w:t>
+      </w:r>
+      <w:r>
+        <w:rPr>
+          <w:sz w:val="24"/>
+          <w:szCs w:val="24"/>
+        </w:rPr>
+        <w:t>name string,</w:t>
+      </w:r>
+      <w:r>
+        <w:rPr>
+          <w:sz w:val="24"/>
+          <w:szCs w:val="24"/>
+        </w:rPr>
+        <w:t xml:space="preserve"> surname string,</w:t>
+      </w:r>
+      <w:r>
+        <w:rPr>
+          <w:sz w:val="24"/>
+          <w:szCs w:val="24"/>
+        </w:rPr>
+        <w:t xml:space="preserve"> tel string, eposta string, araç_marka string</w:t>
+      </w:r>
+      <w:r>
+        <w:rPr>
+          <w:sz w:val="24"/>
+          <w:szCs w:val="24"/>
+        </w:rPr>
+        <w:t xml:space="preserve">) </w:t>
+      </w:r>
+      <w:r>
+        <w:rPr>
+          <w:sz w:val="24"/>
+          <w:szCs w:val="24"/>
+        </w:rPr>
+        <w:t xml:space="preserve"> start_date date, finish_date date,</w:t>
       </w:r>
       <w:r>
         <w:rPr>
@@ -3544,315 +2377,41 @@
         </w:rPr>
         <w:t xml:space="preserve"> </w:t>
       </w:r>
-      <w:proofErr w:type="spellStart"/>
-      <w:r>
-        <w:rPr>
-          <w:sz w:val="24"/>
-          <w:szCs w:val="24"/>
-        </w:rPr>
-        <w:t>surname</w:t>
-      </w:r>
-      <w:proofErr w:type="spellEnd"/>
-      <w:r>
-        <w:rPr>
-          <w:sz w:val="24"/>
-          <w:szCs w:val="24"/>
-        </w:rPr>
-        <w:t xml:space="preserve"> </w:t>
-      </w:r>
-      <w:proofErr w:type="spellStart"/>
-      <w:r>
-        <w:rPr>
-          <w:sz w:val="24"/>
-          <w:szCs w:val="24"/>
-        </w:rPr>
-        <w:t>string</w:t>
-      </w:r>
-      <w:proofErr w:type="spellEnd"/>
-      <w:r>
-        <w:rPr>
-          <w:sz w:val="24"/>
-          <w:szCs w:val="24"/>
-        </w:rPr>
-        <w:t>,</w:t>
-      </w:r>
-      <w:r>
-        <w:rPr>
-          <w:sz w:val="24"/>
-          <w:szCs w:val="24"/>
-        </w:rPr>
-        <w:t xml:space="preserve"> tel </w:t>
-      </w:r>
-      <w:proofErr w:type="spellStart"/>
-      <w:r>
-        <w:rPr>
-          <w:sz w:val="24"/>
-          <w:szCs w:val="24"/>
-        </w:rPr>
-        <w:t>string</w:t>
-      </w:r>
-      <w:proofErr w:type="spellEnd"/>
-      <w:r>
-        <w:rPr>
-          <w:sz w:val="24"/>
-          <w:szCs w:val="24"/>
-        </w:rPr>
-        <w:t xml:space="preserve">, eposta </w:t>
-      </w:r>
-      <w:proofErr w:type="spellStart"/>
-      <w:r>
-        <w:rPr>
-          <w:sz w:val="24"/>
-          <w:szCs w:val="24"/>
-        </w:rPr>
-        <w:t>string</w:t>
-      </w:r>
-      <w:proofErr w:type="spellEnd"/>
-      <w:r>
-        <w:rPr>
-          <w:sz w:val="24"/>
-          <w:szCs w:val="24"/>
-        </w:rPr>
-        <w:t xml:space="preserve">, </w:t>
-      </w:r>
-      <w:proofErr w:type="spellStart"/>
-      <w:r>
-        <w:rPr>
-          <w:sz w:val="24"/>
-          <w:szCs w:val="24"/>
-        </w:rPr>
-        <w:t>araç_marka</w:t>
-      </w:r>
-      <w:proofErr w:type="spellEnd"/>
-      <w:r>
-        <w:rPr>
-          <w:sz w:val="24"/>
-          <w:szCs w:val="24"/>
-        </w:rPr>
-        <w:t xml:space="preserve"> </w:t>
-      </w:r>
-      <w:proofErr w:type="spellStart"/>
-      <w:r>
-        <w:rPr>
-          <w:sz w:val="24"/>
-          <w:szCs w:val="24"/>
-        </w:rPr>
-        <w:t>string</w:t>
-      </w:r>
-      <w:proofErr w:type="spellEnd"/>
-      <w:r>
-        <w:rPr>
-          <w:sz w:val="24"/>
-          <w:szCs w:val="24"/>
-        </w:rPr>
-        <w:t xml:space="preserve">) </w:t>
-      </w:r>
-      <w:r>
-        <w:rPr>
-          <w:sz w:val="24"/>
-          <w:szCs w:val="24"/>
-        </w:rPr>
-        <w:t xml:space="preserve"> </w:t>
-      </w:r>
-      <w:proofErr w:type="spellStart"/>
-      <w:r>
-        <w:rPr>
-          <w:sz w:val="24"/>
-          <w:szCs w:val="24"/>
-        </w:rPr>
-        <w:t>start_date</w:t>
-      </w:r>
-      <w:proofErr w:type="spellEnd"/>
-      <w:r>
-        <w:rPr>
-          <w:sz w:val="24"/>
-          <w:szCs w:val="24"/>
-        </w:rPr>
-        <w:t xml:space="preserve"> </w:t>
-      </w:r>
-      <w:proofErr w:type="spellStart"/>
-      <w:r>
-        <w:rPr>
-          <w:sz w:val="24"/>
-          <w:szCs w:val="24"/>
-        </w:rPr>
-        <w:t>date</w:t>
-      </w:r>
-      <w:proofErr w:type="spellEnd"/>
-      <w:r>
-        <w:rPr>
-          <w:sz w:val="24"/>
-          <w:szCs w:val="24"/>
-        </w:rPr>
-        <w:t xml:space="preserve">, </w:t>
-      </w:r>
-      <w:proofErr w:type="spellStart"/>
-      <w:r>
-        <w:rPr>
-          <w:sz w:val="24"/>
-          <w:szCs w:val="24"/>
-        </w:rPr>
-        <w:t>finish_date</w:t>
-      </w:r>
-      <w:proofErr w:type="spellEnd"/>
-      <w:r>
-        <w:rPr>
-          <w:sz w:val="24"/>
-          <w:szCs w:val="24"/>
-        </w:rPr>
-        <w:t xml:space="preserve"> </w:t>
-      </w:r>
-      <w:proofErr w:type="spellStart"/>
-      <w:r>
-        <w:rPr>
-          <w:sz w:val="24"/>
-          <w:szCs w:val="24"/>
-        </w:rPr>
-        <w:t>date</w:t>
-      </w:r>
-      <w:proofErr w:type="spellEnd"/>
-      <w:r>
-        <w:rPr>
-          <w:sz w:val="24"/>
-          <w:szCs w:val="24"/>
-        </w:rPr>
-        <w:t>,</w:t>
-      </w:r>
-      <w:r>
-        <w:rPr>
-          <w:sz w:val="24"/>
-          <w:szCs w:val="24"/>
-        </w:rPr>
-        <w:t xml:space="preserve"> </w:t>
-      </w:r>
-      <w:proofErr w:type="spellStart"/>
-      <w:r>
-        <w:rPr>
-          <w:sz w:val="24"/>
-          <w:szCs w:val="24"/>
-        </w:rPr>
-        <w:t>start_clock</w:t>
-      </w:r>
-      <w:proofErr w:type="spellEnd"/>
-      <w:r>
-        <w:rPr>
-          <w:sz w:val="24"/>
-          <w:szCs w:val="24"/>
-        </w:rPr>
-        <w:t xml:space="preserve"> time, </w:t>
-      </w:r>
-      <w:proofErr w:type="spellStart"/>
-      <w:r>
-        <w:rPr>
-          <w:sz w:val="24"/>
-          <w:szCs w:val="24"/>
-        </w:rPr>
-        <w:t>false_out</w:t>
-      </w:r>
-      <w:proofErr w:type="spellEnd"/>
-      <w:r>
-        <w:rPr>
-          <w:sz w:val="24"/>
-          <w:szCs w:val="24"/>
-        </w:rPr>
-        <w:t xml:space="preserve"> </w:t>
-      </w:r>
-      <w:proofErr w:type="spellStart"/>
-      <w:r>
-        <w:rPr>
-          <w:sz w:val="24"/>
-          <w:szCs w:val="24"/>
-        </w:rPr>
-        <w:t>date</w:t>
-      </w:r>
-      <w:proofErr w:type="spellEnd"/>
-      <w:r>
-        <w:rPr>
-          <w:sz w:val="24"/>
-          <w:szCs w:val="24"/>
-        </w:rPr>
-        <w:t>,</w:t>
-      </w:r>
-      <w:r>
-        <w:rPr>
-          <w:sz w:val="24"/>
-          <w:szCs w:val="24"/>
-        </w:rPr>
-        <w:t xml:space="preserve"> durum </w:t>
-      </w:r>
-      <w:proofErr w:type="spellStart"/>
-      <w:r>
-        <w:rPr>
-          <w:sz w:val="24"/>
-          <w:szCs w:val="24"/>
-        </w:rPr>
-        <w:t>string</w:t>
-      </w:r>
-      <w:proofErr w:type="spellEnd"/>
-      <w:r>
-        <w:rPr>
-          <w:sz w:val="24"/>
-          <w:szCs w:val="24"/>
-        </w:rPr>
-        <w:t xml:space="preserve">, </w:t>
-      </w:r>
-      <w:proofErr w:type="spellStart"/>
-      <w:r>
-        <w:rPr>
-          <w:sz w:val="24"/>
-          <w:szCs w:val="24"/>
-        </w:rPr>
-        <w:t>macadres</w:t>
-      </w:r>
-      <w:proofErr w:type="spellEnd"/>
-      <w:r>
-        <w:rPr>
-          <w:sz w:val="24"/>
-          <w:szCs w:val="24"/>
-        </w:rPr>
-        <w:t xml:space="preserve"> </w:t>
-      </w:r>
-      <w:proofErr w:type="spellStart"/>
-      <w:r>
-        <w:rPr>
-          <w:sz w:val="24"/>
-          <w:szCs w:val="24"/>
-        </w:rPr>
-        <w:t>string</w:t>
-      </w:r>
-      <w:proofErr w:type="spellEnd"/>
-      <w:r>
-        <w:rPr>
-          <w:sz w:val="24"/>
-          <w:szCs w:val="24"/>
-        </w:rPr>
-        <w:t xml:space="preserve">, </w:t>
-      </w:r>
-      <w:proofErr w:type="spellStart"/>
-      <w:r>
-        <w:rPr>
-          <w:sz w:val="24"/>
-          <w:szCs w:val="24"/>
-        </w:rPr>
-        <w:t>passw</w:t>
-      </w:r>
-      <w:proofErr w:type="spellEnd"/>
-      <w:r>
-        <w:rPr>
-          <w:sz w:val="24"/>
-          <w:szCs w:val="24"/>
-        </w:rPr>
-        <w:t xml:space="preserve"> </w:t>
-      </w:r>
-      <w:proofErr w:type="spellStart"/>
-      <w:r>
-        <w:rPr>
-          <w:sz w:val="24"/>
-          <w:szCs w:val="24"/>
-        </w:rPr>
-        <w:t>text</w:t>
-      </w:r>
-      <w:proofErr w:type="spellEnd"/>
+      <w:r>
+        <w:rPr>
+          <w:sz w:val="24"/>
+          <w:szCs w:val="24"/>
+        </w:rPr>
+        <w:t xml:space="preserve">start_clock time, </w:t>
+      </w:r>
+      <w:r>
+        <w:rPr>
+          <w:sz w:val="24"/>
+          <w:szCs w:val="24"/>
+        </w:rPr>
+        <w:t>false_out date,</w:t>
+      </w:r>
+      <w:r>
+        <w:rPr>
+          <w:sz w:val="24"/>
+          <w:szCs w:val="24"/>
+        </w:rPr>
+        <w:t xml:space="preserve"> durum string</w:t>
+      </w:r>
+      <w:r>
+        <w:rPr>
+          <w:sz w:val="24"/>
+          <w:szCs w:val="24"/>
+        </w:rPr>
+        <w:t>, macadres string</w:t>
+      </w:r>
+      <w:r>
+        <w:rPr>
+          <w:sz w:val="24"/>
+          <w:szCs w:val="24"/>
+        </w:rPr>
+        <w:t>, passw text</w:t>
+      </w:r>
       <w:r>
         <w:rPr>
           <w:sz w:val="24"/>
@@ -3881,7 +2440,6 @@
         </w:rPr>
         <w:t>“</w:t>
       </w:r>
-      <w:proofErr w:type="spellStart"/>
       <w:r>
         <w:rPr>
           <w:sz w:val="24"/>
@@ -3889,7 +2447,6 @@
         </w:rPr>
         <w:t>rights</w:t>
       </w:r>
-      <w:proofErr w:type="spellEnd"/>
       <w:r>
         <w:rPr>
           <w:sz w:val="24"/>
@@ -3909,216 +2466,22 @@
           <w:sz w:val="24"/>
           <w:szCs w:val="24"/>
         </w:rPr>
-        <w:t xml:space="preserve">(kod </w:t>
-      </w:r>
-      <w:proofErr w:type="spellStart"/>
-      <w:r>
-        <w:rPr>
-          <w:sz w:val="24"/>
-          <w:szCs w:val="24"/>
-        </w:rPr>
-        <w:t>numeric</w:t>
-      </w:r>
-      <w:proofErr w:type="spellEnd"/>
-      <w:r>
-        <w:rPr>
-          <w:sz w:val="24"/>
-          <w:szCs w:val="24"/>
-        </w:rPr>
-        <w:t xml:space="preserve">, plaka </w:t>
-      </w:r>
-      <w:proofErr w:type="spellStart"/>
-      <w:r>
-        <w:rPr>
-          <w:sz w:val="24"/>
-          <w:szCs w:val="24"/>
-        </w:rPr>
-        <w:t>string</w:t>
-      </w:r>
-      <w:proofErr w:type="spellEnd"/>
-      <w:r>
-        <w:rPr>
-          <w:sz w:val="24"/>
-          <w:szCs w:val="24"/>
-        </w:rPr>
-        <w:t>,</w:t>
-      </w:r>
-      <w:r>
-        <w:rPr>
-          <w:sz w:val="24"/>
-          <w:szCs w:val="24"/>
-        </w:rPr>
-        <w:t xml:space="preserve"> </w:t>
-      </w:r>
-      <w:proofErr w:type="spellStart"/>
-      <w:r>
-        <w:rPr>
-          <w:sz w:val="24"/>
-          <w:szCs w:val="24"/>
-        </w:rPr>
-        <w:t>start_date</w:t>
-      </w:r>
-      <w:proofErr w:type="spellEnd"/>
-      <w:r>
-        <w:rPr>
-          <w:sz w:val="24"/>
-          <w:szCs w:val="24"/>
-        </w:rPr>
-        <w:t xml:space="preserve"> </w:t>
-      </w:r>
-      <w:proofErr w:type="spellStart"/>
-      <w:r>
-        <w:rPr>
-          <w:sz w:val="24"/>
-          <w:szCs w:val="24"/>
-        </w:rPr>
-        <w:t>date</w:t>
-      </w:r>
-      <w:proofErr w:type="spellEnd"/>
-      <w:r>
-        <w:rPr>
-          <w:sz w:val="24"/>
-          <w:szCs w:val="24"/>
-        </w:rPr>
-        <w:t xml:space="preserve">, </w:t>
-      </w:r>
-      <w:proofErr w:type="spellStart"/>
-      <w:r>
-        <w:rPr>
-          <w:sz w:val="24"/>
-          <w:szCs w:val="24"/>
-        </w:rPr>
-        <w:t>finish_date</w:t>
-      </w:r>
-      <w:proofErr w:type="spellEnd"/>
-      <w:r>
-        <w:rPr>
-          <w:sz w:val="24"/>
-          <w:szCs w:val="24"/>
-        </w:rPr>
-        <w:t xml:space="preserve"> </w:t>
-      </w:r>
-      <w:proofErr w:type="spellStart"/>
-      <w:r>
-        <w:rPr>
-          <w:sz w:val="24"/>
-          <w:szCs w:val="24"/>
-        </w:rPr>
-        <w:t>date</w:t>
-      </w:r>
-      <w:proofErr w:type="spellEnd"/>
-      <w:r>
-        <w:rPr>
-          <w:sz w:val="24"/>
-          <w:szCs w:val="24"/>
-        </w:rPr>
-        <w:t xml:space="preserve">, </w:t>
-      </w:r>
-      <w:proofErr w:type="spellStart"/>
-      <w:r>
-        <w:rPr>
-          <w:sz w:val="24"/>
-          <w:szCs w:val="24"/>
-        </w:rPr>
-        <w:t>false_out</w:t>
-      </w:r>
-      <w:proofErr w:type="spellEnd"/>
-      <w:r>
-        <w:rPr>
-          <w:sz w:val="24"/>
-          <w:szCs w:val="24"/>
-        </w:rPr>
-        <w:t xml:space="preserve"> </w:t>
-      </w:r>
-      <w:proofErr w:type="spellStart"/>
-      <w:r>
-        <w:rPr>
-          <w:sz w:val="24"/>
-          <w:szCs w:val="24"/>
-        </w:rPr>
-        <w:t>date</w:t>
-      </w:r>
-      <w:proofErr w:type="spellEnd"/>
-      <w:r>
-        <w:rPr>
-          <w:sz w:val="24"/>
-          <w:szCs w:val="24"/>
-        </w:rPr>
-        <w:t xml:space="preserve">, durum </w:t>
-      </w:r>
-      <w:proofErr w:type="spellStart"/>
-      <w:r>
-        <w:rPr>
-          <w:sz w:val="24"/>
-          <w:szCs w:val="24"/>
-        </w:rPr>
-        <w:t>string</w:t>
-      </w:r>
-      <w:proofErr w:type="spellEnd"/>
-      <w:r>
-        <w:rPr>
-          <w:sz w:val="24"/>
-          <w:szCs w:val="24"/>
-        </w:rPr>
-        <w:t xml:space="preserve">, </w:t>
-      </w:r>
-      <w:proofErr w:type="spellStart"/>
-      <w:r>
-        <w:rPr>
-          <w:sz w:val="24"/>
-          <w:szCs w:val="24"/>
-        </w:rPr>
-        <w:t>odeme</w:t>
-      </w:r>
-      <w:proofErr w:type="spellEnd"/>
-      <w:r>
-        <w:rPr>
-          <w:sz w:val="24"/>
-          <w:szCs w:val="24"/>
-        </w:rPr>
-        <w:t xml:space="preserve"> </w:t>
-      </w:r>
-      <w:proofErr w:type="spellStart"/>
-      <w:r>
-        <w:rPr>
-          <w:sz w:val="24"/>
-          <w:szCs w:val="24"/>
-        </w:rPr>
-        <w:t>numeric</w:t>
-      </w:r>
-      <w:proofErr w:type="spellEnd"/>
-      <w:r>
-        <w:rPr>
-          <w:sz w:val="24"/>
-          <w:szCs w:val="24"/>
-        </w:rPr>
-        <w:t xml:space="preserve">, </w:t>
-      </w:r>
-      <w:proofErr w:type="spellStart"/>
-      <w:r>
-        <w:rPr>
-          <w:sz w:val="24"/>
-          <w:szCs w:val="24"/>
-        </w:rPr>
-        <w:t>günlükfiat</w:t>
-      </w:r>
-      <w:proofErr w:type="spellEnd"/>
-      <w:r>
-        <w:rPr>
-          <w:sz w:val="24"/>
-          <w:szCs w:val="24"/>
-        </w:rPr>
-        <w:t xml:space="preserve"> </w:t>
-      </w:r>
-      <w:proofErr w:type="spellStart"/>
-      <w:r>
-        <w:rPr>
-          <w:sz w:val="24"/>
-          <w:szCs w:val="24"/>
-        </w:rPr>
-        <w:t>numeric</w:t>
-      </w:r>
-      <w:proofErr w:type="spellEnd"/>
+        <w:t>(kod numeric, plaka string,</w:t>
+      </w:r>
+      <w:r>
+        <w:rPr>
+          <w:sz w:val="24"/>
+          <w:szCs w:val="24"/>
+        </w:rPr>
+        <w:t xml:space="preserve"> start_date date, finish_date date, false_out date, durum string</w:t>
+      </w:r>
+      <w:r>
+        <w:rPr>
+          <w:sz w:val="24"/>
+          <w:szCs w:val="24"/>
+        </w:rPr>
+        <w:t>, odeme numeric, günlükfiat numeric</w:t>
+      </w:r>
       <w:r>
         <w:rPr>
           <w:sz w:val="24"/>
@@ -4173,39 +2536,7 @@
           <w:sz w:val="24"/>
           <w:szCs w:val="24"/>
         </w:rPr>
-        <w:t>“</w:t>
-      </w:r>
-      <w:proofErr w:type="spellStart"/>
-      <w:r>
-        <w:rPr>
-          <w:sz w:val="24"/>
-          <w:szCs w:val="24"/>
-        </w:rPr>
-        <w:t>start_clock</w:t>
-      </w:r>
-      <w:proofErr w:type="spellEnd"/>
-      <w:r>
-        <w:rPr>
-          <w:sz w:val="24"/>
-          <w:szCs w:val="24"/>
-        </w:rPr>
-        <w:t xml:space="preserve">” sahası zaman olarak geçti ve </w:t>
-      </w:r>
-      <w:proofErr w:type="spellStart"/>
-      <w:r>
-        <w:rPr>
-          <w:sz w:val="24"/>
-          <w:szCs w:val="24"/>
-        </w:rPr>
-        <w:t>finish_date</w:t>
-      </w:r>
-      <w:proofErr w:type="spellEnd"/>
-      <w:r>
-        <w:rPr>
-          <w:sz w:val="24"/>
-          <w:szCs w:val="24"/>
-        </w:rPr>
-        <w:t xml:space="preserve"> günün tarihinde veya daha sonraki bir tarihte ise</w:t>
+        <w:t>“start_clock” sahası zaman olarak geçti ve finish_date günün tarihinde veya daha sonraki bir tarihte ise</w:t>
       </w:r>
       <w:r>
         <w:rPr>
@@ -4214,53 +2545,12 @@
         </w:rPr>
         <w:t xml:space="preserve"> “durum” sahası “bitti” olarak değiştirilecek. </w:t>
       </w:r>
-      <w:proofErr w:type="spellStart"/>
-      <w:r>
-        <w:rPr>
-          <w:sz w:val="24"/>
-          <w:szCs w:val="24"/>
-        </w:rPr>
-        <w:t>RPi</w:t>
-      </w:r>
-      <w:proofErr w:type="spellEnd"/>
-      <w:r>
-        <w:rPr>
-          <w:sz w:val="24"/>
-          <w:szCs w:val="24"/>
-        </w:rPr>
-        <w:t xml:space="preserve"> sürekli açık kalacağı için, </w:t>
-      </w:r>
-      <w:proofErr w:type="spellStart"/>
-      <w:r>
-        <w:rPr>
-          <w:sz w:val="24"/>
-          <w:szCs w:val="24"/>
-        </w:rPr>
-        <w:t>Python</w:t>
-      </w:r>
-      <w:proofErr w:type="spellEnd"/>
-      <w:r>
-        <w:rPr>
-          <w:sz w:val="24"/>
-          <w:szCs w:val="24"/>
-        </w:rPr>
-        <w:t xml:space="preserve"> içinde arka planda çalışan bir </w:t>
-      </w:r>
-      <w:proofErr w:type="spellStart"/>
-      <w:r>
-        <w:rPr>
-          <w:sz w:val="24"/>
-          <w:szCs w:val="24"/>
-        </w:rPr>
-        <w:t>APScheduler</w:t>
-      </w:r>
-      <w:proofErr w:type="spellEnd"/>
-      <w:r>
-        <w:rPr>
-          <w:sz w:val="24"/>
-          <w:szCs w:val="24"/>
-        </w:rPr>
-        <w:t xml:space="preserve"> (zamanlanmış görev) ekleyerek her </w:t>
+      <w:r>
+        <w:rPr>
+          <w:sz w:val="24"/>
+          <w:szCs w:val="24"/>
+        </w:rPr>
+        <w:t xml:space="preserve">RPi sürekli açık kalacağı için, Python içinde arka planda çalışan bir APScheduler (zamanlanmış görev) ekleyerek her </w:t>
       </w:r>
       <w:r>
         <w:rPr>
@@ -4288,23 +2578,7 @@
           <w:sz w:val="24"/>
           <w:szCs w:val="24"/>
         </w:rPr>
-        <w:t>“</w:t>
-      </w:r>
-      <w:proofErr w:type="spellStart"/>
-      <w:r>
-        <w:rPr>
-          <w:sz w:val="24"/>
-          <w:szCs w:val="24"/>
-        </w:rPr>
-        <w:t>user</w:t>
-      </w:r>
-      <w:proofErr w:type="spellEnd"/>
-      <w:r>
-        <w:rPr>
-          <w:sz w:val="24"/>
-          <w:szCs w:val="24"/>
-        </w:rPr>
-        <w:t>”</w:t>
+        <w:t>“user”</w:t>
       </w:r>
       <w:r>
         <w:rPr>
@@ -4318,46 +2592,14 @@
           <w:sz w:val="24"/>
           <w:szCs w:val="24"/>
         </w:rPr>
-        <w:t xml:space="preserve"> ve “start_ </w:t>
-      </w:r>
-      <w:proofErr w:type="spellStart"/>
-      <w:r>
-        <w:rPr>
-          <w:sz w:val="24"/>
-          <w:szCs w:val="24"/>
-        </w:rPr>
-        <w:t>clock</w:t>
-      </w:r>
-      <w:proofErr w:type="spellEnd"/>
-      <w:r>
-        <w:rPr>
-          <w:sz w:val="24"/>
-          <w:szCs w:val="24"/>
-        </w:rPr>
-        <w:t xml:space="preserve">” sahasındaki saat geçmemiş ise belirli saat </w:t>
-      </w:r>
-      <w:r>
-        <w:rPr>
-          <w:sz w:val="24"/>
-          <w:szCs w:val="24"/>
-        </w:rPr>
-        <w:t xml:space="preserve"> kullanıcıya otopark kapısı giriş veya çıkış için açılacaktır. Kullanıcıya ait “aktif” bir kayıt yoksa kullanıcının girişi için kapı açılmayacak ama çıkışı için kapı açılacaktır. Bu durum yöneticiye e-posta ile bildirilecek ve “</w:t>
-      </w:r>
-      <w:proofErr w:type="spellStart"/>
-      <w:r>
-        <w:rPr>
-          <w:sz w:val="24"/>
-          <w:szCs w:val="24"/>
-        </w:rPr>
-        <w:t>false_out</w:t>
-      </w:r>
-      <w:proofErr w:type="spellEnd"/>
-      <w:r>
-        <w:rPr>
-          <w:sz w:val="24"/>
-          <w:szCs w:val="24"/>
-        </w:rPr>
-        <w:t xml:space="preserve">” </w:t>
+        <w:t xml:space="preserve"> ve “start_ clock” sahasındaki saat geçmemiş ise belirli saat </w:t>
+      </w:r>
+      <w:r>
+        <w:rPr>
+          <w:sz w:val="24"/>
+          <w:szCs w:val="24"/>
+        </w:rPr>
+        <w:t xml:space="preserve"> kullanıcıya otopark kapısı giriş veya çıkış için açılacaktır. Kullanıcıya ait “aktif” bir kayıt yoksa kullanıcının girişi için kapı açılmayacak ama çıkışı için kapı açılacaktır. Bu durum yöneticiye e-posta ile bildirilecek ve “false_out” </w:t>
       </w:r>
       <w:r>
         <w:rPr>
@@ -4388,7 +2630,6 @@
         </w:rPr>
         <w:t>“</w:t>
       </w:r>
-      <w:proofErr w:type="spellStart"/>
       <w:r>
         <w:rPr>
           <w:sz w:val="24"/>
@@ -4396,7 +2637,6 @@
         </w:rPr>
         <w:t>user</w:t>
       </w:r>
-      <w:proofErr w:type="spellEnd"/>
       <w:r>
         <w:rPr>
           <w:sz w:val="24"/>
@@ -4404,7 +2644,6 @@
         </w:rPr>
         <w:t>” tablosu ile “</w:t>
       </w:r>
-      <w:proofErr w:type="spellStart"/>
       <w:r>
         <w:rPr>
           <w:sz w:val="24"/>
@@ -4412,7 +2651,6 @@
         </w:rPr>
         <w:t>rights</w:t>
       </w:r>
-      <w:proofErr w:type="spellEnd"/>
       <w:r>
         <w:rPr>
           <w:sz w:val="24"/>
@@ -4425,49 +2663,50 @@
           <w:sz w:val="24"/>
           <w:szCs w:val="24"/>
         </w:rPr>
-        <w:t>,  “</w:t>
-      </w:r>
-      <w:proofErr w:type="spellStart"/>
-      <w:r>
-        <w:rPr>
-          <w:sz w:val="24"/>
-          <w:szCs w:val="24"/>
-        </w:rPr>
-        <w:t>accounts</w:t>
-      </w:r>
-      <w:proofErr w:type="spellEnd"/>
-      <w:r>
-        <w:rPr>
-          <w:sz w:val="24"/>
-          <w:szCs w:val="24"/>
-        </w:rPr>
-        <w:t>”, “</w:t>
-      </w:r>
-      <w:proofErr w:type="spellStart"/>
-      <w:r>
-        <w:rPr>
-          <w:sz w:val="24"/>
-          <w:szCs w:val="24"/>
-        </w:rPr>
-        <w:t>orders</w:t>
-      </w:r>
-      <w:proofErr w:type="spellEnd"/>
-      <w:r>
-        <w:rPr>
-          <w:sz w:val="24"/>
-          <w:szCs w:val="24"/>
-        </w:rPr>
-        <w:t>”, ”</w:t>
-      </w:r>
-      <w:proofErr w:type="spellStart"/>
-      <w:r>
-        <w:rPr>
-          <w:sz w:val="24"/>
-          <w:szCs w:val="24"/>
-        </w:rPr>
-        <w:t>plates</w:t>
-      </w:r>
-      <w:proofErr w:type="spellEnd"/>
+        <w:t xml:space="preserve">,  “accounts”, “orders”, ”plates” </w:t>
+      </w:r>
+      <w:r>
+        <w:rPr>
+          <w:sz w:val="24"/>
+          <w:szCs w:val="24"/>
+        </w:rPr>
+        <w:t xml:space="preserve"> tablo</w:t>
+      </w:r>
+      <w:r>
+        <w:rPr>
+          <w:sz w:val="24"/>
+          <w:szCs w:val="24"/>
+        </w:rPr>
+        <w:t>ları</w:t>
+      </w:r>
+      <w:r>
+        <w:rPr>
+          <w:sz w:val="24"/>
+          <w:szCs w:val="24"/>
+        </w:rPr>
+        <w:t xml:space="preserve"> “</w:t>
+      </w:r>
+      <w:r>
+        <w:rPr>
+          <w:sz w:val="24"/>
+          <w:szCs w:val="24"/>
+        </w:rPr>
+        <w:t>telefon”</w:t>
+      </w:r>
+      <w:r>
+        <w:rPr>
+          <w:sz w:val="24"/>
+          <w:szCs w:val="24"/>
+        </w:rPr>
+        <w:t xml:space="preserve"> sahası ile birbirlerine bağlı olmalı, “</w:t>
+      </w:r>
+      <w:r>
+        <w:rPr>
+          <w:sz w:val="24"/>
+          <w:szCs w:val="24"/>
+        </w:rPr>
+        <w:t>user</w:t>
+      </w:r>
       <w:r>
         <w:rPr>
           <w:sz w:val="24"/>
@@ -4480,58 +2719,6 @@
           <w:sz w:val="24"/>
           <w:szCs w:val="24"/>
         </w:rPr>
-        <w:t xml:space="preserve"> tablo</w:t>
-      </w:r>
-      <w:r>
-        <w:rPr>
-          <w:sz w:val="24"/>
-          <w:szCs w:val="24"/>
-        </w:rPr>
-        <w:t>ları</w:t>
-      </w:r>
-      <w:r>
-        <w:rPr>
-          <w:sz w:val="24"/>
-          <w:szCs w:val="24"/>
-        </w:rPr>
-        <w:t xml:space="preserve"> “</w:t>
-      </w:r>
-      <w:r>
-        <w:rPr>
-          <w:sz w:val="24"/>
-          <w:szCs w:val="24"/>
-        </w:rPr>
-        <w:t>telefon”</w:t>
-      </w:r>
-      <w:r>
-        <w:rPr>
-          <w:sz w:val="24"/>
-          <w:szCs w:val="24"/>
-        </w:rPr>
-        <w:t xml:space="preserve"> sahası ile birbirlerine bağlı olmalı, “</w:t>
-      </w:r>
-      <w:proofErr w:type="spellStart"/>
-      <w:r>
-        <w:rPr>
-          <w:sz w:val="24"/>
-          <w:szCs w:val="24"/>
-        </w:rPr>
-        <w:t>user</w:t>
-      </w:r>
-      <w:proofErr w:type="spellEnd"/>
-      <w:r>
-        <w:rPr>
-          <w:sz w:val="24"/>
-          <w:szCs w:val="24"/>
-        </w:rPr>
-        <w:t xml:space="preserve">” </w:t>
-      </w:r>
-      <w:proofErr w:type="spellStart"/>
-      <w:r>
-        <w:rPr>
-          <w:sz w:val="24"/>
-          <w:szCs w:val="24"/>
-        </w:rPr>
         <w:t>dak</w:t>
       </w:r>
       <w:r>
@@ -4539,17 +2726,8 @@
           <w:sz w:val="24"/>
           <w:szCs w:val="24"/>
         </w:rPr>
-        <w:t>i</w:t>
-      </w:r>
-      <w:proofErr w:type="spellEnd"/>
-      <w:r>
-        <w:rPr>
-          <w:sz w:val="24"/>
-          <w:szCs w:val="24"/>
-        </w:rPr>
-        <w:t xml:space="preserve"> bir kayda ait birden fazla “</w:t>
-      </w:r>
-      <w:proofErr w:type="spellStart"/>
+        <w:t>i bir kayda ait birden fazla “</w:t>
+      </w:r>
       <w:r>
         <w:rPr>
           <w:sz w:val="24"/>
@@ -4557,7 +2735,6 @@
         </w:rPr>
         <w:t>rights</w:t>
       </w:r>
-      <w:proofErr w:type="spellEnd"/>
       <w:r>
         <w:rPr>
           <w:sz w:val="24"/>
@@ -4570,33 +2747,8 @@
           <w:sz w:val="24"/>
           <w:szCs w:val="24"/>
         </w:rPr>
-        <w:t>, “</w:t>
-      </w:r>
-      <w:proofErr w:type="spellStart"/>
-      <w:r>
-        <w:rPr>
-          <w:sz w:val="24"/>
-          <w:szCs w:val="24"/>
-        </w:rPr>
-        <w:t>orders</w:t>
-      </w:r>
-      <w:proofErr w:type="spellEnd"/>
-      <w:r>
-        <w:rPr>
-          <w:sz w:val="24"/>
-          <w:szCs w:val="24"/>
-        </w:rPr>
-        <w:t xml:space="preserve">” </w:t>
-      </w:r>
-      <w:proofErr w:type="spellStart"/>
-      <w:r>
-        <w:rPr>
-          <w:sz w:val="24"/>
-          <w:szCs w:val="24"/>
-        </w:rPr>
-        <w:t>vb</w:t>
-      </w:r>
-      <w:proofErr w:type="spellEnd"/>
+        <w:t>, “orders” vb</w:t>
+      </w:r>
       <w:r>
         <w:rPr>
           <w:sz w:val="24"/>
@@ -4618,133 +2770,12 @@
           <w:szCs w:val="24"/>
         </w:rPr>
       </w:pPr>
-      <w:proofErr w:type="spellStart"/>
-      <w:r>
-        <w:rPr>
-          <w:sz w:val="24"/>
-          <w:szCs w:val="24"/>
-        </w:rPr>
-        <w:t>SQLite</w:t>
-      </w:r>
-      <w:proofErr w:type="spellEnd"/>
-      <w:r>
-        <w:rPr>
-          <w:sz w:val="24"/>
-          <w:szCs w:val="24"/>
-        </w:rPr>
-        <w:t xml:space="preserve"> "</w:t>
-      </w:r>
-      <w:proofErr w:type="spellStart"/>
-      <w:r>
-        <w:rPr>
-          <w:sz w:val="24"/>
-          <w:szCs w:val="24"/>
-        </w:rPr>
-        <w:t>Concurrency</w:t>
-      </w:r>
-      <w:proofErr w:type="spellEnd"/>
-      <w:r>
-        <w:rPr>
-          <w:sz w:val="24"/>
-          <w:szCs w:val="24"/>
-        </w:rPr>
-        <w:t xml:space="preserve">" (Eşzamanlılık): </w:t>
-      </w:r>
-      <w:proofErr w:type="spellStart"/>
-      <w:r>
-        <w:rPr>
-          <w:sz w:val="24"/>
-          <w:szCs w:val="24"/>
-        </w:rPr>
-        <w:t>SQLite</w:t>
-      </w:r>
-      <w:proofErr w:type="spellEnd"/>
-      <w:r>
-        <w:rPr>
-          <w:sz w:val="24"/>
-          <w:szCs w:val="24"/>
-        </w:rPr>
-        <w:t xml:space="preserve"> aynı anda yazma işlemlerinde kilitlenebilir. </w:t>
-      </w:r>
-      <w:proofErr w:type="spellStart"/>
-      <w:r>
-        <w:rPr>
-          <w:sz w:val="24"/>
-          <w:szCs w:val="24"/>
-        </w:rPr>
-        <w:t>Threading</w:t>
-      </w:r>
-      <w:proofErr w:type="spellEnd"/>
-      <w:r>
-        <w:rPr>
-          <w:sz w:val="24"/>
-          <w:szCs w:val="24"/>
-        </w:rPr>
-        <w:t xml:space="preserve"> kullanacağımız için </w:t>
-      </w:r>
-      <w:proofErr w:type="spellStart"/>
-      <w:r>
-        <w:rPr>
-          <w:sz w:val="24"/>
-          <w:szCs w:val="24"/>
-        </w:rPr>
-        <w:t>veritabanı</w:t>
-      </w:r>
-      <w:proofErr w:type="spellEnd"/>
-      <w:r>
-        <w:rPr>
-          <w:sz w:val="24"/>
-          <w:szCs w:val="24"/>
-        </w:rPr>
-        <w:t xml:space="preserve"> bağlantılarını </w:t>
-      </w:r>
-      <w:proofErr w:type="spellStart"/>
-      <w:r>
-        <w:rPr>
-          <w:sz w:val="24"/>
-          <w:szCs w:val="24"/>
-        </w:rPr>
-        <w:t>check_same_thread</w:t>
-      </w:r>
-      <w:proofErr w:type="spellEnd"/>
-      <w:r>
-        <w:rPr>
-          <w:sz w:val="24"/>
-          <w:szCs w:val="24"/>
-        </w:rPr>
-        <w:t>=</w:t>
-      </w:r>
-      <w:proofErr w:type="spellStart"/>
-      <w:r>
-        <w:rPr>
-          <w:sz w:val="24"/>
-          <w:szCs w:val="24"/>
-        </w:rPr>
-        <w:t>False</w:t>
-      </w:r>
-      <w:proofErr w:type="spellEnd"/>
-      <w:r>
-        <w:rPr>
-          <w:sz w:val="24"/>
-          <w:szCs w:val="24"/>
-        </w:rPr>
-        <w:t xml:space="preserve"> </w:t>
-      </w:r>
-      <w:proofErr w:type="spellStart"/>
-      <w:r>
-        <w:rPr>
-          <w:sz w:val="24"/>
-          <w:szCs w:val="24"/>
-        </w:rPr>
-        <w:t>modunda</w:t>
-      </w:r>
-      <w:proofErr w:type="spellEnd"/>
-      <w:r>
-        <w:rPr>
-          <w:sz w:val="24"/>
-          <w:szCs w:val="24"/>
-        </w:rPr>
-        <w:t xml:space="preserve"> açmalı ve işlemleri kısa tutmalıyız.</w:t>
+      <w:r>
+        <w:rPr>
+          <w:sz w:val="24"/>
+          <w:szCs w:val="24"/>
+        </w:rPr>
+        <w:t>SQLite "Concurrency" (Eşzamanlılık): SQLite aynı anda yazma işlemlerinde kilitlenebilir. Threading kullanacağımız için veritabanı bağlantılarını check_same_thread=False modunda açmalı ve işlemleri kısa tutmalıyız.</w:t>
       </w:r>
       <w:r>
         <w:rPr>
@@ -4781,21 +2812,12 @@
           <w:szCs w:val="24"/>
         </w:rPr>
       </w:pPr>
-      <w:proofErr w:type="spellStart"/>
-      <w:r>
-        <w:rPr>
-          <w:sz w:val="24"/>
-          <w:szCs w:val="24"/>
-        </w:rPr>
-        <w:t>Raspberry</w:t>
-      </w:r>
-      <w:proofErr w:type="spellEnd"/>
-      <w:r>
-        <w:rPr>
-          <w:sz w:val="24"/>
-          <w:szCs w:val="24"/>
-        </w:rPr>
-        <w:t xml:space="preserve"> Pi Kamera</w:t>
+      <w:r>
+        <w:rPr>
+          <w:sz w:val="24"/>
+          <w:szCs w:val="24"/>
+        </w:rPr>
+        <w:t>Raspberry Pi Kamera</w:t>
       </w:r>
     </w:p>
     <w:p>
@@ -4816,23 +2838,7 @@
           <w:sz w:val="24"/>
           <w:szCs w:val="24"/>
         </w:rPr>
-        <w:t xml:space="preserve">Kamera ile </w:t>
-      </w:r>
-      <w:proofErr w:type="spellStart"/>
-      <w:r>
-        <w:rPr>
-          <w:sz w:val="24"/>
-          <w:szCs w:val="24"/>
-        </w:rPr>
-        <w:t>RPi</w:t>
-      </w:r>
-      <w:proofErr w:type="spellEnd"/>
-      <w:r>
-        <w:rPr>
-          <w:sz w:val="24"/>
-          <w:szCs w:val="24"/>
-        </w:rPr>
-        <w:t xml:space="preserve"> senkronize çalışabilmeli</w:t>
+        <w:t>Kamera ile RPi senkronize çalışabilmeli</w:t>
       </w:r>
     </w:p>
     <w:p>
@@ -5028,23 +3034,7 @@
           <w:sz w:val="24"/>
           <w:szCs w:val="24"/>
         </w:rPr>
-        <w:t xml:space="preserve">Otopark giriş kapısını açmak üzere </w:t>
-      </w:r>
-      <w:proofErr w:type="spellStart"/>
-      <w:r>
-        <w:rPr>
-          <w:sz w:val="24"/>
-          <w:szCs w:val="24"/>
-        </w:rPr>
-        <w:t>RPi</w:t>
-      </w:r>
-      <w:proofErr w:type="spellEnd"/>
-      <w:r>
-        <w:rPr>
-          <w:sz w:val="24"/>
-          <w:szCs w:val="24"/>
-        </w:rPr>
-        <w:t xml:space="preserve"> üzerinden kontrol edilecek</w:t>
+        <w:t>Otopark giriş kapısını açmak üzere RPi üzerinden kontrol edilecek</w:t>
       </w:r>
     </w:p>
     <w:p>
@@ -5065,39 +3055,7 @@
           <w:sz w:val="24"/>
           <w:szCs w:val="24"/>
         </w:rPr>
-        <w:t xml:space="preserve">Kullanıcı </w:t>
-      </w:r>
-      <w:proofErr w:type="spellStart"/>
-      <w:r>
-        <w:rPr>
-          <w:sz w:val="24"/>
-          <w:szCs w:val="24"/>
-        </w:rPr>
-        <w:t>wifi</w:t>
-      </w:r>
-      <w:proofErr w:type="spellEnd"/>
-      <w:r>
-        <w:rPr>
-          <w:sz w:val="24"/>
-          <w:szCs w:val="24"/>
-        </w:rPr>
-        <w:t xml:space="preserve"> ağına bağlandığında ve web sayfasında “aç” butonuna bastığında kapı açılışı için </w:t>
-      </w:r>
-      <w:proofErr w:type="spellStart"/>
-      <w:r>
-        <w:rPr>
-          <w:sz w:val="24"/>
-          <w:szCs w:val="24"/>
-        </w:rPr>
-        <w:t>RPi</w:t>
-      </w:r>
-      <w:proofErr w:type="spellEnd"/>
-      <w:r>
-        <w:rPr>
-          <w:sz w:val="24"/>
-          <w:szCs w:val="24"/>
-        </w:rPr>
-        <w:t xml:space="preserve"> in ilgili çıkışındaki röle kapatılarak motor çalıştırılacak.</w:t>
+        <w:t>Kullanıcı wifi ağına bağlandığında ve web sayfasında “aç” butonuna bastığında kapı açılışı için RPi in ilgili çıkışındaki röle kapatılarak motor çalıştırılacak.</w:t>
       </w:r>
     </w:p>
     <w:p>
@@ -5149,55 +3107,7 @@
           <w:sz w:val="24"/>
           <w:szCs w:val="24"/>
         </w:rPr>
-        <w:t xml:space="preserve">Kamera ve </w:t>
-      </w:r>
-      <w:proofErr w:type="spellStart"/>
-      <w:r>
-        <w:rPr>
-          <w:sz w:val="24"/>
-          <w:szCs w:val="24"/>
-        </w:rPr>
-        <w:t>OpenCV</w:t>
-      </w:r>
-      <w:proofErr w:type="spellEnd"/>
-      <w:r>
-        <w:rPr>
-          <w:sz w:val="24"/>
-          <w:szCs w:val="24"/>
-        </w:rPr>
-        <w:t xml:space="preserve">: </w:t>
-      </w:r>
-      <w:proofErr w:type="spellStart"/>
-      <w:r>
-        <w:rPr>
-          <w:sz w:val="24"/>
-          <w:szCs w:val="24"/>
-        </w:rPr>
-        <w:t>Raspberry</w:t>
-      </w:r>
-      <w:proofErr w:type="spellEnd"/>
-      <w:r>
-        <w:rPr>
-          <w:sz w:val="24"/>
-          <w:szCs w:val="24"/>
-        </w:rPr>
-        <w:t xml:space="preserve"> Pi Kamera, </w:t>
-      </w:r>
-      <w:proofErr w:type="spellStart"/>
-      <w:r>
-        <w:rPr>
-          <w:sz w:val="24"/>
-          <w:szCs w:val="24"/>
-        </w:rPr>
-        <w:t>libcamera</w:t>
-      </w:r>
-      <w:proofErr w:type="spellEnd"/>
-      <w:r>
-        <w:rPr>
-          <w:sz w:val="24"/>
-          <w:szCs w:val="24"/>
-        </w:rPr>
-        <w:t xml:space="preserve"> tabanlı çalışır.</w:t>
+        <w:t>Kamera ve OpenCV: Raspberry Pi Kamera, libcamera tabanlı çalışır.</w:t>
       </w:r>
       <w:r>
         <w:rPr>
@@ -5211,23 +3121,7 @@
           <w:sz w:val="24"/>
           <w:szCs w:val="24"/>
         </w:rPr>
-        <w:t xml:space="preserve">Standart cv2.VideoCapture(0) yerine, kameranın kendi kütüphanesini (Picamera2) kullanarak görüntü alıp </w:t>
-      </w:r>
-      <w:proofErr w:type="spellStart"/>
-      <w:r>
-        <w:rPr>
-          <w:sz w:val="24"/>
-          <w:szCs w:val="24"/>
-        </w:rPr>
-        <w:t>OpenCV</w:t>
-      </w:r>
-      <w:proofErr w:type="spellEnd"/>
-      <w:r>
-        <w:rPr>
-          <w:sz w:val="24"/>
-          <w:szCs w:val="24"/>
-        </w:rPr>
-        <w:t xml:space="preserve"> formatına çevirmek, NPU (AI işlemcisi) avantajını kullanmanı sağlar.</w:t>
+        <w:t>Standart cv2.VideoCapture(0) yerine, kameranın kendi kütüphanesini (Picamera2) kullanarak görüntü alıp OpenCV formatına çevirmek, NPU (AI işlemcisi) avantajını kullanmanı sağlar.</w:t>
       </w:r>
       <w:r>
         <w:rPr>
@@ -5255,23 +3149,7 @@
           <w:sz w:val="24"/>
           <w:szCs w:val="24"/>
         </w:rPr>
-        <w:t xml:space="preserve"> ​Gözlem Kamerası (USB Cam) Yayını: Canlı yayın (</w:t>
-      </w:r>
-      <w:proofErr w:type="spellStart"/>
-      <w:r>
-        <w:rPr>
-          <w:sz w:val="24"/>
-          <w:szCs w:val="24"/>
-        </w:rPr>
-        <w:t>Streaming</w:t>
-      </w:r>
-      <w:proofErr w:type="spellEnd"/>
-      <w:r>
-        <w:rPr>
-          <w:sz w:val="24"/>
-          <w:szCs w:val="24"/>
-        </w:rPr>
-        <w:t xml:space="preserve">) işlemi işlemciyi </w:t>
+        <w:t xml:space="preserve"> ​Gözlem Kamerası (USB Cam) Yayını: Canlı yayın (Streaming) işlemi işlemciyi </w:t>
       </w:r>
       <w:r>
         <w:rPr>
@@ -5287,7 +3165,6 @@
         </w:rPr>
         <w:t xml:space="preserve">orar. </w:t>
       </w:r>
-      <w:proofErr w:type="spellStart"/>
       <w:r>
         <w:rPr>
           <w:sz w:val="24"/>
@@ -5295,29 +3172,12 @@
         </w:rPr>
         <w:t>django</w:t>
       </w:r>
-      <w:proofErr w:type="spellEnd"/>
-      <w:r>
-        <w:rPr>
-          <w:sz w:val="24"/>
-          <w:szCs w:val="24"/>
-        </w:rPr>
-        <w:t xml:space="preserve"> üzerinden </w:t>
-      </w:r>
-      <w:proofErr w:type="spellStart"/>
-      <w:r>
-        <w:rPr>
-          <w:sz w:val="24"/>
-          <w:szCs w:val="24"/>
-        </w:rPr>
-        <w:t>Multipart</w:t>
-      </w:r>
-      <w:proofErr w:type="spellEnd"/>
-      <w:r>
-        <w:rPr>
-          <w:sz w:val="24"/>
-          <w:szCs w:val="24"/>
-        </w:rPr>
-        <w:t xml:space="preserve"> JPEG (MJPEG) akışı yapmak </w:t>
+      <w:r>
+        <w:rPr>
+          <w:sz w:val="24"/>
+          <w:szCs w:val="24"/>
+        </w:rPr>
+        <w:t xml:space="preserve"> üzerinden Multipart JPEG (MJPEG) akışı yapmak </w:t>
       </w:r>
       <w:r>
         <w:rPr>
@@ -5394,55 +3254,7 @@
           <w:sz w:val="24"/>
           <w:szCs w:val="24"/>
         </w:rPr>
-        <w:t xml:space="preserve">​Network Manager: </w:t>
-      </w:r>
-      <w:proofErr w:type="spellStart"/>
-      <w:r>
-        <w:rPr>
-          <w:sz w:val="24"/>
-          <w:szCs w:val="24"/>
-        </w:rPr>
-        <w:t>RPi'yi</w:t>
-      </w:r>
-      <w:proofErr w:type="spellEnd"/>
-      <w:r>
-        <w:rPr>
-          <w:sz w:val="24"/>
-          <w:szCs w:val="24"/>
-        </w:rPr>
-        <w:t xml:space="preserve"> hem internete bağlı tutup hem de bir </w:t>
-      </w:r>
-      <w:proofErr w:type="spellStart"/>
-      <w:r>
-        <w:rPr>
-          <w:sz w:val="24"/>
-          <w:szCs w:val="24"/>
-        </w:rPr>
-        <w:t>hostapd</w:t>
-      </w:r>
-      <w:proofErr w:type="spellEnd"/>
-      <w:r>
-        <w:rPr>
-          <w:sz w:val="24"/>
-          <w:szCs w:val="24"/>
-        </w:rPr>
-        <w:t xml:space="preserve"> servisi ile Access Point (</w:t>
-      </w:r>
-      <w:proofErr w:type="spellStart"/>
-      <w:r>
-        <w:rPr>
-          <w:sz w:val="24"/>
-          <w:szCs w:val="24"/>
-        </w:rPr>
-        <w:t>WiFi</w:t>
-      </w:r>
-      <w:proofErr w:type="spellEnd"/>
-      <w:r>
-        <w:rPr>
-          <w:sz w:val="24"/>
-          <w:szCs w:val="24"/>
-        </w:rPr>
-        <w:t xml:space="preserve"> Noktası) olarak çalıştıracak katman.</w:t>
+        <w:t>​Network Manager: RPi'yi hem internete bağlı tutup hem de bir hostapd servisi ile Access Point (WiFi Noktası) olarak çalıştıracak katman.</w:t>
       </w:r>
     </w:p>
     <w:p>
@@ -5465,7 +3277,6 @@
         </w:rPr>
         <w:t>Web Server (</w:t>
       </w:r>
-      <w:proofErr w:type="spellStart"/>
       <w:r>
         <w:rPr>
           <w:sz w:val="24"/>
@@ -5473,45 +3284,12 @@
         </w:rPr>
         <w:t>django</w:t>
       </w:r>
-      <w:proofErr w:type="spellEnd"/>
-      <w:r>
-        <w:rPr>
-          <w:sz w:val="24"/>
-          <w:szCs w:val="24"/>
-        </w:rPr>
-        <w:t>): * / : Mobil uyumlu kullanıcı plaka/</w:t>
-      </w:r>
-      <w:proofErr w:type="spellStart"/>
-      <w:r>
-        <w:rPr>
-          <w:sz w:val="24"/>
-          <w:szCs w:val="24"/>
-        </w:rPr>
-        <w:t>odeme</w:t>
-      </w:r>
-      <w:proofErr w:type="spellEnd"/>
-      <w:r>
-        <w:rPr>
-          <w:sz w:val="24"/>
-          <w:szCs w:val="24"/>
-        </w:rPr>
-        <w:t xml:space="preserve"> formu ve canlı yayın.  /</w:t>
-      </w:r>
-      <w:proofErr w:type="spellStart"/>
-      <w:r>
-        <w:rPr>
-          <w:sz w:val="24"/>
-          <w:szCs w:val="24"/>
-        </w:rPr>
-        <w:t>admin</w:t>
-      </w:r>
-      <w:proofErr w:type="spellEnd"/>
-      <w:r>
-        <w:rPr>
-          <w:sz w:val="24"/>
-          <w:szCs w:val="24"/>
-        </w:rPr>
-        <w:t xml:space="preserve"> : Yönetici paneli, tablo yönetimi ve koşul güncelleme.</w:t>
+      <w:r>
+        <w:rPr>
+          <w:sz w:val="24"/>
+          <w:szCs w:val="24"/>
+        </w:rPr>
+        <w:t>): * / : Mobil uyumlu kullanıcı plaka/odeme formu ve canlı yayın.  /admin : Yönetici paneli, tablo yönetimi ve koşul güncelleme.</w:t>
       </w:r>
     </w:p>
     <w:p>
@@ -5527,37 +3305,12 @@
           <w:szCs w:val="24"/>
         </w:rPr>
       </w:pPr>
-      <w:proofErr w:type="spellStart"/>
-      <w:r>
-        <w:rPr>
-          <w:sz w:val="24"/>
-          <w:szCs w:val="24"/>
-        </w:rPr>
-        <w:t>Vision</w:t>
-      </w:r>
-      <w:proofErr w:type="spellEnd"/>
-      <w:r>
-        <w:rPr>
-          <w:sz w:val="24"/>
-          <w:szCs w:val="24"/>
-        </w:rPr>
-        <w:t xml:space="preserve"> Engine (Kamera + </w:t>
-      </w:r>
-      <w:proofErr w:type="spellStart"/>
-      <w:r>
-        <w:rPr>
-          <w:sz w:val="24"/>
-          <w:szCs w:val="24"/>
-        </w:rPr>
-        <w:t>OpenCV</w:t>
-      </w:r>
-      <w:proofErr w:type="spellEnd"/>
-      <w:r>
-        <w:rPr>
-          <w:sz w:val="24"/>
-          <w:szCs w:val="24"/>
-        </w:rPr>
-        <w:t>): * Kamera: Plaka tanıma ve yetki kontrolü.</w:t>
+      <w:r>
+        <w:rPr>
+          <w:sz w:val="24"/>
+          <w:szCs w:val="24"/>
+        </w:rPr>
+        <w:t>Vision Engine (Kamera + OpenCV): * Kamera: Plaka tanıma ve yetki kontrolü.</w:t>
       </w:r>
     </w:p>
     <w:p>
@@ -5585,23 +3338,7 @@
           <w:sz w:val="24"/>
           <w:szCs w:val="24"/>
         </w:rPr>
-        <w:t xml:space="preserve">​Action Controller: </w:t>
-      </w:r>
-      <w:proofErr w:type="spellStart"/>
-      <w:r>
-        <w:rPr>
-          <w:sz w:val="24"/>
-          <w:szCs w:val="24"/>
-        </w:rPr>
-        <w:t>Servo</w:t>
-      </w:r>
-      <w:proofErr w:type="spellEnd"/>
-      <w:r>
-        <w:rPr>
-          <w:sz w:val="24"/>
-          <w:szCs w:val="24"/>
-        </w:rPr>
-        <w:t xml:space="preserve"> motor kontrolü ve SMTP mail gönderim motoru.</w:t>
+        <w:t>​Action Controller: Servo motor kontrolü ve SMTP mail gönderim motoru.</w:t>
       </w:r>
     </w:p>
     <w:p>
@@ -5673,78 +3410,21 @@
           <w:szCs w:val="24"/>
         </w:rPr>
         <w:br/>
-        <w:t xml:space="preserve">- </w:t>
-      </w:r>
-      <w:proofErr w:type="spellStart"/>
-      <w:r>
-        <w:rPr>
-          <w:sz w:val="24"/>
-          <w:szCs w:val="24"/>
-        </w:rPr>
-        <w:t>Threading</w:t>
-      </w:r>
-      <w:proofErr w:type="spellEnd"/>
-      <w:r>
-        <w:rPr>
-          <w:sz w:val="24"/>
-          <w:szCs w:val="24"/>
-        </w:rPr>
-        <w:t xml:space="preserve">: </w:t>
-      </w:r>
-      <w:proofErr w:type="spellStart"/>
-      <w:r>
-        <w:rPr>
-          <w:sz w:val="24"/>
-          <w:szCs w:val="24"/>
-        </w:rPr>
-        <w:t>Ai</w:t>
-      </w:r>
-      <w:proofErr w:type="spellEnd"/>
-      <w:r>
-        <w:rPr>
-          <w:sz w:val="24"/>
-          <w:szCs w:val="24"/>
-        </w:rPr>
-        <w:t xml:space="preserve"> </w:t>
-      </w:r>
-      <w:r>
-        <w:rPr>
-          <w:sz w:val="24"/>
-          <w:szCs w:val="24"/>
-        </w:rPr>
-        <w:t xml:space="preserve">Kamera ve Web Server es </w:t>
-      </w:r>
-      <w:proofErr w:type="spellStart"/>
-      <w:r>
-        <w:rPr>
-          <w:sz w:val="24"/>
-          <w:szCs w:val="24"/>
-        </w:rPr>
-        <w:t>zamanli</w:t>
-      </w:r>
-      <w:proofErr w:type="spellEnd"/>
-      <w:r>
-        <w:rPr>
-          <w:sz w:val="24"/>
-          <w:szCs w:val="24"/>
-        </w:rPr>
-        <w:t xml:space="preserve"> </w:t>
-      </w:r>
-      <w:proofErr w:type="spellStart"/>
-      <w:r>
-        <w:rPr>
-          <w:sz w:val="24"/>
-          <w:szCs w:val="24"/>
-        </w:rPr>
-        <w:t>calismali</w:t>
-      </w:r>
-      <w:proofErr w:type="spellEnd"/>
-      <w:r>
-        <w:rPr>
-          <w:sz w:val="24"/>
-          <w:szCs w:val="24"/>
-        </w:rPr>
-        <w:t>.</w:t>
+        <w:t xml:space="preserve">- Threading: </w:t>
+      </w:r>
+      <w:r>
+        <w:rPr>
+          <w:sz w:val="24"/>
+          <w:szCs w:val="24"/>
+        </w:rPr>
+        <w:t xml:space="preserve">Ai </w:t>
+      </w:r>
+      <w:r>
+        <w:rPr>
+          <w:sz w:val="24"/>
+          <w:szCs w:val="24"/>
+        </w:rPr>
+        <w:t>Kamera ve Web Server es zamanli calismali.</w:t>
       </w:r>
       <w:r>
         <w:rPr>
@@ -5754,7 +3434,6 @@
         <w:br/>
         <w:t xml:space="preserve">- </w:t>
       </w:r>
-      <w:proofErr w:type="spellStart"/>
       <w:r>
         <w:rPr>
           <w:sz w:val="24"/>
@@ -5762,45 +3441,12 @@
         </w:rPr>
         <w:t>pushbullet</w:t>
       </w:r>
-      <w:proofErr w:type="spellEnd"/>
-      <w:r>
-        <w:rPr>
-          <w:sz w:val="24"/>
-          <w:szCs w:val="24"/>
-        </w:rPr>
-        <w:t xml:space="preserve">: </w:t>
-      </w:r>
-      <w:proofErr w:type="spellStart"/>
-      <w:r>
-        <w:rPr>
-          <w:sz w:val="24"/>
-          <w:szCs w:val="24"/>
-        </w:rPr>
-        <w:t>Araci</w:t>
-      </w:r>
-      <w:proofErr w:type="spellEnd"/>
-      <w:r>
-        <w:rPr>
-          <w:sz w:val="24"/>
-          <w:szCs w:val="24"/>
-        </w:rPr>
-        <w:t xml:space="preserve"> </w:t>
-      </w:r>
-      <w:proofErr w:type="spellStart"/>
-      <w:r>
-        <w:rPr>
-          <w:sz w:val="24"/>
-          <w:szCs w:val="24"/>
-        </w:rPr>
-        <w:t>kurumsuz</w:t>
-      </w:r>
-      <w:proofErr w:type="spellEnd"/>
-      <w:r>
-        <w:rPr>
-          <w:sz w:val="24"/>
-          <w:szCs w:val="24"/>
-        </w:rPr>
-        <w:t xml:space="preserve"> m</w:t>
+      <w:r>
+        <w:rPr>
+          <w:sz w:val="24"/>
+          <w:szCs w:val="24"/>
+        </w:rPr>
+        <w:t>: Araci kurumsuz m</w:t>
       </w:r>
       <w:r>
         <w:rPr>
@@ -5822,39 +3468,7 @@
           <w:szCs w:val="24"/>
         </w:rPr>
         <w:br/>
-        <w:t xml:space="preserve">- </w:t>
-      </w:r>
-      <w:proofErr w:type="spellStart"/>
-      <w:r>
-        <w:rPr>
-          <w:sz w:val="24"/>
-          <w:szCs w:val="24"/>
-        </w:rPr>
-        <w:t>OpenCV</w:t>
-      </w:r>
-      <w:proofErr w:type="spellEnd"/>
-      <w:r>
-        <w:rPr>
-          <w:sz w:val="24"/>
-          <w:szCs w:val="24"/>
-        </w:rPr>
-        <w:t xml:space="preserve">: Plaka </w:t>
-      </w:r>
-      <w:proofErr w:type="spellStart"/>
-      <w:r>
-        <w:rPr>
-          <w:sz w:val="24"/>
-          <w:szCs w:val="24"/>
-        </w:rPr>
-        <w:t>tanima</w:t>
-      </w:r>
-      <w:proofErr w:type="spellEnd"/>
-      <w:r>
-        <w:rPr>
-          <w:sz w:val="24"/>
-          <w:szCs w:val="24"/>
-        </w:rPr>
-        <w:t xml:space="preserve"> ve doluluk analizi.</w:t>
+        <w:t>- OpenCV: Plaka tanima ve doluluk analizi.</w:t>
       </w:r>
       <w:r>
         <w:rPr>
@@ -5869,15 +3483,7 @@
           <w:szCs w:val="24"/>
         </w:rPr>
         <w:lastRenderedPageBreak/>
-        <w:t xml:space="preserve">- </w:t>
-      </w:r>
-      <w:proofErr w:type="spellStart"/>
-      <w:r>
-        <w:rPr>
-          <w:sz w:val="24"/>
-          <w:szCs w:val="24"/>
-        </w:rPr>
-        <w:t>SQL</w:t>
+        <w:t>- SQL</w:t>
       </w:r>
       <w:r>
         <w:rPr>
@@ -5886,45 +3492,19 @@
         </w:rPr>
         <w:t>ite</w:t>
       </w:r>
-      <w:proofErr w:type="spellEnd"/>
-      <w:r>
-        <w:rPr>
-          <w:sz w:val="24"/>
-          <w:szCs w:val="24"/>
-        </w:rPr>
-        <w:t xml:space="preserve">: </w:t>
-      </w:r>
-      <w:proofErr w:type="spellStart"/>
-      <w:r>
-        <w:rPr>
-          <w:sz w:val="24"/>
-          <w:szCs w:val="24"/>
-        </w:rPr>
-        <w:t>Veritabaninda</w:t>
-      </w:r>
-      <w:proofErr w:type="spellEnd"/>
-      <w:r>
-        <w:rPr>
-          <w:sz w:val="24"/>
-          <w:szCs w:val="24"/>
-        </w:rPr>
-        <w:t xml:space="preserve"> </w:t>
-      </w:r>
-      <w:proofErr w:type="spellStart"/>
-      <w:r>
-        <w:rPr>
-          <w:sz w:val="24"/>
-          <w:szCs w:val="24"/>
-        </w:rPr>
-        <w:t>mac</w:t>
-      </w:r>
-      <w:proofErr w:type="spellEnd"/>
-      <w:r>
-        <w:rPr>
-          <w:sz w:val="24"/>
-          <w:szCs w:val="24"/>
-        </w:rPr>
-        <w:t xml:space="preserve"> adres, </w:t>
+      <w:r>
+        <w:rPr>
+          <w:sz w:val="24"/>
+          <w:szCs w:val="24"/>
+        </w:rPr>
+        <w:t xml:space="preserve">: Veritabaninda </w:t>
+      </w:r>
+      <w:r>
+        <w:rPr>
+          <w:sz w:val="24"/>
+          <w:szCs w:val="24"/>
+        </w:rPr>
+        <w:t xml:space="preserve">mac adres, </w:t>
       </w:r>
       <w:r>
         <w:rPr>
@@ -5939,25 +3519,8 @@
           <w:szCs w:val="24"/>
         </w:rPr>
         <w:br/>
-        <w:t xml:space="preserve">- </w:t>
-      </w:r>
-      <w:proofErr w:type="spellStart"/>
-      <w:r>
-        <w:rPr>
-          <w:sz w:val="24"/>
-          <w:szCs w:val="24"/>
-        </w:rPr>
-        <w:t>Baglanti</w:t>
-      </w:r>
-      <w:proofErr w:type="spellEnd"/>
-      <w:r>
-        <w:rPr>
-          <w:sz w:val="24"/>
-          <w:szCs w:val="24"/>
-        </w:rPr>
-        <w:t xml:space="preserve">: </w:t>
-      </w:r>
-      <w:proofErr w:type="spellStart"/>
+        <w:t xml:space="preserve">- Baglanti: </w:t>
+      </w:r>
       <w:r>
         <w:rPr>
           <w:sz w:val="24"/>
@@ -5965,7 +3528,6 @@
         </w:rPr>
         <w:t>django</w:t>
       </w:r>
-      <w:proofErr w:type="spellEnd"/>
       <w:r>
         <w:rPr>
           <w:sz w:val="24"/>
@@ -5973,7 +3535,6 @@
         </w:rPr>
         <w:t xml:space="preserve"> üzerinde mutlaka </w:t>
       </w:r>
-      <w:proofErr w:type="spellStart"/>
       <w:r>
         <w:rPr>
           <w:sz w:val="24"/>
@@ -5986,15 +3547,7 @@
           <w:sz w:val="24"/>
           <w:szCs w:val="24"/>
         </w:rPr>
-        <w:t>-Login</w:t>
-      </w:r>
-      <w:proofErr w:type="spellEnd"/>
-      <w:r>
-        <w:rPr>
-          <w:sz w:val="24"/>
-          <w:szCs w:val="24"/>
-        </w:rPr>
-        <w:t xml:space="preserve"> gibi bir kütüphane ile şifreleme ve "Brute Force" koruması yapmalıyız. Ayrıca standart 80 portu yerine (servis sağlayıcılar bazen engeller) 80</w:t>
+        <w:t>-Login gibi bir kütüphane ile şifreleme ve "Brute Force" koruması yapmalıyız. Ayrıca standart 80 portu yerine (servis sağlayıcılar bazen engeller) 80</w:t>
       </w:r>
       <w:r>
         <w:rPr>
@@ -6023,87 +3576,7 @@
           <w:szCs w:val="24"/>
         </w:rPr>
         <w:br/>
-        <w:t xml:space="preserve">NOT: Bu belge Gemini modeline geri </w:t>
-      </w:r>
-      <w:proofErr w:type="spellStart"/>
-      <w:r>
-        <w:rPr>
-          <w:sz w:val="24"/>
-          <w:szCs w:val="24"/>
-        </w:rPr>
-        <w:t>verildiginde</w:t>
-      </w:r>
-      <w:proofErr w:type="spellEnd"/>
-      <w:r>
-        <w:rPr>
-          <w:sz w:val="24"/>
-          <w:szCs w:val="24"/>
-        </w:rPr>
-        <w:t xml:space="preserve"> sistemin </w:t>
-      </w:r>
-      <w:proofErr w:type="spellStart"/>
-      <w:r>
-        <w:rPr>
-          <w:sz w:val="24"/>
-          <w:szCs w:val="24"/>
-        </w:rPr>
-        <w:t>tum</w:t>
-      </w:r>
-      <w:proofErr w:type="spellEnd"/>
-      <w:r>
-        <w:rPr>
-          <w:sz w:val="24"/>
-          <w:szCs w:val="24"/>
-        </w:rPr>
-        <w:t xml:space="preserve"> </w:t>
-      </w:r>
-      <w:proofErr w:type="spellStart"/>
-      <w:r>
-        <w:rPr>
-          <w:sz w:val="24"/>
-          <w:szCs w:val="24"/>
-        </w:rPr>
-        <w:t>Python</w:t>
-      </w:r>
-      <w:proofErr w:type="spellEnd"/>
-      <w:r>
-        <w:rPr>
-          <w:sz w:val="24"/>
-          <w:szCs w:val="24"/>
-        </w:rPr>
-        <w:t xml:space="preserve"> </w:t>
-      </w:r>
-      <w:proofErr w:type="spellStart"/>
-      <w:r>
-        <w:rPr>
-          <w:sz w:val="24"/>
-          <w:szCs w:val="24"/>
-        </w:rPr>
-        <w:t>kodlarini</w:t>
-      </w:r>
-      <w:proofErr w:type="spellEnd"/>
-      <w:r>
-        <w:rPr>
-          <w:sz w:val="24"/>
-          <w:szCs w:val="24"/>
-        </w:rPr>
-        <w:t xml:space="preserve"> eksiksiz </w:t>
-      </w:r>
-      <w:proofErr w:type="spellStart"/>
-      <w:r>
-        <w:rPr>
-          <w:sz w:val="24"/>
-          <w:szCs w:val="24"/>
-        </w:rPr>
-        <w:t>uretecektir</w:t>
-      </w:r>
-      <w:proofErr w:type="spellEnd"/>
-      <w:r>
-        <w:rPr>
-          <w:sz w:val="24"/>
-          <w:szCs w:val="24"/>
-        </w:rPr>
-        <w:t>.</w:t>
+        <w:t>NOT: Bu belge Gemini modeline geri verildiginde sistemin tum Python kodlarini eksiksiz uretecektir.</w:t>
       </w:r>
       <w:r>
         <w:rPr>
@@ -6149,25 +3622,8 @@
           <w:sz w:val="24"/>
           <w:szCs w:val="24"/>
         </w:rPr>
-        <w:t>​</w:t>
-      </w:r>
-      <w:proofErr w:type="spellStart"/>
-      <w:r>
-        <w:rPr>
-          <w:sz w:val="24"/>
-          <w:szCs w:val="24"/>
-        </w:rPr>
-        <w:t>Veritabanı</w:t>
-      </w:r>
-      <w:proofErr w:type="spellEnd"/>
-      <w:r>
-        <w:rPr>
-          <w:sz w:val="24"/>
-          <w:szCs w:val="24"/>
-        </w:rPr>
-        <w:t xml:space="preserve"> ve </w:t>
-      </w:r>
-      <w:proofErr w:type="spellStart"/>
+        <w:t xml:space="preserve">​Veritabanı ve </w:t>
+      </w:r>
       <w:r>
         <w:rPr>
           <w:sz w:val="24"/>
@@ -6175,7 +3631,6 @@
         </w:rPr>
         <w:t>django</w:t>
       </w:r>
-      <w:proofErr w:type="spellEnd"/>
       <w:r>
         <w:rPr>
           <w:sz w:val="24"/>
@@ -6200,7 +3655,6 @@
         </w:rPr>
         <w:t xml:space="preserve">​Önce sqlite3 şemasını oluşturacağız, ardından </w:t>
       </w:r>
-      <w:proofErr w:type="spellStart"/>
       <w:r>
         <w:rPr>
           <w:sz w:val="24"/>
@@ -6213,47 +3667,7 @@
           <w:sz w:val="24"/>
           <w:szCs w:val="24"/>
         </w:rPr>
-        <w:t>-Login</w:t>
-      </w:r>
-      <w:proofErr w:type="spellEnd"/>
-      <w:r>
-        <w:rPr>
-          <w:sz w:val="24"/>
-          <w:szCs w:val="24"/>
-        </w:rPr>
-        <w:t xml:space="preserve"> ve </w:t>
-      </w:r>
-      <w:proofErr w:type="spellStart"/>
-      <w:r>
-        <w:rPr>
-          <w:sz w:val="24"/>
-          <w:szCs w:val="24"/>
-        </w:rPr>
-        <w:t>Cookie</w:t>
-      </w:r>
-      <w:proofErr w:type="spellEnd"/>
-      <w:r>
-        <w:rPr>
-          <w:sz w:val="24"/>
-          <w:szCs w:val="24"/>
-        </w:rPr>
-        <w:t>/</w:t>
-      </w:r>
-      <w:proofErr w:type="spellStart"/>
-      <w:r>
-        <w:rPr>
-          <w:sz w:val="24"/>
-          <w:szCs w:val="24"/>
-        </w:rPr>
-        <w:t>Session</w:t>
-      </w:r>
-      <w:proofErr w:type="spellEnd"/>
-      <w:r>
-        <w:rPr>
-          <w:sz w:val="24"/>
-          <w:szCs w:val="24"/>
-        </w:rPr>
-        <w:t xml:space="preserve"> yapısını içeren mobil uyumlu temel Web Server iskeletini kuracağız.</w:t>
+        <w:t>-Login ve Cookie/Session yapısını içeren mobil uyumlu temel Web Server iskeletini kuracağız.</w:t>
       </w:r>
     </w:p>
     <w:p>
@@ -6274,23 +3688,7 @@
           <w:sz w:val="24"/>
           <w:szCs w:val="24"/>
         </w:rPr>
-        <w:t xml:space="preserve">Bu web </w:t>
-      </w:r>
-      <w:proofErr w:type="spellStart"/>
-      <w:r>
-        <w:rPr>
-          <w:sz w:val="24"/>
-          <w:szCs w:val="24"/>
-        </w:rPr>
-        <w:t>arayüzlerinin</w:t>
-      </w:r>
-      <w:proofErr w:type="spellEnd"/>
-      <w:r>
-        <w:rPr>
-          <w:sz w:val="24"/>
-          <w:szCs w:val="24"/>
-        </w:rPr>
-        <w:t xml:space="preserve"> (HTML/CSS) tasarlanması</w:t>
+        <w:t>Bu web arayüzlerinin (HTML/CSS) tasarlanması</w:t>
       </w:r>
     </w:p>
     <w:p>
@@ -6311,23 +3709,7 @@
           <w:sz w:val="24"/>
           <w:szCs w:val="24"/>
         </w:rPr>
-        <w:t>​</w:t>
-      </w:r>
-      <w:proofErr w:type="spellStart"/>
-      <w:r>
-        <w:rPr>
-          <w:sz w:val="24"/>
-          <w:szCs w:val="24"/>
-        </w:rPr>
-        <w:t>Vision</w:t>
-      </w:r>
-      <w:proofErr w:type="spellEnd"/>
-      <w:r>
-        <w:rPr>
-          <w:sz w:val="24"/>
-          <w:szCs w:val="24"/>
-        </w:rPr>
-        <w:t xml:space="preserve"> Engine (Kamera ve USB Cam)</w:t>
+        <w:t>​Vision Engine (Kamera ve USB Cam)</w:t>
       </w:r>
     </w:p>
     <w:p>
@@ -6375,23 +3757,7 @@
           <w:sz w:val="24"/>
           <w:szCs w:val="24"/>
         </w:rPr>
-        <w:t>​SMTP ve Otomasyon (</w:t>
-      </w:r>
-      <w:proofErr w:type="spellStart"/>
-      <w:r>
-        <w:rPr>
-          <w:sz w:val="24"/>
-          <w:szCs w:val="24"/>
-        </w:rPr>
-        <w:t>APScheduler</w:t>
-      </w:r>
-      <w:proofErr w:type="spellEnd"/>
-      <w:r>
-        <w:rPr>
-          <w:sz w:val="24"/>
-          <w:szCs w:val="24"/>
-        </w:rPr>
-        <w:t>)</w:t>
+        <w:t>​SMTP ve Otomasyon (APScheduler)</w:t>
       </w:r>
     </w:p>
     <w:p>
@@ -6410,7 +3776,6 @@
         </w:rPr>
         <w:t xml:space="preserve">​Yöneticiye mail atma ve </w:t>
       </w:r>
-      <w:proofErr w:type="spellStart"/>
       <w:r>
         <w:rPr>
           <w:sz w:val="24"/>
@@ -6418,29 +3783,12 @@
         </w:rPr>
         <w:t>saatbaşı</w:t>
       </w:r>
-      <w:proofErr w:type="spellEnd"/>
-      <w:r>
-        <w:rPr>
-          <w:sz w:val="24"/>
-          <w:szCs w:val="24"/>
-        </w:rPr>
-        <w:t xml:space="preserve"> </w:t>
-      </w:r>
-      <w:proofErr w:type="spellStart"/>
-      <w:r>
-        <w:rPr>
-          <w:sz w:val="24"/>
-          <w:szCs w:val="24"/>
-        </w:rPr>
-        <w:t>veritabanı</w:t>
-      </w:r>
-      <w:proofErr w:type="spellEnd"/>
-      <w:r>
-        <w:rPr>
-          <w:sz w:val="24"/>
-          <w:szCs w:val="24"/>
-        </w:rPr>
-        <w:t xml:space="preserve"> durumlarını (BİTTİ/AKTİF) güncelleme fonksiyonlarını ekleyeceğiz.</w:t>
+      <w:r>
+        <w:rPr>
+          <w:sz w:val="24"/>
+          <w:szCs w:val="24"/>
+        </w:rPr>
+        <w:t xml:space="preserve"> veritabanı durumlarını (BİTTİ/AKTİF) güncelleme fonksiyonlarını ekleyeceğiz.</w:t>
       </w:r>
     </w:p>
     <w:p>
@@ -6478,39 +3826,7 @@
           <w:sz w:val="24"/>
           <w:szCs w:val="24"/>
         </w:rPr>
-        <w:t xml:space="preserve">​Tüm modülleri </w:t>
-      </w:r>
-      <w:proofErr w:type="spellStart"/>
-      <w:r>
-        <w:rPr>
-          <w:sz w:val="24"/>
-          <w:szCs w:val="24"/>
-        </w:rPr>
-        <w:t>Threading</w:t>
-      </w:r>
-      <w:proofErr w:type="spellEnd"/>
-      <w:r>
-        <w:rPr>
-          <w:sz w:val="24"/>
-          <w:szCs w:val="24"/>
-        </w:rPr>
-        <w:t xml:space="preserve"> yapısı altında birleştirip </w:t>
-      </w:r>
-      <w:proofErr w:type="spellStart"/>
-      <w:r>
-        <w:rPr>
-          <w:sz w:val="24"/>
-          <w:szCs w:val="24"/>
-        </w:rPr>
-        <w:t>servo</w:t>
-      </w:r>
-      <w:proofErr w:type="spellEnd"/>
-      <w:r>
-        <w:rPr>
-          <w:sz w:val="24"/>
-          <w:szCs w:val="24"/>
-        </w:rPr>
-        <w:t xml:space="preserve"> motor tetikleme mantığını bağlayacağız.</w:t>
+        <w:t>​Tüm modülleri Threading yapısı altında birleştirip servo motor tetikleme mantığını bağlayacağız.</w:t>
       </w:r>
     </w:p>
     <w:sectPr>
